--- a/procédure/guide_utilisation_v2.docx
+++ b/procédure/guide_utilisation_v2.docx
@@ -137,12 +137,12 @@
                           <w:p>
                             <w:pPr>
                               <w:rPr>
-                                <w:rStyle w:val="lev"/>
+                                <w:rStyle w:val="Strong"/>
                               </w:rPr>
                             </w:pPr>
                             <w:r>
                               <w:rPr>
-                                <w:rStyle w:val="lev"/>
+                                <w:rStyle w:val="Strong"/>
                               </w:rPr>
                               <w:t>GUIDE D’UTILISATION</w:t>
                             </w:r>
@@ -150,14 +150,14 @@
                           <w:p/>
                           <w:p>
                             <w:pPr>
-                              <w:pStyle w:val="Titre"/>
+                              <w:pStyle w:val="Title"/>
                               <w:rPr>
-                                <w:rStyle w:val="Titredulivre"/>
+                                <w:rStyle w:val="BookTitle"/>
                               </w:rPr>
                             </w:pPr>
                             <w:r>
                               <w:rPr>
-                                <w:rStyle w:val="Titredulivre"/>
+                                <w:rStyle w:val="BookTitle"/>
                               </w:rPr>
                               <w:t>GUIDE D’UTILISATION</w:t>
                             </w:r>
@@ -275,7 +275,7 @@
                         <w:txbxContent>
                           <w:p>
                             <w:pPr>
-                              <w:pStyle w:val="Sous-titre"/>
+                              <w:pStyle w:val="Subtitle"/>
                             </w:pPr>
                             <w:r>
                               <w:t>16.02.2026</w:t>
@@ -291,7 +291,7 @@
                           <w:p/>
                           <w:p>
                             <w:pPr>
-                              <w:pStyle w:val="Sous-titre"/>
+                              <w:pStyle w:val="Subtitle"/>
                             </w:pPr>
                             <w:r>
                               <w:t>16.02.2026</w:t>
@@ -429,12 +429,12 @@
                           <w:p>
                             <w:pPr>
                               <w:rPr>
-                                <w:rStyle w:val="Accentuation"/>
+                                <w:rStyle w:val="Emphasis"/>
                               </w:rPr>
                             </w:pPr>
                             <w:r>
                               <w:rPr>
-                                <w:rStyle w:val="Accentuation"/>
+                                <w:rStyle w:val="Emphasis"/>
                               </w:rPr>
                               <w:t>Guide d’utilisation V.1</w:t>
                             </w:r>
@@ -443,12 +443,12 @@
                           <w:p>
                             <w:pPr>
                               <w:rPr>
-                                <w:rStyle w:val="Accentuation"/>
+                                <w:rStyle w:val="Emphasis"/>
                               </w:rPr>
                             </w:pPr>
                             <w:r>
                               <w:rPr>
-                                <w:rStyle w:val="Accentuation"/>
+                                <w:rStyle w:val="Emphasis"/>
                               </w:rPr>
                               <w:t>Guide d’utilisation V.1</w:t>
                             </w:r>
@@ -559,20 +559,20 @@
                           <w:p>
                             <w:pPr>
                               <w:rPr>
-                                <w:rStyle w:val="Accentuation"/>
+                                <w:rStyle w:val="Emphasis"/>
                               </w:rPr>
                             </w:pPr>
                             <w:hyperlink r:id="rId9" w:history="1">
                               <w:r>
                                 <w:rPr>
-                                  <w:rStyle w:val="Accentuation"/>
+                                  <w:rStyle w:val="Emphasis"/>
                                 </w:rPr>
                                 <w:t>www.iamisolutions.com/</w:t>
                               </w:r>
                             </w:hyperlink>
                             <w:r>
                               <w:rPr>
-                                <w:rStyle w:val="Accentuation"/>
+                                <w:rStyle w:val="Emphasis"/>
                               </w:rPr>
                               <w:t xml:space="preserve"> </w:t>
                             </w:r>
@@ -581,20 +581,20 @@
                           <w:p>
                             <w:pPr>
                               <w:rPr>
-                                <w:rStyle w:val="Accentuation"/>
+                                <w:rStyle w:val="Emphasis"/>
                               </w:rPr>
                             </w:pPr>
                             <w:hyperlink r:id="rId10" w:history="1">
                               <w:r>
                                 <w:rPr>
-                                  <w:rStyle w:val="Accentuation"/>
+                                  <w:rStyle w:val="Emphasis"/>
                                 </w:rPr>
                                 <w:t>www.iamisolutions.com/</w:t>
                               </w:r>
                             </w:hyperlink>
                             <w:r>
                               <w:rPr>
-                                <w:rStyle w:val="Accentuation"/>
+                                <w:rStyle w:val="Emphasis"/>
                               </w:rPr>
                               <w:t xml:space="preserve"> </w:t>
                             </w:r>
@@ -676,7 +676,7 @@
     <w:p/>
     <w:p>
       <w:pPr>
-        <w:pStyle w:val="Citation"/>
+        <w:pStyle w:val="Quote"/>
       </w:pPr>
       <w:r>
         <w:lastRenderedPageBreak/>
@@ -685,7 +685,7 @@
     </w:p>
     <w:p>
       <w:pPr>
-        <w:pStyle w:val="TM1"/>
+        <w:pStyle w:val="TOC1"/>
       </w:pPr>
       <w:r>
         <w:rPr>
@@ -742,12 +742,12 @@
     </w:p>
     <w:p>
       <w:pPr>
-        <w:pStyle w:val="TM1"/>
-      </w:pPr>
-    </w:p>
-    <w:p>
-      <w:pPr>
-        <w:pStyle w:val="TM1"/>
+        <w:pStyle w:val="TOC1"/>
+      </w:pPr>
+    </w:p>
+    <w:p>
+      <w:pPr>
+        <w:pStyle w:val="TOC1"/>
         <w:tabs>
           <w:tab w:val="left" w:pos="660"/>
           <w:tab w:val="right" w:leader="dot" w:pos="9062"/>
@@ -785,7 +785,7 @@
       <w:hyperlink w:anchor="_Toc222496434" w:history="1">
         <w:r>
           <w:rPr>
-            <w:rStyle w:val="Lienhypertexte"/>
+            <w:rStyle w:val="Hyperlink"/>
             <w:noProof/>
           </w:rPr>
           <w:t>1.</w:t>
@@ -803,7 +803,7 @@
         </w:r>
         <w:r>
           <w:rPr>
-            <w:rStyle w:val="Lienhypertexte"/>
+            <w:rStyle w:val="Hyperlink"/>
             <w:noProof/>
           </w:rPr>
           <w:t>Objectif du guide</w:t>
@@ -860,7 +860,7 @@
     </w:p>
     <w:p>
       <w:pPr>
-        <w:pStyle w:val="TM1"/>
+        <w:pStyle w:val="TOC1"/>
         <w:tabs>
           <w:tab w:val="left" w:pos="660"/>
           <w:tab w:val="right" w:leader="dot" w:pos="9062"/>
@@ -877,7 +877,7 @@
       <w:hyperlink w:anchor="_Toc222496435" w:history="1">
         <w:r>
           <w:rPr>
-            <w:rStyle w:val="Lienhypertexte"/>
+            <w:rStyle w:val="Hyperlink"/>
             <w:noProof/>
           </w:rPr>
           <w:t>2.</w:t>
@@ -895,7 +895,7 @@
         </w:r>
         <w:r>
           <w:rPr>
-            <w:rStyle w:val="Lienhypertexte"/>
+            <w:rStyle w:val="Hyperlink"/>
             <w:noProof/>
           </w:rPr>
           <w:t>Gestion des utilisateurs</w:t>
@@ -952,7 +952,7 @@
     </w:p>
     <w:p>
       <w:pPr>
-        <w:pStyle w:val="TM2"/>
+        <w:pStyle w:val="TOC2"/>
         <w:tabs>
           <w:tab w:val="left" w:pos="960"/>
           <w:tab w:val="right" w:leader="dot" w:pos="9062"/>
@@ -969,7 +969,7 @@
       <w:hyperlink w:anchor="_Toc222496436" w:history="1">
         <w:r>
           <w:rPr>
-            <w:rStyle w:val="Lienhypertexte"/>
+            <w:rStyle w:val="Hyperlink"/>
             <w:noProof/>
           </w:rPr>
           <w:t>2.1.</w:t>
@@ -987,7 +987,7 @@
         </w:r>
         <w:r>
           <w:rPr>
-            <w:rStyle w:val="Lienhypertexte"/>
+            <w:rStyle w:val="Hyperlink"/>
             <w:noProof/>
           </w:rPr>
           <w:t>ADMIN : Création d’un utilisateur</w:t>
@@ -1044,7 +1044,7 @@
     </w:p>
     <w:p>
       <w:pPr>
-        <w:pStyle w:val="TM2"/>
+        <w:pStyle w:val="TOC2"/>
         <w:tabs>
           <w:tab w:val="left" w:pos="960"/>
           <w:tab w:val="right" w:leader="dot" w:pos="9062"/>
@@ -1061,7 +1061,7 @@
       <w:hyperlink w:anchor="_Toc222496437" w:history="1">
         <w:r>
           <w:rPr>
-            <w:rStyle w:val="Lienhypertexte"/>
+            <w:rStyle w:val="Hyperlink"/>
             <w:noProof/>
           </w:rPr>
           <w:t>2.2.</w:t>
@@ -1079,7 +1079,7 @@
         </w:r>
         <w:r>
           <w:rPr>
-            <w:rStyle w:val="Lienhypertexte"/>
+            <w:rStyle w:val="Hyperlink"/>
             <w:noProof/>
           </w:rPr>
           <w:t>ADMIN : Désactivation d’un utilisateur</w:t>
@@ -1136,7 +1136,7 @@
     </w:p>
     <w:p>
       <w:pPr>
-        <w:pStyle w:val="TM2"/>
+        <w:pStyle w:val="TOC2"/>
         <w:tabs>
           <w:tab w:val="left" w:pos="960"/>
           <w:tab w:val="right" w:leader="dot" w:pos="9062"/>
@@ -1153,7 +1153,7 @@
       <w:hyperlink w:anchor="_Toc222496438" w:history="1">
         <w:r>
           <w:rPr>
-            <w:rStyle w:val="Lienhypertexte"/>
+            <w:rStyle w:val="Hyperlink"/>
             <w:noProof/>
           </w:rPr>
           <w:t>2.3.</w:t>
@@ -1171,7 +1171,7 @@
         </w:r>
         <w:r>
           <w:rPr>
-            <w:rStyle w:val="Lienhypertexte"/>
+            <w:rStyle w:val="Hyperlink"/>
             <w:noProof/>
           </w:rPr>
           <w:t>ADMIN : réinitialisation du mot de passe</w:t>
@@ -1228,7 +1228,7 @@
     </w:p>
     <w:p>
       <w:pPr>
-        <w:pStyle w:val="TM3"/>
+        <w:pStyle w:val="TOC3"/>
         <w:tabs>
           <w:tab w:val="left" w:pos="1440"/>
           <w:tab w:val="right" w:leader="dot" w:pos="9062"/>
@@ -1245,7 +1245,7 @@
       <w:hyperlink w:anchor="_Toc222496439" w:history="1">
         <w:r>
           <w:rPr>
-            <w:rStyle w:val="Lienhypertexte"/>
+            <w:rStyle w:val="Hyperlink"/>
             <w:noProof/>
           </w:rPr>
           <w:t>2.3.1.</w:t>
@@ -1263,7 +1263,7 @@
         </w:r>
         <w:r>
           <w:rPr>
-            <w:rStyle w:val="Lienhypertexte"/>
+            <w:rStyle w:val="Hyperlink"/>
             <w:noProof/>
           </w:rPr>
           <w:t>Utilisateur</w:t>
@@ -1320,7 +1320,7 @@
     </w:p>
     <w:p>
       <w:pPr>
-        <w:pStyle w:val="TM3"/>
+        <w:pStyle w:val="TOC3"/>
         <w:tabs>
           <w:tab w:val="left" w:pos="1440"/>
           <w:tab w:val="right" w:leader="dot" w:pos="9062"/>
@@ -1337,7 +1337,7 @@
       <w:hyperlink w:anchor="_Toc222496440" w:history="1">
         <w:r>
           <w:rPr>
-            <w:rStyle w:val="Lienhypertexte"/>
+            <w:rStyle w:val="Hyperlink"/>
             <w:noProof/>
           </w:rPr>
           <w:t>2.3.2.</w:t>
@@ -1355,7 +1355,7 @@
         </w:r>
         <w:r>
           <w:rPr>
-            <w:rStyle w:val="Lienhypertexte"/>
+            <w:rStyle w:val="Hyperlink"/>
             <w:noProof/>
           </w:rPr>
           <w:t>ADMIN</w:t>
@@ -1412,7 +1412,7 @@
     </w:p>
     <w:p>
       <w:pPr>
-        <w:pStyle w:val="TM2"/>
+        <w:pStyle w:val="TOC2"/>
         <w:tabs>
           <w:tab w:val="left" w:pos="960"/>
           <w:tab w:val="right" w:leader="dot" w:pos="9062"/>
@@ -1429,7 +1429,7 @@
       <w:hyperlink w:anchor="_Toc222496441" w:history="1">
         <w:r>
           <w:rPr>
-            <w:rStyle w:val="Lienhypertexte"/>
+            <w:rStyle w:val="Hyperlink"/>
             <w:noProof/>
           </w:rPr>
           <w:t>2.4.</w:t>
@@ -1447,7 +1447,7 @@
         </w:r>
         <w:r>
           <w:rPr>
-            <w:rStyle w:val="Lienhypertexte"/>
+            <w:rStyle w:val="Hyperlink"/>
             <w:noProof/>
           </w:rPr>
           <w:t>ADMIN : Suppression d’un utilisateur</w:t>
@@ -1504,7 +1504,7 @@
     </w:p>
     <w:p>
       <w:pPr>
-        <w:pStyle w:val="TM1"/>
+        <w:pStyle w:val="TOC1"/>
         <w:tabs>
           <w:tab w:val="left" w:pos="660"/>
           <w:tab w:val="right" w:leader="dot" w:pos="9062"/>
@@ -1521,7 +1521,7 @@
       <w:hyperlink w:anchor="_Toc222496442" w:history="1">
         <w:r>
           <w:rPr>
-            <w:rStyle w:val="Lienhypertexte"/>
+            <w:rStyle w:val="Hyperlink"/>
             <w:noProof/>
           </w:rPr>
           <w:t>3.</w:t>
@@ -1539,7 +1539,7 @@
         </w:r>
         <w:r>
           <w:rPr>
-            <w:rStyle w:val="Lienhypertexte"/>
+            <w:rStyle w:val="Hyperlink"/>
             <w:noProof/>
           </w:rPr>
           <w:t>Paramétrage</w:t>
@@ -1596,7 +1596,7 @@
     </w:p>
     <w:p>
       <w:pPr>
-        <w:pStyle w:val="TM2"/>
+        <w:pStyle w:val="TOC2"/>
         <w:tabs>
           <w:tab w:val="left" w:pos="960"/>
           <w:tab w:val="right" w:leader="dot" w:pos="9062"/>
@@ -1613,7 +1613,7 @@
       <w:hyperlink w:anchor="_Toc222496443" w:history="1">
         <w:r>
           <w:rPr>
-            <w:rStyle w:val="Lienhypertexte"/>
+            <w:rStyle w:val="Hyperlink"/>
             <w:noProof/>
           </w:rPr>
           <w:t>3.1.</w:t>
@@ -1631,7 +1631,7 @@
         </w:r>
         <w:r>
           <w:rPr>
-            <w:rStyle w:val="Lienhypertexte"/>
+            <w:rStyle w:val="Hyperlink"/>
             <w:noProof/>
           </w:rPr>
           <w:t>Statuts et valeurs categorielles a definir</w:t>
@@ -1688,7 +1688,7 @@
     </w:p>
     <w:p>
       <w:pPr>
-        <w:pStyle w:val="TM3"/>
+        <w:pStyle w:val="TOC3"/>
         <w:tabs>
           <w:tab w:val="left" w:pos="1440"/>
           <w:tab w:val="right" w:leader="dot" w:pos="9062"/>
@@ -1705,7 +1705,7 @@
       <w:hyperlink w:anchor="_Toc222496444" w:history="1">
         <w:r>
           <w:rPr>
-            <w:rStyle w:val="Lienhypertexte"/>
+            <w:rStyle w:val="Hyperlink"/>
             <w:noProof/>
           </w:rPr>
           <w:t>3.1.1.</w:t>
@@ -1723,7 +1723,7 @@
         </w:r>
         <w:r>
           <w:rPr>
-            <w:rStyle w:val="Lienhypertexte"/>
+            <w:rStyle w:val="Hyperlink"/>
             <w:noProof/>
           </w:rPr>
           <w:t>Fonctionnalité de migration de masse</w:t>
@@ -1780,7 +1780,7 @@
     </w:p>
     <w:p>
       <w:pPr>
-        <w:pStyle w:val="TM1"/>
+        <w:pStyle w:val="TOC1"/>
         <w:tabs>
           <w:tab w:val="left" w:pos="660"/>
           <w:tab w:val="right" w:leader="dot" w:pos="9062"/>
@@ -1797,7 +1797,7 @@
       <w:hyperlink w:anchor="_Toc222496445" w:history="1">
         <w:r>
           <w:rPr>
-            <w:rStyle w:val="Lienhypertexte"/>
+            <w:rStyle w:val="Hyperlink"/>
             <w:noProof/>
           </w:rPr>
           <w:t>4.</w:t>
@@ -1815,7 +1815,7 @@
         </w:r>
         <w:r>
           <w:rPr>
-            <w:rStyle w:val="Lienhypertexte"/>
+            <w:rStyle w:val="Hyperlink"/>
             <w:noProof/>
           </w:rPr>
           <w:t>Intégration</w:t>
@@ -1872,7 +1872,7 @@
     </w:p>
     <w:p>
       <w:pPr>
-        <w:pStyle w:val="TM1"/>
+        <w:pStyle w:val="TOC1"/>
         <w:tabs>
           <w:tab w:val="left" w:pos="660"/>
           <w:tab w:val="right" w:leader="dot" w:pos="9062"/>
@@ -1889,7 +1889,7 @@
       <w:hyperlink w:anchor="_Toc222496446" w:history="1">
         <w:r>
           <w:rPr>
-            <w:rStyle w:val="Lienhypertexte"/>
+            <w:rStyle w:val="Hyperlink"/>
             <w:noProof/>
           </w:rPr>
           <w:t>5.</w:t>
@@ -1907,7 +1907,7 @@
         </w:r>
         <w:r>
           <w:rPr>
-            <w:rStyle w:val="Lienhypertexte"/>
+            <w:rStyle w:val="Hyperlink"/>
             <w:noProof/>
           </w:rPr>
           <w:t>Processus</w:t>
@@ -1964,7 +1964,7 @@
     </w:p>
     <w:p>
       <w:pPr>
-        <w:pStyle w:val="TM2"/>
+        <w:pStyle w:val="TOC2"/>
         <w:tabs>
           <w:tab w:val="left" w:pos="960"/>
           <w:tab w:val="right" w:leader="dot" w:pos="9062"/>
@@ -1981,7 +1981,7 @@
       <w:hyperlink w:anchor="_Toc222496447" w:history="1">
         <w:r>
           <w:rPr>
-            <w:rStyle w:val="Lienhypertexte"/>
+            <w:rStyle w:val="Hyperlink"/>
             <w:noProof/>
           </w:rPr>
           <w:t>5.1.</w:t>
@@ -1999,7 +1999,7 @@
         </w:r>
         <w:r>
           <w:rPr>
-            <w:rStyle w:val="Lienhypertexte"/>
+            <w:rStyle w:val="Hyperlink"/>
             <w:noProof/>
           </w:rPr>
           <w:t>Recrutement</w:t>
@@ -2056,7 +2056,7 @@
     </w:p>
     <w:p>
       <w:pPr>
-        <w:pStyle w:val="TM3"/>
+        <w:pStyle w:val="TOC3"/>
         <w:tabs>
           <w:tab w:val="left" w:pos="1440"/>
           <w:tab w:val="right" w:leader="dot" w:pos="9062"/>
@@ -2073,7 +2073,7 @@
       <w:hyperlink w:anchor="_Toc222496448" w:history="1">
         <w:r>
           <w:rPr>
-            <w:rStyle w:val="Lienhypertexte"/>
+            <w:rStyle w:val="Hyperlink"/>
             <w:noProof/>
           </w:rPr>
           <w:t>5.1.1.</w:t>
@@ -2091,7 +2091,7 @@
         </w:r>
         <w:r>
           <w:rPr>
-            <w:rStyle w:val="Lienhypertexte"/>
+            <w:rStyle w:val="Hyperlink"/>
             <w:noProof/>
           </w:rPr>
           <w:t>Configuration</w:t>
@@ -2148,7 +2148,7 @@
     </w:p>
     <w:p>
       <w:pPr>
-        <w:pStyle w:val="TM3"/>
+        <w:pStyle w:val="TOC3"/>
         <w:tabs>
           <w:tab w:val="left" w:pos="1440"/>
           <w:tab w:val="right" w:leader="dot" w:pos="9062"/>
@@ -2165,7 +2165,7 @@
       <w:hyperlink w:anchor="_Toc222496449" w:history="1">
         <w:r>
           <w:rPr>
-            <w:rStyle w:val="Lienhypertexte"/>
+            <w:rStyle w:val="Hyperlink"/>
             <w:noProof/>
           </w:rPr>
           <w:t>5.1.2.</w:t>
@@ -2183,7 +2183,7 @@
         </w:r>
         <w:r>
           <w:rPr>
-            <w:rStyle w:val="Lienhypertexte"/>
+            <w:rStyle w:val="Hyperlink"/>
             <w:noProof/>
           </w:rPr>
           <w:t>Utilisation</w:t>
@@ -2240,7 +2240,7 @@
     </w:p>
     <w:p>
       <w:pPr>
-        <w:pStyle w:val="TM2"/>
+        <w:pStyle w:val="TOC2"/>
         <w:tabs>
           <w:tab w:val="left" w:pos="960"/>
           <w:tab w:val="right" w:leader="dot" w:pos="9062"/>
@@ -2257,7 +2257,7 @@
       <w:hyperlink w:anchor="_Toc222496450" w:history="1">
         <w:r>
           <w:rPr>
-            <w:rStyle w:val="Lienhypertexte"/>
+            <w:rStyle w:val="Hyperlink"/>
             <w:noProof/>
           </w:rPr>
           <w:t>5.2.</w:t>
@@ -2275,7 +2275,7 @@
         </w:r>
         <w:r>
           <w:rPr>
-            <w:rStyle w:val="Lienhypertexte"/>
+            <w:rStyle w:val="Hyperlink"/>
             <w:noProof/>
           </w:rPr>
           <w:t>Business</w:t>
@@ -2332,7 +2332,7 @@
     </w:p>
     <w:p>
       <w:pPr>
-        <w:pStyle w:val="TM2"/>
+        <w:pStyle w:val="TOC2"/>
         <w:tabs>
           <w:tab w:val="left" w:pos="960"/>
           <w:tab w:val="right" w:leader="dot" w:pos="9062"/>
@@ -2349,7 +2349,7 @@
       <w:hyperlink w:anchor="_Toc222496451" w:history="1">
         <w:r>
           <w:rPr>
-            <w:rStyle w:val="Lienhypertexte"/>
+            <w:rStyle w:val="Hyperlink"/>
             <w:noProof/>
           </w:rPr>
           <w:t>5.3.</w:t>
@@ -2367,7 +2367,7 @@
         </w:r>
         <w:r>
           <w:rPr>
-            <w:rStyle w:val="Lienhypertexte"/>
+            <w:rStyle w:val="Hyperlink"/>
             <w:noProof/>
           </w:rPr>
           <w:t>Financier</w:t>
@@ -2424,7 +2424,7 @@
     </w:p>
     <w:p>
       <w:pPr>
-        <w:pStyle w:val="TM2"/>
+        <w:pStyle w:val="TOC2"/>
         <w:tabs>
           <w:tab w:val="left" w:pos="960"/>
           <w:tab w:val="right" w:leader="dot" w:pos="9062"/>
@@ -2441,7 +2441,7 @@
       <w:hyperlink w:anchor="_Toc222496452" w:history="1">
         <w:r>
           <w:rPr>
-            <w:rStyle w:val="Lienhypertexte"/>
+            <w:rStyle w:val="Hyperlink"/>
             <w:noProof/>
           </w:rPr>
           <w:t>5.4.</w:t>
@@ -2459,7 +2459,7 @@
         </w:r>
         <w:r>
           <w:rPr>
-            <w:rStyle w:val="Lienhypertexte"/>
+            <w:rStyle w:val="Hyperlink"/>
             <w:noProof/>
           </w:rPr>
           <w:t>RH</w:t>
@@ -2516,7 +2516,7 @@
     </w:p>
     <w:p>
       <w:pPr>
-        <w:pStyle w:val="Titre1"/>
+        <w:pStyle w:val="Heading1"/>
         <w:numPr>
           <w:ilvl w:val="0"/>
           <w:numId w:val="0"/>
@@ -2540,7 +2540,7 @@
     </w:p>
     <w:p>
       <w:pPr>
-        <w:pStyle w:val="Titre1"/>
+        <w:pStyle w:val="Heading1"/>
       </w:pPr>
       <w:bookmarkStart w:id="0" w:name="_Toc222495399"/>
       <w:bookmarkStart w:id="1" w:name="_Toc222496434"/>
@@ -2630,7 +2630,7 @@
     <w:p/>
     <w:p>
       <w:pPr>
-        <w:pStyle w:val="Titre1"/>
+        <w:pStyle w:val="Heading1"/>
       </w:pPr>
       <w:bookmarkStart w:id="2" w:name="_Toc222495400"/>
       <w:bookmarkStart w:id="3" w:name="_Toc222496435"/>
@@ -2699,7 +2699,7 @@
     </w:p>
     <w:p>
       <w:pPr>
-        <w:pStyle w:val="Titre2"/>
+        <w:pStyle w:val="Heading2"/>
       </w:pPr>
       <w:bookmarkStart w:id="4" w:name="_Toc222495401"/>
       <w:bookmarkStart w:id="5" w:name="_Toc222496436"/>
@@ -2760,7 +2760,7 @@
     </w:p>
     <w:p>
       <w:pPr>
-        <w:pStyle w:val="Paragraphedeliste"/>
+        <w:pStyle w:val="ListParagraph"/>
         <w:numPr>
           <w:ilvl w:val="0"/>
           <w:numId w:val="14"/>
@@ -2777,28 +2777,28 @@
       </w:r>
       <w:r>
         <w:rPr>
-          <w:rStyle w:val="Accentuationlgre"/>
+          <w:rStyle w:val="SubtleEmphasis"/>
         </w:rPr>
         <w:t xml:space="preserve">Ne vous trompez pas sur l’adresse </w:t>
       </w:r>
       <w:proofErr w:type="gramStart"/>
       <w:r>
         <w:rPr>
-          <w:rStyle w:val="Accentuationlgre"/>
+          <w:rStyle w:val="SubtleEmphasis"/>
         </w:rPr>
         <w:t>email</w:t>
       </w:r>
       <w:proofErr w:type="gramEnd"/>
       <w:r>
         <w:rPr>
-          <w:rStyle w:val="Accentuationlgre"/>
+          <w:rStyle w:val="SubtleEmphasis"/>
         </w:rPr>
         <w:t xml:space="preserve">, c’est ce qui permet d’activer le compte. </w:t>
       </w:r>
     </w:p>
     <w:p>
       <w:pPr>
-        <w:pStyle w:val="Paragraphedeliste"/>
+        <w:pStyle w:val="ListParagraph"/>
         <w:numPr>
           <w:ilvl w:val="0"/>
           <w:numId w:val="14"/>
@@ -2825,7 +2825,7 @@
       </w:r>
       <w:r>
         <w:rPr>
-          <w:rStyle w:val="Accentuationlgre"/>
+          <w:rStyle w:val="SubtleEmphasis"/>
         </w:rPr>
         <w:t>Il est valide 48h</w:t>
       </w:r>
@@ -2854,7 +2854,7 @@
     </w:p>
     <w:p>
       <w:pPr>
-        <w:pStyle w:val="Paragraphedeliste"/>
+        <w:pStyle w:val="ListParagraph"/>
         <w:numPr>
           <w:ilvl w:val="0"/>
           <w:numId w:val="14"/>
@@ -2950,7 +2950,7 @@
     <w:p>
       <w:r>
         <w:rPr>
-          <w:rStyle w:val="Accentuationlgre"/>
+          <w:rStyle w:val="SubtleEmphasis"/>
         </w:rPr>
         <w:t>Vous avez commis une erreur ?</w:t>
       </w:r>
@@ -2967,7 +2967,7 @@
     <w:p/>
     <w:p>
       <w:pPr>
-        <w:pStyle w:val="Titre2"/>
+        <w:pStyle w:val="Heading2"/>
       </w:pPr>
       <w:bookmarkStart w:id="6" w:name="_Toc222495402"/>
       <w:bookmarkStart w:id="7" w:name="_Toc222496437"/>
@@ -3051,7 +3051,7 @@
     </w:p>
     <w:p>
       <w:pPr>
-        <w:pStyle w:val="Paragraphedeliste"/>
+        <w:pStyle w:val="ListParagraph"/>
         <w:numPr>
           <w:ilvl w:val="0"/>
           <w:numId w:val="15"/>
@@ -3071,7 +3071,7 @@
     </w:p>
     <w:p>
       <w:pPr>
-        <w:pStyle w:val="Paragraphedeliste"/>
+        <w:pStyle w:val="ListParagraph"/>
         <w:numPr>
           <w:ilvl w:val="0"/>
           <w:numId w:val="15"/>
@@ -3087,7 +3087,7 @@
     </w:p>
     <w:p>
       <w:pPr>
-        <w:pStyle w:val="Paragraphedeliste"/>
+        <w:pStyle w:val="ListParagraph"/>
         <w:numPr>
           <w:ilvl w:val="0"/>
           <w:numId w:val="15"/>
@@ -3119,7 +3119,7 @@
     </w:p>
     <w:p>
       <w:pPr>
-        <w:pStyle w:val="Titre2"/>
+        <w:pStyle w:val="Heading2"/>
       </w:pPr>
       <w:bookmarkStart w:id="8" w:name="_Toc222495403"/>
       <w:bookmarkStart w:id="9" w:name="_Toc222496438"/>
@@ -3168,7 +3168,7 @@
     </w:p>
     <w:p>
       <w:pPr>
-        <w:pStyle w:val="Titre3"/>
+        <w:pStyle w:val="Heading3"/>
       </w:pPr>
       <w:bookmarkStart w:id="10" w:name="_Toc222495404"/>
       <w:bookmarkStart w:id="11" w:name="_Toc222496439"/>
@@ -3206,7 +3206,7 @@
     <w:p/>
     <w:p>
       <w:pPr>
-        <w:pStyle w:val="Titre3"/>
+        <w:pStyle w:val="Heading3"/>
       </w:pPr>
       <w:bookmarkStart w:id="12" w:name="_Toc222495405"/>
       <w:bookmarkStart w:id="13" w:name="_Toc222496440"/>
@@ -3252,7 +3252,7 @@
     </w:p>
     <w:p>
       <w:pPr>
-        <w:pStyle w:val="Paragraphedeliste"/>
+        <w:pStyle w:val="ListParagraph"/>
         <w:numPr>
           <w:ilvl w:val="0"/>
           <w:numId w:val="16"/>
@@ -3265,7 +3265,7 @@
     </w:p>
     <w:p>
       <w:pPr>
-        <w:pStyle w:val="Paragraphedeliste"/>
+        <w:pStyle w:val="ListParagraph"/>
         <w:numPr>
           <w:ilvl w:val="0"/>
           <w:numId w:val="16"/>
@@ -3278,7 +3278,7 @@
     </w:p>
     <w:p>
       <w:pPr>
-        <w:pStyle w:val="Paragraphedeliste"/>
+        <w:pStyle w:val="ListParagraph"/>
         <w:numPr>
           <w:ilvl w:val="0"/>
           <w:numId w:val="16"/>
@@ -3291,7 +3291,7 @@
     </w:p>
     <w:p>
       <w:pPr>
-        <w:pStyle w:val="Paragraphedeliste"/>
+        <w:pStyle w:val="ListParagraph"/>
         <w:numPr>
           <w:ilvl w:val="0"/>
           <w:numId w:val="16"/>
@@ -3312,7 +3312,7 @@
     <w:p/>
     <w:p>
       <w:pPr>
-        <w:pStyle w:val="Titre2"/>
+        <w:pStyle w:val="Heading2"/>
       </w:pPr>
       <w:bookmarkStart w:id="14" w:name="_Toc222495406"/>
       <w:bookmarkStart w:id="15" w:name="_Toc222496441"/>
@@ -3347,7 +3347,7 @@
       </w:r>
       <w:r>
         <w:rPr>
-          <w:rStyle w:val="Accentuationlgre"/>
+          <w:rStyle w:val="SubtleEmphasis"/>
         </w:rPr>
         <w:t>Attention cette action est irréversible !</w:t>
       </w:r>
@@ -3422,7 +3422,7 @@
     </w:p>
     <w:p>
       <w:pPr>
-        <w:pStyle w:val="Titre1"/>
+        <w:pStyle w:val="Heading1"/>
       </w:pPr>
       <w:bookmarkStart w:id="16" w:name="_Toc222495407"/>
       <w:bookmarkStart w:id="17" w:name="_Toc222496442"/>
@@ -3494,7 +3494,7 @@
     <w:p/>
     <w:p>
       <w:pPr>
-        <w:pStyle w:val="Titre2"/>
+        <w:pStyle w:val="Heading2"/>
       </w:pPr>
       <w:r>
         <w:t>Configuration des pages Profils</w:t>
@@ -3514,6 +3514,64 @@
           <w:b/>
           <w:bCs/>
         </w:rPr>
+        <w:t xml:space="preserve"> : </w:t>
+      </w:r>
+      <w:r>
+        <w:t xml:space="preserve">Ici vous pourrez définir tout ce qui est en liant avec les profils. Ce que nous appelons les profils, ce sont toutes les entités qui peuvent être associé à un CV. Les consultants internes, les candidats, le staff interne. </w:t>
+      </w:r>
+    </w:p>
+    <w:p>
+      <w:r>
+        <w:rPr>
+          <w:b/>
+          <w:bCs/>
+        </w:rPr>
+        <w:t>Accès</w:t>
+      </w:r>
+      <w:r>
+        <w:rPr>
+          <w:b/>
+          <w:bCs/>
+        </w:rPr>
+        <w:t xml:space="preserve"> : </w:t>
+      </w:r>
+      <w:r>
+        <w:t xml:space="preserve">Menu déroulant sur votre nom en haut à droite -&gt; </w:t>
+      </w:r>
+      <w:r>
+        <w:t>Préférences</w:t>
+      </w:r>
+      <w:r>
+        <w:t xml:space="preserve"> -&gt; Section « </w:t>
+      </w:r>
+      <w:r>
+        <w:t xml:space="preserve">Configuration des </w:t>
+      </w:r>
+      <w:r>
+        <w:t>pages Profil »</w:t>
+      </w:r>
+    </w:p>
+    <w:p>
+      <w:pPr>
+        <w:pStyle w:val="Heading3"/>
+      </w:pPr>
+      <w:r>
+        <w:t xml:space="preserve">Statut des profils </w:t>
+      </w:r>
+    </w:p>
+    <w:p>
+      <w:r>
+        <w:rPr>
+          <w:b/>
+          <w:bCs/>
+        </w:rPr>
+        <w:t>Description</w:t>
+      </w:r>
+      <w:r>
+        <w:rPr>
+          <w:b/>
+          <w:bCs/>
+        </w:rPr>
         <w:t> :</w:t>
       </w:r>
       <w:r>
@@ -3524,62 +3582,28 @@
         <w:t xml:space="preserve"> </w:t>
       </w:r>
       <w:r>
-        <w:t xml:space="preserve">Ici vous pourrez définir tout ce qui est en liant avec les profils. Ce que nous appelons les profils, ce sont toutes les entités qui peuvent être associé à un CV. Les consultants internes, les candidats, le staff interne. </w:t>
-      </w:r>
-    </w:p>
-    <w:p>
-      <w:r>
-        <w:rPr>
-          <w:b/>
-          <w:bCs/>
-        </w:rPr>
-        <w:t>Accès</w:t>
-      </w:r>
-      <w:r>
-        <w:rPr>
-          <w:b/>
-          <w:bCs/>
-        </w:rPr>
-        <w:t xml:space="preserve"> : </w:t>
-      </w:r>
-      <w:r>
-        <w:t xml:space="preserve">Menu déroulant sur votre nom en haut à droite -&gt; </w:t>
-      </w:r>
-      <w:r>
-        <w:t>Préférences</w:t>
-      </w:r>
-      <w:r>
-        <w:t xml:space="preserve"> -&gt; Section « </w:t>
-      </w:r>
-      <w:r>
-        <w:t xml:space="preserve">Configuration des </w:t>
-      </w:r>
-      <w:r>
-        <w:t>pages Profil »</w:t>
-      </w:r>
-    </w:p>
-    <w:p>
-      <w:pPr>
-        <w:pStyle w:val="Titre3"/>
-      </w:pPr>
-      <w:r>
-        <w:t xml:space="preserve">Statut des profils </w:t>
-      </w:r>
-    </w:p>
-    <w:p>
-      <w:r>
-        <w:rPr>
-          <w:b/>
-          <w:bCs/>
-        </w:rPr>
-        <w:t>Description</w:t>
-      </w:r>
-      <w:r>
-        <w:rPr>
-          <w:b/>
-          <w:bCs/>
-        </w:rPr>
-        <w:t> :</w:t>
+        <w:t xml:space="preserve">Ici vous définissez </w:t>
+      </w:r>
+      <w:r>
+        <w:t>les différents statuts</w:t>
+      </w:r>
+      <w:r>
+        <w:t xml:space="preserve"> des fiches profils (candidat, interne, consultant…)</w:t>
+      </w:r>
+    </w:p>
+    <w:p>
+      <w:pPr>
+        <w:rPr>
+          <w:b/>
+          <w:bCs/>
+        </w:rPr>
+      </w:pPr>
+      <w:r>
+        <w:rPr>
+          <w:b/>
+          <w:bCs/>
+        </w:rPr>
+        <w:t>Utilisation :</w:t>
       </w:r>
       <w:r>
         <w:rPr>
@@ -3588,41 +3612,10 @@
         </w:rPr>
         <w:t xml:space="preserve"> </w:t>
       </w:r>
-      <w:r>
-        <w:t xml:space="preserve">Ici vous définissez </w:t>
-      </w:r>
-      <w:r>
-        <w:t>les différents statuts</w:t>
-      </w:r>
-      <w:r>
-        <w:t xml:space="preserve"> des fiches profils (candidat, interne, consultant…)</w:t>
-      </w:r>
-    </w:p>
-    <w:p>
-      <w:pPr>
-        <w:rPr>
-          <w:b/>
-          <w:bCs/>
-        </w:rPr>
-      </w:pPr>
-      <w:r>
-        <w:rPr>
-          <w:b/>
-          <w:bCs/>
-        </w:rPr>
-        <w:t>Utilisation :</w:t>
-      </w:r>
-      <w:r>
-        <w:rPr>
-          <w:b/>
-          <w:bCs/>
-        </w:rPr>
-        <w:t xml:space="preserve"> </w:t>
-      </w:r>
-    </w:p>
-    <w:p>
-      <w:pPr>
-        <w:pStyle w:val="Paragraphedeliste"/>
+    </w:p>
+    <w:p>
+      <w:pPr>
+        <w:pStyle w:val="ListParagraph"/>
         <w:numPr>
           <w:ilvl w:val="0"/>
           <w:numId w:val="19"/>
@@ -3642,7 +3635,7 @@
     </w:p>
     <w:p>
       <w:pPr>
-        <w:pStyle w:val="Paragraphedeliste"/>
+        <w:pStyle w:val="ListParagraph"/>
         <w:numPr>
           <w:ilvl w:val="0"/>
           <w:numId w:val="19"/>
@@ -3662,7 +3655,7 @@
     </w:p>
     <w:p>
       <w:pPr>
-        <w:pStyle w:val="Paragraphedeliste"/>
+        <w:pStyle w:val="ListParagraph"/>
         <w:numPr>
           <w:ilvl w:val="1"/>
           <w:numId w:val="19"/>
@@ -3687,7 +3680,7 @@
     </w:p>
     <w:p>
       <w:pPr>
-        <w:pStyle w:val="Paragraphedeliste"/>
+        <w:pStyle w:val="ListParagraph"/>
         <w:numPr>
           <w:ilvl w:val="1"/>
           <w:numId w:val="19"/>
@@ -3703,7 +3696,7 @@
     </w:p>
     <w:p>
       <w:pPr>
-        <w:pStyle w:val="Paragraphedeliste"/>
+        <w:pStyle w:val="ListParagraph"/>
         <w:numPr>
           <w:ilvl w:val="1"/>
           <w:numId w:val="19"/>
@@ -3722,7 +3715,7 @@
     </w:p>
     <w:p>
       <w:pPr>
-        <w:pStyle w:val="Paragraphedeliste"/>
+        <w:pStyle w:val="ListParagraph"/>
         <w:numPr>
           <w:ilvl w:val="0"/>
           <w:numId w:val="19"/>
@@ -3742,7 +3735,7 @@
     </w:p>
     <w:p>
       <w:pPr>
-        <w:pStyle w:val="Paragraphedeliste"/>
+        <w:pStyle w:val="ListParagraph"/>
         <w:numPr>
           <w:ilvl w:val="1"/>
           <w:numId w:val="19"/>
@@ -3753,10 +3746,7 @@
         </w:rPr>
       </w:pPr>
       <w:r>
-        <w:t>Cliquez sur « Modifier » en face d</w:t>
-      </w:r>
-      <w:r>
-        <w:t xml:space="preserve">u </w:t>
+        <w:t xml:space="preserve">Cliquez sur « Modifier » en face du </w:t>
       </w:r>
       <w:proofErr w:type="spellStart"/>
       <w:r>
@@ -3766,7 +3756,7 @@
     </w:p>
     <w:p>
       <w:pPr>
-        <w:pStyle w:val="Paragraphedeliste"/>
+        <w:pStyle w:val="ListParagraph"/>
         <w:numPr>
           <w:ilvl w:val="1"/>
           <w:numId w:val="19"/>
@@ -3777,18 +3767,12 @@
         </w:rPr>
       </w:pPr>
       <w:r>
-        <w:t>Descendez en bas du menu déroulant, une fenêtre de modification avec l</w:t>
-      </w:r>
-      <w:r>
-        <w:t xml:space="preserve">e statut </w:t>
-      </w:r>
-      <w:r>
-        <w:t xml:space="preserve">que vous voulez modifier s’est ouverte </w:t>
-      </w:r>
-    </w:p>
-    <w:p>
-      <w:pPr>
-        <w:pStyle w:val="Paragraphedeliste"/>
+        <w:t xml:space="preserve">Descendez en bas du menu déroulant, une fenêtre de modification avec le statut que vous voulez modifier s’est ouverte </w:t>
+      </w:r>
+    </w:p>
+    <w:p>
+      <w:pPr>
+        <w:pStyle w:val="ListParagraph"/>
         <w:numPr>
           <w:ilvl w:val="1"/>
           <w:numId w:val="19"/>
@@ -3807,7 +3791,7 @@
     </w:p>
     <w:p>
       <w:pPr>
-        <w:pStyle w:val="Paragraphedeliste"/>
+        <w:pStyle w:val="ListParagraph"/>
         <w:numPr>
           <w:ilvl w:val="1"/>
           <w:numId w:val="19"/>
@@ -3823,7 +3807,7 @@
     </w:p>
     <w:p>
       <w:pPr>
-        <w:pStyle w:val="Paragraphedeliste"/>
+        <w:pStyle w:val="ListParagraph"/>
         <w:numPr>
           <w:ilvl w:val="0"/>
           <w:numId w:val="19"/>
@@ -3843,61 +3827,61 @@
     </w:p>
     <w:p>
       <w:pPr>
-        <w:pStyle w:val="Paragraphedeliste"/>
+        <w:pStyle w:val="ListParagraph"/>
         <w:numPr>
           <w:ilvl w:val="1"/>
           <w:numId w:val="19"/>
         </w:numPr>
         <w:rPr>
-          <w:rStyle w:val="Accentuationlgre"/>
-        </w:rPr>
-      </w:pPr>
-      <w:r>
-        <w:rPr>
-          <w:rStyle w:val="Accentuationlgre"/>
+          <w:rStyle w:val="SubtleEmphasis"/>
+        </w:rPr>
+      </w:pPr>
+      <w:r>
+        <w:rPr>
+          <w:rStyle w:val="SubtleEmphasis"/>
         </w:rPr>
         <w:t>Attention, assure</w:t>
       </w:r>
       <w:r>
         <w:rPr>
-          <w:rStyle w:val="Accentuationlgre"/>
+          <w:rStyle w:val="SubtleEmphasis"/>
         </w:rPr>
         <w:t>z</w:t>
       </w:r>
       <w:r>
         <w:rPr>
-          <w:rStyle w:val="Accentuationlgre"/>
+          <w:rStyle w:val="SubtleEmphasis"/>
         </w:rPr>
         <w:t>-vous que ce</w:t>
       </w:r>
       <w:r>
         <w:rPr>
-          <w:rStyle w:val="Accentuationlgre"/>
+          <w:rStyle w:val="SubtleEmphasis"/>
         </w:rPr>
         <w:t xml:space="preserve"> statut </w:t>
       </w:r>
       <w:r>
         <w:rPr>
-          <w:rStyle w:val="Accentuationlgre"/>
+          <w:rStyle w:val="SubtleEmphasis"/>
         </w:rPr>
         <w:t>n’est pas utilisé avant de la supprimer, si elle l’est</w:t>
       </w:r>
       <w:r>
         <w:rPr>
-          <w:rStyle w:val="Accentuationlgre"/>
+          <w:rStyle w:val="SubtleEmphasis"/>
         </w:rPr>
         <w:t xml:space="preserve">, utilisez </w:t>
       </w:r>
       <w:r>
         <w:rPr>
-          <w:rStyle w:val="Accentuationlgre"/>
+          <w:rStyle w:val="SubtleEmphasis"/>
         </w:rPr>
         <w:t xml:space="preserve">les méthodes de migrations. </w:t>
       </w:r>
     </w:p>
     <w:p>
       <w:pPr>
-        <w:pStyle w:val="Paragraphedeliste"/>
+        <w:pStyle w:val="ListParagraph"/>
         <w:numPr>
           <w:ilvl w:val="1"/>
           <w:numId w:val="19"/>
@@ -3913,7 +3897,7 @@
     </w:p>
     <w:p>
       <w:pPr>
-        <w:pStyle w:val="Titre3"/>
+        <w:pStyle w:val="Heading3"/>
       </w:pPr>
       <w:r>
         <w:t xml:space="preserve">Sources des candidats </w:t>
@@ -3932,50 +3916,43 @@
           <w:b/>
           <w:bCs/>
         </w:rPr>
-        <w:t> :</w:t>
-      </w:r>
-      <w:r>
-        <w:rPr>
-          <w:b/>
-          <w:bCs/>
-        </w:rPr>
+        <w:t xml:space="preserve"> : </w:t>
+      </w:r>
+      <w:r>
+        <w:t>De quels canaux viennent vos candidats (</w:t>
+      </w:r>
+      <w:r>
+        <w:t>LinkedIn</w:t>
+      </w:r>
+      <w:r>
+        <w:t>,</w:t>
+      </w:r>
+      <w:r>
         <w:t xml:space="preserve"> </w:t>
       </w:r>
-      <w:r>
-        <w:t>De quels canaux viennent vos candidats (</w:t>
-      </w:r>
-      <w:r>
-        <w:t>LinkedIn</w:t>
-      </w:r>
-      <w:r>
-        <w:t>,</w:t>
+      <w:proofErr w:type="spellStart"/>
+      <w:r>
+        <w:t>HelloWork</w:t>
+      </w:r>
+      <w:proofErr w:type="spellEnd"/>
+      <w:r>
+        <w:t>, cooptation</w:t>
+      </w:r>
+      <w:r>
+        <w:t>…). Ici vous définissez une liste fermée pour maitriser les valeurs. Cela permet à IAMI de vous donner des statistiques et des recommandations sur vos</w:t>
+      </w:r>
+      <w:r>
+        <w:t xml:space="preserve"> canaux d’</w:t>
+      </w:r>
+      <w:r>
+        <w:t>acquisition</w:t>
+      </w:r>
+      <w:r>
+        <w:t xml:space="preserve"> de candidats. </w:t>
       </w:r>
       <w:r>
         <w:t xml:space="preserve"> </w:t>
       </w:r>
-      <w:proofErr w:type="spellStart"/>
-      <w:r>
-        <w:t>HelloWork</w:t>
-      </w:r>
-      <w:proofErr w:type="spellEnd"/>
-      <w:r>
-        <w:t>, cooptation</w:t>
-      </w:r>
-      <w:r>
-        <w:t>…). Ici vous définissez une liste fermée pour maitriser les valeurs. Cela permet à IAMI de vous donner des statistiques et des recommandations sur vos</w:t>
-      </w:r>
-      <w:r>
-        <w:t xml:space="preserve"> canaux d’</w:t>
-      </w:r>
-      <w:r>
-        <w:t>acquisition</w:t>
-      </w:r>
-      <w:r>
-        <w:t xml:space="preserve"> de candidats. </w:t>
-      </w:r>
-      <w:r>
-        <w:t xml:space="preserve"> </w:t>
-      </w:r>
     </w:p>
     <w:p>
       <w:pPr>
@@ -3994,7 +3971,7 @@
     </w:p>
     <w:p>
       <w:pPr>
-        <w:pStyle w:val="Paragraphedeliste"/>
+        <w:pStyle w:val="ListParagraph"/>
         <w:numPr>
           <w:ilvl w:val="0"/>
           <w:numId w:val="18"/>
@@ -4028,7 +4005,7 @@
     </w:p>
     <w:p>
       <w:pPr>
-        <w:pStyle w:val="Paragraphedeliste"/>
+        <w:pStyle w:val="ListParagraph"/>
         <w:numPr>
           <w:ilvl w:val="1"/>
           <w:numId w:val="18"/>
@@ -4071,7 +4048,7 @@
     </w:p>
     <w:p>
       <w:pPr>
-        <w:pStyle w:val="Paragraphedeliste"/>
+        <w:pStyle w:val="ListParagraph"/>
         <w:numPr>
           <w:ilvl w:val="1"/>
           <w:numId w:val="18"/>
@@ -4093,7 +4070,7 @@
     </w:p>
     <w:p>
       <w:pPr>
-        <w:pStyle w:val="Paragraphedeliste"/>
+        <w:pStyle w:val="ListParagraph"/>
         <w:numPr>
           <w:ilvl w:val="1"/>
           <w:numId w:val="18"/>
@@ -4112,7 +4089,7 @@
     </w:p>
     <w:p>
       <w:pPr>
-        <w:pStyle w:val="Paragraphedeliste"/>
+        <w:pStyle w:val="ListParagraph"/>
         <w:numPr>
           <w:ilvl w:val="1"/>
           <w:numId w:val="18"/>
@@ -4142,7 +4119,7 @@
     </w:p>
     <w:p>
       <w:pPr>
-        <w:pStyle w:val="Paragraphedeliste"/>
+        <w:pStyle w:val="ListParagraph"/>
         <w:numPr>
           <w:ilvl w:val="1"/>
           <w:numId w:val="18"/>
@@ -4161,7 +4138,7 @@
     </w:p>
     <w:p>
       <w:pPr>
-        <w:pStyle w:val="Paragraphedeliste"/>
+        <w:pStyle w:val="ListParagraph"/>
         <w:numPr>
           <w:ilvl w:val="0"/>
           <w:numId w:val="18"/>
@@ -4188,7 +4165,7 @@
     </w:p>
     <w:p>
       <w:pPr>
-        <w:pStyle w:val="Paragraphedeliste"/>
+        <w:pStyle w:val="ListParagraph"/>
         <w:numPr>
           <w:ilvl w:val="1"/>
           <w:numId w:val="18"/>
@@ -4222,7 +4199,7 @@
     </w:p>
     <w:p>
       <w:pPr>
-        <w:pStyle w:val="Paragraphedeliste"/>
+        <w:pStyle w:val="ListParagraph"/>
         <w:numPr>
           <w:ilvl w:val="1"/>
           <w:numId w:val="18"/>
@@ -4251,7 +4228,7 @@
     </w:p>
     <w:p>
       <w:pPr>
-        <w:pStyle w:val="Paragraphedeliste"/>
+        <w:pStyle w:val="ListParagraph"/>
         <w:numPr>
           <w:ilvl w:val="1"/>
           <w:numId w:val="18"/>
@@ -4271,15 +4248,12 @@
         <w:t xml:space="preserve"> selon vos envies</w:t>
       </w:r>
       <w:r>
-        <w:t xml:space="preserve">, </w:t>
-      </w:r>
-      <w:r>
-        <w:t>cela sera modifié partout ailleurs où il est utilisé dans le site automatiquement.</w:t>
-      </w:r>
-    </w:p>
-    <w:p>
-      <w:pPr>
-        <w:pStyle w:val="Paragraphedeliste"/>
+        <w:t>, cela sera modifié partout ailleurs où il est utilisé dans le site automatiquement.</w:t>
+      </w:r>
+    </w:p>
+    <w:p>
+      <w:pPr>
+        <w:pStyle w:val="ListParagraph"/>
         <w:numPr>
           <w:ilvl w:val="1"/>
           <w:numId w:val="18"/>
@@ -4298,7 +4272,7 @@
     </w:p>
     <w:p>
       <w:pPr>
-        <w:pStyle w:val="Paragraphedeliste"/>
+        <w:pStyle w:val="ListParagraph"/>
         <w:numPr>
           <w:ilvl w:val="0"/>
           <w:numId w:val="18"/>
@@ -4325,73 +4299,73 @@
     </w:p>
     <w:p>
       <w:pPr>
-        <w:pStyle w:val="Paragraphedeliste"/>
+        <w:pStyle w:val="ListParagraph"/>
         <w:numPr>
           <w:ilvl w:val="1"/>
           <w:numId w:val="18"/>
         </w:numPr>
         <w:rPr>
-          <w:rStyle w:val="Accentuationlgre"/>
-        </w:rPr>
-      </w:pPr>
-      <w:r>
-        <w:rPr>
-          <w:rStyle w:val="Accentuationlgre"/>
+          <w:rStyle w:val="SubtleEmphasis"/>
+        </w:rPr>
+      </w:pPr>
+      <w:r>
+        <w:rPr>
+          <w:rStyle w:val="SubtleEmphasis"/>
         </w:rPr>
         <w:t xml:space="preserve">Attention, </w:t>
       </w:r>
       <w:r>
         <w:rPr>
-          <w:rStyle w:val="Accentuationlgre"/>
+          <w:rStyle w:val="SubtleEmphasis"/>
         </w:rPr>
         <w:t>assure</w:t>
       </w:r>
       <w:r>
         <w:rPr>
-          <w:rStyle w:val="Accentuationlgre"/>
+          <w:rStyle w:val="SubtleEmphasis"/>
         </w:rPr>
         <w:t>z</w:t>
       </w:r>
       <w:r>
         <w:rPr>
-          <w:rStyle w:val="Accentuationlgre"/>
+          <w:rStyle w:val="SubtleEmphasis"/>
         </w:rPr>
         <w:t>-vous</w:t>
       </w:r>
       <w:r>
         <w:rPr>
-          <w:rStyle w:val="Accentuationlgre"/>
+          <w:rStyle w:val="SubtleEmphasis"/>
         </w:rPr>
         <w:t xml:space="preserve"> que cette source n’est pas </w:t>
       </w:r>
       <w:r>
         <w:rPr>
-          <w:rStyle w:val="Accentuationlgre"/>
+          <w:rStyle w:val="SubtleEmphasis"/>
         </w:rPr>
         <w:t>utilisée</w:t>
       </w:r>
       <w:r>
         <w:rPr>
-          <w:rStyle w:val="Accentuationlgre"/>
+          <w:rStyle w:val="SubtleEmphasis"/>
         </w:rPr>
         <w:t xml:space="preserve"> avant de la supprimer, si elle l’est</w:t>
       </w:r>
       <w:r>
         <w:rPr>
-          <w:rStyle w:val="Accentuationlgre"/>
+          <w:rStyle w:val="SubtleEmphasis"/>
         </w:rPr>
         <w:t xml:space="preserve">, utilisez </w:t>
       </w:r>
       <w:r>
         <w:rPr>
-          <w:rStyle w:val="Accentuationlgre"/>
+          <w:rStyle w:val="SubtleEmphasis"/>
         </w:rPr>
         <w:t xml:space="preserve">les méthodes de migrations. </w:t>
       </w:r>
     </w:p>
     <w:p>
       <w:pPr>
-        <w:pStyle w:val="Paragraphedeliste"/>
+        <w:pStyle w:val="ListParagraph"/>
         <w:numPr>
           <w:ilvl w:val="1"/>
           <w:numId w:val="18"/>
@@ -4413,7 +4387,7 @@
     </w:p>
     <w:p>
       <w:pPr>
-        <w:pStyle w:val="Titre3"/>
+        <w:pStyle w:val="Heading3"/>
       </w:pPr>
       <w:r>
         <w:t xml:space="preserve">Statut de recrutement </w:t>
@@ -4432,14 +4406,7 @@
           <w:b/>
           <w:bCs/>
         </w:rPr>
-        <w:t> :</w:t>
-      </w:r>
-      <w:r>
-        <w:rPr>
-          <w:b/>
-          <w:bCs/>
-        </w:rPr>
-        <w:t xml:space="preserve"> </w:t>
+        <w:t xml:space="preserve"> : </w:t>
       </w:r>
       <w:r>
         <w:t xml:space="preserve">A quel statut de recrutement le candidat en est-il dans vos processus ? </w:t>
@@ -4462,7 +4429,7 @@
     </w:p>
     <w:p>
       <w:pPr>
-        <w:pStyle w:val="Paragraphedeliste"/>
+        <w:pStyle w:val="ListParagraph"/>
         <w:numPr>
           <w:ilvl w:val="0"/>
           <w:numId w:val="18"/>
@@ -4489,7 +4456,7 @@
     </w:p>
     <w:p>
       <w:pPr>
-        <w:pStyle w:val="Paragraphedeliste"/>
+        <w:pStyle w:val="ListParagraph"/>
         <w:numPr>
           <w:ilvl w:val="1"/>
           <w:numId w:val="18"/>
@@ -4517,7 +4484,7 @@
     </w:p>
     <w:p>
       <w:pPr>
-        <w:pStyle w:val="Paragraphedeliste"/>
+        <w:pStyle w:val="ListParagraph"/>
         <w:numPr>
           <w:ilvl w:val="1"/>
           <w:numId w:val="18"/>
@@ -4539,7 +4506,7 @@
     </w:p>
     <w:p>
       <w:pPr>
-        <w:pStyle w:val="Paragraphedeliste"/>
+        <w:pStyle w:val="ListParagraph"/>
         <w:numPr>
           <w:ilvl w:val="1"/>
           <w:numId w:val="18"/>
@@ -4555,7 +4522,7 @@
     </w:p>
     <w:p>
       <w:pPr>
-        <w:pStyle w:val="Paragraphedeliste"/>
+        <w:pStyle w:val="ListParagraph"/>
         <w:numPr>
           <w:ilvl w:val="0"/>
           <w:numId w:val="18"/>
@@ -4582,7 +4549,7 @@
     </w:p>
     <w:p>
       <w:pPr>
-        <w:pStyle w:val="Paragraphedeliste"/>
+        <w:pStyle w:val="ListParagraph"/>
         <w:numPr>
           <w:ilvl w:val="1"/>
           <w:numId w:val="18"/>
@@ -4601,7 +4568,7 @@
     </w:p>
     <w:p>
       <w:pPr>
-        <w:pStyle w:val="Paragraphedeliste"/>
+        <w:pStyle w:val="ListParagraph"/>
         <w:numPr>
           <w:ilvl w:val="1"/>
           <w:numId w:val="18"/>
@@ -4623,7 +4590,7 @@
     </w:p>
     <w:p>
       <w:pPr>
-        <w:pStyle w:val="Paragraphedeliste"/>
+        <w:pStyle w:val="ListParagraph"/>
         <w:numPr>
           <w:ilvl w:val="1"/>
           <w:numId w:val="18"/>
@@ -4639,7 +4606,7 @@
     </w:p>
     <w:p>
       <w:pPr>
-        <w:pStyle w:val="Paragraphedeliste"/>
+        <w:pStyle w:val="ListParagraph"/>
         <w:numPr>
           <w:ilvl w:val="1"/>
           <w:numId w:val="18"/>
@@ -4655,7 +4622,7 @@
     </w:p>
     <w:p>
       <w:pPr>
-        <w:pStyle w:val="Paragraphedeliste"/>
+        <w:pStyle w:val="ListParagraph"/>
         <w:numPr>
           <w:ilvl w:val="0"/>
           <w:numId w:val="18"/>
@@ -4682,79 +4649,79 @@
     </w:p>
     <w:p>
       <w:pPr>
-        <w:pStyle w:val="Paragraphedeliste"/>
+        <w:pStyle w:val="ListParagraph"/>
         <w:numPr>
           <w:ilvl w:val="1"/>
           <w:numId w:val="18"/>
         </w:numPr>
         <w:rPr>
-          <w:rStyle w:val="Accentuationlgre"/>
-        </w:rPr>
-      </w:pPr>
-      <w:r>
-        <w:rPr>
-          <w:rStyle w:val="Accentuationlgre"/>
+          <w:rStyle w:val="SubtleEmphasis"/>
+        </w:rPr>
+      </w:pPr>
+      <w:r>
+        <w:rPr>
+          <w:rStyle w:val="SubtleEmphasis"/>
         </w:rPr>
         <w:t>Attention, assure</w:t>
       </w:r>
       <w:r>
         <w:rPr>
-          <w:rStyle w:val="Accentuationlgre"/>
+          <w:rStyle w:val="SubtleEmphasis"/>
         </w:rPr>
         <w:t>z</w:t>
       </w:r>
       <w:r>
         <w:rPr>
-          <w:rStyle w:val="Accentuationlgre"/>
+          <w:rStyle w:val="SubtleEmphasis"/>
         </w:rPr>
         <w:t>-vous que ce</w:t>
       </w:r>
       <w:r>
         <w:rPr>
-          <w:rStyle w:val="Accentuationlgre"/>
+          <w:rStyle w:val="SubtleEmphasis"/>
         </w:rPr>
         <w:t xml:space="preserve"> statut de recrutement</w:t>
       </w:r>
       <w:r>
         <w:rPr>
-          <w:rStyle w:val="Accentuationlgre"/>
+          <w:rStyle w:val="SubtleEmphasis"/>
         </w:rPr>
         <w:t xml:space="preserve"> </w:t>
       </w:r>
       <w:r>
         <w:rPr>
-          <w:rStyle w:val="Accentuationlgre"/>
+          <w:rStyle w:val="SubtleEmphasis"/>
         </w:rPr>
         <w:t xml:space="preserve">n’est pas </w:t>
       </w:r>
       <w:r>
         <w:rPr>
-          <w:rStyle w:val="Accentuationlgre"/>
+          <w:rStyle w:val="SubtleEmphasis"/>
         </w:rPr>
         <w:t>utilisé</w:t>
       </w:r>
       <w:r>
         <w:rPr>
-          <w:rStyle w:val="Accentuationlgre"/>
+          <w:rStyle w:val="SubtleEmphasis"/>
         </w:rPr>
         <w:t xml:space="preserve"> avant de la supprimer, si elle l’est</w:t>
       </w:r>
       <w:r>
         <w:rPr>
-          <w:rStyle w:val="Accentuationlgre"/>
+          <w:rStyle w:val="SubtleEmphasis"/>
         </w:rPr>
         <w:t xml:space="preserve">, utilisez </w:t>
       </w:r>
       <w:r>
         <w:rPr>
-          <w:rStyle w:val="Accentuationlgre"/>
+          <w:rStyle w:val="SubtleEmphasis"/>
         </w:rPr>
         <w:t xml:space="preserve">les méthodes de migrations. </w:t>
       </w:r>
     </w:p>
     <w:p>
       <w:pPr>
-        <w:pStyle w:val="Paragraphedeliste"/>
+        <w:pStyle w:val="ListParagraph"/>
         <w:numPr>
           <w:ilvl w:val="1"/>
           <w:numId w:val="18"/>
@@ -4771,7 +4738,7 @@
     <w:p/>
     <w:p>
       <w:pPr>
-        <w:pStyle w:val="Titre3"/>
+        <w:pStyle w:val="Heading3"/>
       </w:pPr>
       <w:r>
         <w:t>Statut d’activité des profils</w:t>
@@ -4790,14 +4757,7 @@
           <w:b/>
           <w:bCs/>
         </w:rPr>
-        <w:t> :</w:t>
-      </w:r>
-      <w:r>
-        <w:rPr>
-          <w:b/>
-          <w:bCs/>
-        </w:rPr>
-        <w:t xml:space="preserve"> </w:t>
+        <w:t xml:space="preserve"> : </w:t>
       </w:r>
       <w:r>
         <w:t>Le statut d’acti</w:t>
@@ -4825,7 +4785,7 @@
     </w:p>
     <w:p>
       <w:pPr>
-        <w:pStyle w:val="Paragraphedeliste"/>
+        <w:pStyle w:val="ListParagraph"/>
         <w:numPr>
           <w:ilvl w:val="0"/>
           <w:numId w:val="20"/>
@@ -4845,7 +4805,7 @@
     </w:p>
     <w:p>
       <w:pPr>
-        <w:pStyle w:val="Paragraphedeliste"/>
+        <w:pStyle w:val="ListParagraph"/>
         <w:numPr>
           <w:ilvl w:val="0"/>
           <w:numId w:val="20"/>
@@ -4880,7 +4840,7 @@
     </w:p>
     <w:p>
       <w:pPr>
-        <w:pStyle w:val="Paragraphedeliste"/>
+        <w:pStyle w:val="ListParagraph"/>
         <w:numPr>
           <w:ilvl w:val="0"/>
           <w:numId w:val="18"/>
@@ -4895,26 +4855,12 @@
           <w:b/>
           <w:bCs/>
         </w:rPr>
-        <w:t>Ajouter</w:t>
-      </w:r>
-      <w:r>
-        <w:rPr>
-          <w:b/>
-          <w:bCs/>
-        </w:rPr>
-        <w:t xml:space="preserve"> un statut d’activité</w:t>
-      </w:r>
-      <w:r>
-        <w:rPr>
-          <w:b/>
-          <w:bCs/>
-        </w:rPr>
-        <w:t> </w:t>
-      </w:r>
-    </w:p>
-    <w:p>
-      <w:pPr>
-        <w:pStyle w:val="Paragraphedeliste"/>
+        <w:t>Ajouter un statut d’activité </w:t>
+      </w:r>
+    </w:p>
+    <w:p>
+      <w:pPr>
+        <w:pStyle w:val="ListParagraph"/>
         <w:numPr>
           <w:ilvl w:val="1"/>
           <w:numId w:val="18"/>
@@ -4936,7 +4882,7 @@
     </w:p>
     <w:p>
       <w:pPr>
-        <w:pStyle w:val="Paragraphedeliste"/>
+        <w:pStyle w:val="ListParagraph"/>
         <w:numPr>
           <w:ilvl w:val="1"/>
           <w:numId w:val="18"/>
@@ -4952,7 +4898,7 @@
     </w:p>
     <w:p>
       <w:pPr>
-        <w:pStyle w:val="Paragraphedeliste"/>
+        <w:pStyle w:val="ListParagraph"/>
         <w:numPr>
           <w:ilvl w:val="1"/>
           <w:numId w:val="18"/>
@@ -4968,7 +4914,7 @@
     </w:p>
     <w:p>
       <w:pPr>
-        <w:pStyle w:val="Paragraphedeliste"/>
+        <w:pStyle w:val="ListParagraph"/>
         <w:numPr>
           <w:ilvl w:val="0"/>
           <w:numId w:val="18"/>
@@ -4995,7 +4941,7 @@
     </w:p>
     <w:p>
       <w:pPr>
-        <w:pStyle w:val="Paragraphedeliste"/>
+        <w:pStyle w:val="ListParagraph"/>
         <w:numPr>
           <w:ilvl w:val="1"/>
           <w:numId w:val="18"/>
@@ -5015,7 +4961,7 @@
     </w:p>
     <w:p>
       <w:pPr>
-        <w:pStyle w:val="Paragraphedeliste"/>
+        <w:pStyle w:val="ListParagraph"/>
         <w:numPr>
           <w:ilvl w:val="1"/>
           <w:numId w:val="18"/>
@@ -5029,10 +4975,7 @@
         <w:t xml:space="preserve">Descendez en bas du menu déroulant, une fenêtre de modification avec le </w:t>
       </w:r>
       <w:r>
-        <w:t>statut d’activité</w:t>
-      </w:r>
-      <w:r>
-        <w:t xml:space="preserve"> </w:t>
+        <w:t xml:space="preserve">statut d’activité </w:t>
       </w:r>
       <w:r>
         <w:t xml:space="preserve">que vous voulez modifier s’est ouverte </w:t>
@@ -5040,7 +4983,7 @@
     </w:p>
     <w:p>
       <w:pPr>
-        <w:pStyle w:val="Paragraphedeliste"/>
+        <w:pStyle w:val="ListParagraph"/>
         <w:numPr>
           <w:ilvl w:val="1"/>
           <w:numId w:val="18"/>
@@ -5056,7 +4999,7 @@
     </w:p>
     <w:p>
       <w:pPr>
-        <w:pStyle w:val="Paragraphedeliste"/>
+        <w:pStyle w:val="ListParagraph"/>
         <w:numPr>
           <w:ilvl w:val="1"/>
           <w:numId w:val="18"/>
@@ -5072,7 +5015,7 @@
     </w:p>
     <w:p>
       <w:pPr>
-        <w:pStyle w:val="Paragraphedeliste"/>
+        <w:pStyle w:val="ListParagraph"/>
         <w:numPr>
           <w:ilvl w:val="0"/>
           <w:numId w:val="18"/>
@@ -5099,61 +5042,61 @@
     </w:p>
     <w:p>
       <w:pPr>
-        <w:pStyle w:val="Paragraphedeliste"/>
+        <w:pStyle w:val="ListParagraph"/>
         <w:numPr>
           <w:ilvl w:val="1"/>
           <w:numId w:val="18"/>
         </w:numPr>
         <w:rPr>
-          <w:rStyle w:val="Accentuationlgre"/>
-        </w:rPr>
-      </w:pPr>
-      <w:r>
-        <w:rPr>
-          <w:rStyle w:val="Accentuationlgre"/>
+          <w:rStyle w:val="SubtleEmphasis"/>
+        </w:rPr>
+      </w:pPr>
+      <w:r>
+        <w:rPr>
+          <w:rStyle w:val="SubtleEmphasis"/>
         </w:rPr>
         <w:t>Attention, assure</w:t>
       </w:r>
       <w:r>
         <w:rPr>
-          <w:rStyle w:val="Accentuationlgre"/>
+          <w:rStyle w:val="SubtleEmphasis"/>
         </w:rPr>
         <w:t>z</w:t>
       </w:r>
       <w:r>
         <w:rPr>
-          <w:rStyle w:val="Accentuationlgre"/>
+          <w:rStyle w:val="SubtleEmphasis"/>
         </w:rPr>
         <w:t xml:space="preserve">-vous que </w:t>
       </w:r>
       <w:r>
         <w:rPr>
-          <w:rStyle w:val="Accentuationlgre"/>
+          <w:rStyle w:val="SubtleEmphasis"/>
         </w:rPr>
         <w:t>ce statut d’activité</w:t>
       </w:r>
       <w:r>
         <w:rPr>
-          <w:rStyle w:val="Accentuationlgre"/>
+          <w:rStyle w:val="SubtleEmphasis"/>
         </w:rPr>
         <w:t xml:space="preserve"> source n’est pas utilisé avant de la supprimer, si elle l’est</w:t>
       </w:r>
       <w:r>
         <w:rPr>
-          <w:rStyle w:val="Accentuationlgre"/>
+          <w:rStyle w:val="SubtleEmphasis"/>
         </w:rPr>
         <w:t xml:space="preserve">, utilisez </w:t>
       </w:r>
       <w:r>
         <w:rPr>
-          <w:rStyle w:val="Accentuationlgre"/>
+          <w:rStyle w:val="SubtleEmphasis"/>
         </w:rPr>
         <w:t xml:space="preserve">les méthodes de migrations. </w:t>
       </w:r>
     </w:p>
     <w:p>
       <w:pPr>
-        <w:pStyle w:val="Paragraphedeliste"/>
+        <w:pStyle w:val="ListParagraph"/>
         <w:numPr>
           <w:ilvl w:val="1"/>
           <w:numId w:val="18"/>
@@ -5177,7 +5120,7 @@
     </w:p>
     <w:p>
       <w:pPr>
-        <w:pStyle w:val="Titre3"/>
+        <w:pStyle w:val="Heading3"/>
       </w:pPr>
       <w:r>
         <w:t>Type d’activité de Recrutement</w:t>
@@ -5196,20 +5139,19 @@
           <w:b/>
           <w:bCs/>
         </w:rPr>
-        <w:t> :</w:t>
-      </w:r>
-      <w:r>
-        <w:rPr>
-          <w:b/>
-          <w:bCs/>
-        </w:rPr>
-        <w:t xml:space="preserve"> </w:t>
+        <w:t xml:space="preserve"> : </w:t>
       </w:r>
       <w:r>
         <w:t xml:space="preserve">Le type d’activité de recrutement correspond à toutes les interactions que vous pouvez avoir avec un profil avant qu’il soit dans vos effectif </w:t>
       </w:r>
     </w:p>
     <w:p>
+      <w:pPr>
+        <w:rPr>
+          <w:b/>
+          <w:bCs/>
+        </w:rPr>
+      </w:pPr>
       <w:r>
         <w:rPr>
           <w:b/>
@@ -5220,52 +5162,7 @@
     </w:p>
     <w:p>
       <w:pPr>
-        <w:pStyle w:val="Titre3"/>
-      </w:pPr>
-      <w:r>
-        <w:t xml:space="preserve">Type d’activité Suivi de carrière </w:t>
-      </w:r>
-    </w:p>
-    <w:p>
-      <w:r>
-        <w:rPr>
-          <w:b/>
-          <w:bCs/>
-        </w:rPr>
-        <w:t>Description</w:t>
-      </w:r>
-      <w:r>
-        <w:rPr>
-          <w:b/>
-          <w:bCs/>
-        </w:rPr>
-        <w:t xml:space="preserve"> : </w:t>
-      </w:r>
-      <w:r>
-        <w:t xml:space="preserve">Le type d’activité de </w:t>
-      </w:r>
-      <w:r>
-        <w:t>Suivi de carrière</w:t>
-      </w:r>
-      <w:r>
-        <w:t xml:space="preserve"> correspond à toutes les interactions que vous pouvez avoir avec un profil </w:t>
-      </w:r>
-      <w:r>
-        <w:t>une fois qu’il est dans vos effectifs</w:t>
-      </w:r>
-    </w:p>
-    <w:p>
-      <w:r>
-        <w:rPr>
-          <w:b/>
-          <w:bCs/>
-        </w:rPr>
-        <w:t xml:space="preserve">Utilisation : </w:t>
-      </w:r>
-    </w:p>
-    <w:p>
-      <w:pPr>
-        <w:pStyle w:val="Paragraphedeliste"/>
+        <w:pStyle w:val="ListParagraph"/>
         <w:numPr>
           <w:ilvl w:val="0"/>
           <w:numId w:val="21"/>
@@ -5276,19 +5173,179 @@
           <w:b/>
           <w:bCs/>
         </w:rPr>
-        <w:t xml:space="preserve">Créer </w:t>
-      </w:r>
-      <w:r>
-        <w:rPr>
-          <w:b/>
-          <w:bCs/>
-        </w:rPr>
-        <w:t>un Type d’activité Suivi de carrière</w:t>
-      </w:r>
-    </w:p>
-    <w:p>
-      <w:pPr>
-        <w:pStyle w:val="Paragraphedeliste"/>
+        <w:t xml:space="preserve">Créer un Type d’activité </w:t>
+      </w:r>
+      <w:r>
+        <w:rPr>
+          <w:b/>
+          <w:bCs/>
+        </w:rPr>
+        <w:t>de Recrutement</w:t>
+      </w:r>
+    </w:p>
+    <w:p>
+      <w:pPr>
+        <w:pStyle w:val="ListParagraph"/>
+        <w:numPr>
+          <w:ilvl w:val="1"/>
+          <w:numId w:val="21"/>
+        </w:numPr>
+        <w:rPr>
+          <w:b/>
+          <w:bCs/>
+        </w:rPr>
+      </w:pPr>
+      <w:r>
+        <w:t xml:space="preserve">Cliquez sur le bouton « Ajouter un </w:t>
+      </w:r>
+      <w:r>
+        <w:t>type de recrutement</w:t>
+      </w:r>
+      <w:r>
+        <w:t xml:space="preserve"> d’activité », en bas du menu déroulant </w:t>
+      </w:r>
+    </w:p>
+    <w:p>
+      <w:pPr>
+        <w:pStyle w:val="ListParagraph"/>
+        <w:numPr>
+          <w:ilvl w:val="1"/>
+          <w:numId w:val="21"/>
+        </w:numPr>
+        <w:rPr>
+          <w:b/>
+          <w:bCs/>
+        </w:rPr>
+      </w:pPr>
+      <w:r>
+        <w:t xml:space="preserve">Nommez le </w:t>
+      </w:r>
+      <w:r>
+        <w:t>type de recrutement d’activité</w:t>
+      </w:r>
+    </w:p>
+    <w:p>
+      <w:pPr>
+        <w:pStyle w:val="ListParagraph"/>
+        <w:numPr>
+          <w:ilvl w:val="1"/>
+          <w:numId w:val="21"/>
+        </w:numPr>
+        <w:rPr>
+          <w:b/>
+          <w:bCs/>
+        </w:rPr>
+      </w:pPr>
+      <w:r>
+        <w:t>Cochez « </w:t>
+      </w:r>
+      <w:r>
+        <w:t>Prospect/Client associé</w:t>
+      </w:r>
+      <w:r>
+        <w:t xml:space="preserve"> » si cette activité est liée </w:t>
+      </w:r>
+      <w:proofErr w:type="spellStart"/>
+      <w:proofErr w:type="gramStart"/>
+      <w:r>
+        <w:t>a</w:t>
+      </w:r>
+      <w:proofErr w:type="spellEnd"/>
+      <w:proofErr w:type="gramEnd"/>
+      <w:r>
+        <w:t xml:space="preserve"> un prospect ou </w:t>
+      </w:r>
+      <w:proofErr w:type="spellStart"/>
+      <w:r>
+        <w:t>a</w:t>
+      </w:r>
+      <w:proofErr w:type="spellEnd"/>
+      <w:r>
+        <w:t xml:space="preserve"> un client (ex : prise de </w:t>
+      </w:r>
+      <w:r>
+        <w:t>référence</w:t>
+      </w:r>
+      <w:r>
+        <w:t>)</w:t>
+      </w:r>
+    </w:p>
+    <w:p>
+      <w:pPr>
+        <w:pStyle w:val="ListParagraph"/>
+        <w:numPr>
+          <w:ilvl w:val="1"/>
+          <w:numId w:val="21"/>
+        </w:numPr>
+      </w:pPr>
+      <w:r>
+        <w:t>Cochez « </w:t>
+      </w:r>
+      <w:r>
+        <w:t>Afficher dans la vue TAO Entretiens Candidat</w:t>
+      </w:r>
+      <w:r>
+        <w:t> » si vous voulez que ces activités s’affiche dans la page Recrutement-&gt;Outils-&gt;Réunions-&gt;Activité</w:t>
+      </w:r>
+      <w:r>
+        <w:t>s</w:t>
+      </w:r>
+      <w:r>
+        <w:t xml:space="preserve"> Recrutement</w:t>
+      </w:r>
+    </w:p>
+    <w:p>
+      <w:pPr>
+        <w:pStyle w:val="ListParagraph"/>
+        <w:numPr>
+          <w:ilvl w:val="1"/>
+          <w:numId w:val="21"/>
+        </w:numPr>
+      </w:pPr>
+      <w:r>
+        <w:t xml:space="preserve">Cochez </w:t>
+      </w:r>
+      <w:proofErr w:type="gramStart"/>
+      <w:r>
+        <w:t>« Peut être</w:t>
+      </w:r>
+      <w:proofErr w:type="gramEnd"/>
+      <w:r>
+        <w:t xml:space="preserve"> associé à une invitation Teams</w:t>
+      </w:r>
+      <w:r>
+        <w:t xml:space="preserve"> » si vous voulez automatiser l’envoi des </w:t>
+      </w:r>
+      <w:r>
+        <w:t>réunions</w:t>
+      </w:r>
+      <w:r>
+        <w:t xml:space="preserve"> </w:t>
+      </w:r>
+      <w:proofErr w:type="gramStart"/>
+      <w:r>
+        <w:t>teams</w:t>
+      </w:r>
+      <w:proofErr w:type="gramEnd"/>
+      <w:r>
+        <w:t xml:space="preserve"> </w:t>
+      </w:r>
+    </w:p>
+    <w:p>
+      <w:pPr>
+        <w:pStyle w:val="ListParagraph"/>
+        <w:numPr>
+          <w:ilvl w:val="1"/>
+          <w:numId w:val="21"/>
+        </w:numPr>
+      </w:pPr>
+      <w:r>
+        <w:t>Enregistrez</w:t>
+      </w:r>
+    </w:p>
+    <w:p>
+      <w:pPr>
+        <w:pStyle w:val="ListParagraph"/>
         <w:numPr>
           <w:ilvl w:val="0"/>
           <w:numId w:val="21"/>
@@ -5299,14 +5356,7 @@
           <w:b/>
           <w:bCs/>
         </w:rPr>
-        <w:t xml:space="preserve">Changer l’ordre </w:t>
-      </w:r>
-      <w:r>
-        <w:rPr>
-          <w:b/>
-          <w:bCs/>
-        </w:rPr>
-        <w:t>des</w:t>
+        <w:t>Changer l’ordre des</w:t>
       </w:r>
       <w:r>
         <w:rPr>
@@ -5320,26 +5370,30 @@
           <w:b/>
           <w:bCs/>
         </w:rPr>
-        <w:t>Type</w:t>
-      </w:r>
-      <w:r>
-        <w:rPr>
-          <w:b/>
-          <w:bCs/>
-        </w:rPr>
-        <w:t>s</w:t>
-      </w:r>
-      <w:r>
-        <w:rPr>
-          <w:b/>
-          <w:bCs/>
-        </w:rPr>
-        <w:t xml:space="preserve"> d’activité Suivi de carrière</w:t>
-      </w:r>
-    </w:p>
-    <w:p>
-      <w:pPr>
-        <w:pStyle w:val="Paragraphedeliste"/>
+        <w:t>Types d’activité de Recrutement</w:t>
+      </w:r>
+    </w:p>
+    <w:p>
+      <w:pPr>
+        <w:pStyle w:val="ListParagraph"/>
+        <w:numPr>
+          <w:ilvl w:val="1"/>
+          <w:numId w:val="21"/>
+        </w:numPr>
+      </w:pPr>
+      <w:r>
+        <w:t xml:space="preserve">Vous pouvez changer l’ordre d’apparition des Activité de Recrutement en cliquant sur les </w:t>
+      </w:r>
+      <w:r>
+        <w:t>flèches</w:t>
+      </w:r>
+      <w:r>
+        <w:t xml:space="preserve"> pour les monter/les descendre</w:t>
+      </w:r>
+    </w:p>
+    <w:p>
+      <w:pPr>
+        <w:pStyle w:val="ListParagraph"/>
         <w:numPr>
           <w:ilvl w:val="0"/>
           <w:numId w:val="21"/>
@@ -5350,19 +5404,97 @@
           <w:b/>
           <w:bCs/>
         </w:rPr>
-        <w:t xml:space="preserve">Modifier un </w:t>
-      </w:r>
-      <w:r>
-        <w:rPr>
-          <w:b/>
-          <w:bCs/>
-        </w:rPr>
-        <w:t>Type d’activité Suivi de carrière</w:t>
-      </w:r>
-    </w:p>
-    <w:p>
-      <w:pPr>
-        <w:pStyle w:val="Paragraphedeliste"/>
+        <w:t>Modifier un Type d’activité de Recrutement</w:t>
+      </w:r>
+    </w:p>
+    <w:p>
+      <w:pPr>
+        <w:pStyle w:val="ListParagraph"/>
+        <w:numPr>
+          <w:ilvl w:val="1"/>
+          <w:numId w:val="21"/>
+        </w:numPr>
+        <w:rPr>
+          <w:b/>
+          <w:bCs/>
+        </w:rPr>
+      </w:pPr>
+      <w:r>
+        <w:t xml:space="preserve">Cliquez sur « Modifier » en face du </w:t>
+      </w:r>
+      <w:r>
+        <w:t>type d’activité Candidat</w:t>
+      </w:r>
+    </w:p>
+    <w:p>
+      <w:pPr>
+        <w:pStyle w:val="ListParagraph"/>
+        <w:numPr>
+          <w:ilvl w:val="1"/>
+          <w:numId w:val="21"/>
+        </w:numPr>
+        <w:rPr>
+          <w:b/>
+          <w:bCs/>
+        </w:rPr>
+      </w:pPr>
+      <w:r>
+        <w:t xml:space="preserve">Descendez en bas du menu déroulant, une fenêtre de modification avec </w:t>
+      </w:r>
+      <w:r>
+        <w:t xml:space="preserve">le </w:t>
+      </w:r>
+      <w:r>
+        <w:t>type d’activité Candidat</w:t>
+      </w:r>
+      <w:r>
+        <w:t xml:space="preserve"> </w:t>
+      </w:r>
+      <w:r>
+        <w:t xml:space="preserve">que vous voulez modifier s’est ouverte </w:t>
+      </w:r>
+    </w:p>
+    <w:p>
+      <w:pPr>
+        <w:pStyle w:val="ListParagraph"/>
+        <w:numPr>
+          <w:ilvl w:val="1"/>
+          <w:numId w:val="21"/>
+        </w:numPr>
+        <w:rPr>
+          <w:b/>
+          <w:bCs/>
+        </w:rPr>
+      </w:pPr>
+      <w:r>
+        <w:t>Modifiez selon vos envies, cela sera modifié partout ailleurs où il est utilisé dans le site automatiquement.</w:t>
+      </w:r>
+    </w:p>
+    <w:p>
+      <w:pPr>
+        <w:pStyle w:val="ListParagraph"/>
+        <w:numPr>
+          <w:ilvl w:val="1"/>
+          <w:numId w:val="21"/>
+        </w:numPr>
+        <w:rPr>
+          <w:b/>
+          <w:bCs/>
+        </w:rPr>
+      </w:pPr>
+      <w:r>
+        <w:t>Enregistrez</w:t>
+      </w:r>
+    </w:p>
+    <w:p>
+      <w:pPr>
+        <w:pStyle w:val="ListParagraph"/>
+        <w:ind w:left="1440"/>
+      </w:pPr>
+    </w:p>
+    <w:p>
+      <w:pPr>
+        <w:pStyle w:val="ListParagraph"/>
         <w:numPr>
           <w:ilvl w:val="0"/>
           <w:numId w:val="21"/>
@@ -5373,20 +5505,512 @@
           <w:b/>
           <w:bCs/>
         </w:rPr>
-        <w:t xml:space="preserve">Supprimer un </w:t>
-      </w:r>
-      <w:r>
-        <w:rPr>
-          <w:b/>
-          <w:bCs/>
-        </w:rPr>
-        <w:t>Type d’activité Suivi de carrière</w:t>
+        <w:t>Supprimer un Type d’activité de Recrutement</w:t>
+      </w:r>
+      <w:r>
+        <w:rPr>
+          <w:b/>
+          <w:bCs/>
+        </w:rPr>
+        <w:t xml:space="preserve"> </w:t>
+      </w:r>
+    </w:p>
+    <w:p>
+      <w:pPr>
+        <w:pStyle w:val="ListParagraph"/>
+        <w:numPr>
+          <w:ilvl w:val="1"/>
+          <w:numId w:val="21"/>
+        </w:numPr>
+        <w:rPr>
+          <w:rStyle w:val="SubtleEmphasis"/>
+        </w:rPr>
+      </w:pPr>
+      <w:r>
+        <w:rPr>
+          <w:rStyle w:val="SubtleEmphasis"/>
+        </w:rPr>
+        <w:t>Attention, assure</w:t>
+      </w:r>
+      <w:r>
+        <w:rPr>
+          <w:rStyle w:val="SubtleEmphasis"/>
+        </w:rPr>
+        <w:t>z</w:t>
+      </w:r>
+      <w:r>
+        <w:rPr>
+          <w:rStyle w:val="SubtleEmphasis"/>
+        </w:rPr>
+        <w:t xml:space="preserve">-vous que </w:t>
+      </w:r>
+      <w:r>
+        <w:rPr>
+          <w:rStyle w:val="SubtleEmphasis"/>
+        </w:rPr>
+        <w:t xml:space="preserve">ce </w:t>
+      </w:r>
+      <w:r>
+        <w:rPr>
+          <w:rStyle w:val="SubtleEmphasis"/>
+        </w:rPr>
+        <w:t>type d’activité</w:t>
+      </w:r>
+      <w:r>
+        <w:rPr>
+          <w:rStyle w:val="SubtleEmphasis"/>
+        </w:rPr>
+        <w:t xml:space="preserve"> n’est pas utilisé avant de la supprimer, si elle l’est</w:t>
+      </w:r>
+      <w:r>
+        <w:rPr>
+          <w:rStyle w:val="SubtleEmphasis"/>
+        </w:rPr>
+        <w:t xml:space="preserve">, utilisez </w:t>
+      </w:r>
+      <w:r>
+        <w:rPr>
+          <w:rStyle w:val="SubtleEmphasis"/>
+        </w:rPr>
+        <w:t xml:space="preserve">les méthodes de migrations. </w:t>
+      </w:r>
+    </w:p>
+    <w:p>
+      <w:pPr>
+        <w:pStyle w:val="ListParagraph"/>
+        <w:numPr>
+          <w:ilvl w:val="1"/>
+          <w:numId w:val="21"/>
+        </w:numPr>
+        <w:rPr>
+          <w:b/>
+          <w:bCs/>
+        </w:rPr>
+      </w:pPr>
+      <w:r>
+        <w:t>Cliquez sur le bouton supprimer</w:t>
       </w:r>
     </w:p>
     <w:p/>
     <w:p>
       <w:pPr>
-        <w:pStyle w:val="Titre3"/>
+        <w:pStyle w:val="Heading3"/>
+      </w:pPr>
+      <w:r>
+        <w:t xml:space="preserve">Type d’activité Suivi de carrière </w:t>
+      </w:r>
+    </w:p>
+    <w:p>
+      <w:r>
+        <w:rPr>
+          <w:b/>
+          <w:bCs/>
+        </w:rPr>
+        <w:lastRenderedPageBreak/>
+        <w:t>Description</w:t>
+      </w:r>
+      <w:r>
+        <w:rPr>
+          <w:b/>
+          <w:bCs/>
+        </w:rPr>
+        <w:t xml:space="preserve"> : </w:t>
+      </w:r>
+      <w:r>
+        <w:t>Le type d’activité de Suivi de carrière correspond à toutes les interactions que vous pouvez avoir avec un profil une fois qu’il est dans vos effectifs</w:t>
+      </w:r>
+    </w:p>
+    <w:p>
+      <w:r>
+        <w:rPr>
+          <w:b/>
+          <w:bCs/>
+        </w:rPr>
+        <w:t xml:space="preserve">Utilisation : </w:t>
+      </w:r>
+    </w:p>
+    <w:p>
+      <w:pPr>
+        <w:pStyle w:val="ListParagraph"/>
+        <w:numPr>
+          <w:ilvl w:val="0"/>
+          <w:numId w:val="21"/>
+        </w:numPr>
+      </w:pPr>
+      <w:r>
+        <w:rPr>
+          <w:b/>
+          <w:bCs/>
+        </w:rPr>
+        <w:t xml:space="preserve">Créer </w:t>
+      </w:r>
+      <w:r>
+        <w:rPr>
+          <w:b/>
+          <w:bCs/>
+        </w:rPr>
+        <w:t>un Type d’activité Suivi de carrière</w:t>
+      </w:r>
+    </w:p>
+    <w:p>
+      <w:pPr>
+        <w:pStyle w:val="ListParagraph"/>
+        <w:numPr>
+          <w:ilvl w:val="1"/>
+          <w:numId w:val="21"/>
+        </w:numPr>
+        <w:rPr>
+          <w:b/>
+          <w:bCs/>
+        </w:rPr>
+      </w:pPr>
+      <w:r>
+        <w:t xml:space="preserve">Cliquez sur le bouton « Ajouter un type </w:t>
+      </w:r>
+      <w:r>
+        <w:t>Suivi de carrière</w:t>
+      </w:r>
+      <w:r>
+        <w:t xml:space="preserve"> », en bas du menu déroulant </w:t>
+      </w:r>
+    </w:p>
+    <w:p>
+      <w:pPr>
+        <w:pStyle w:val="ListParagraph"/>
+        <w:numPr>
+          <w:ilvl w:val="1"/>
+          <w:numId w:val="21"/>
+        </w:numPr>
+        <w:rPr>
+          <w:b/>
+          <w:bCs/>
+        </w:rPr>
+      </w:pPr>
+      <w:r>
+        <w:t>Nommez le type de recrutement d’activité</w:t>
+      </w:r>
+    </w:p>
+    <w:p>
+      <w:pPr>
+        <w:pStyle w:val="ListParagraph"/>
+        <w:numPr>
+          <w:ilvl w:val="1"/>
+          <w:numId w:val="21"/>
+        </w:numPr>
+      </w:pPr>
+      <w:r>
+        <w:t xml:space="preserve">Cochez </w:t>
+      </w:r>
+      <w:proofErr w:type="gramStart"/>
+      <w:r>
+        <w:t>« Peut être</w:t>
+      </w:r>
+      <w:proofErr w:type="gramEnd"/>
+      <w:r>
+        <w:t xml:space="preserve"> associé à une invitation Teams</w:t>
+      </w:r>
+      <w:r>
+        <w:t xml:space="preserve"> » si vous voulez automatiser l’envoi des réunions </w:t>
+      </w:r>
+      <w:proofErr w:type="gramStart"/>
+      <w:r>
+        <w:t>teams</w:t>
+      </w:r>
+      <w:proofErr w:type="gramEnd"/>
+      <w:r>
+        <w:t xml:space="preserve"> </w:t>
+      </w:r>
+    </w:p>
+    <w:p>
+      <w:pPr>
+        <w:pStyle w:val="ListParagraph"/>
+        <w:numPr>
+          <w:ilvl w:val="1"/>
+          <w:numId w:val="21"/>
+        </w:numPr>
+      </w:pPr>
+      <w:r>
+        <w:t>Cochez « </w:t>
+      </w:r>
+      <w:r>
+        <w:t>Réunion de suivi</w:t>
+      </w:r>
+      <w:r>
+        <w:t xml:space="preserve"> » si vous voulez que ces activités s’affiche dans la page </w:t>
+      </w:r>
+      <w:r>
+        <w:t>RH</w:t>
+      </w:r>
+      <w:r>
+        <w:t>-&gt;</w:t>
+      </w:r>
+      <w:r>
+        <w:t>Consultant</w:t>
+      </w:r>
+      <w:r>
+        <w:t>-&gt;Réunions</w:t>
+      </w:r>
+      <w:r>
+        <w:t xml:space="preserve"> de suivi</w:t>
+      </w:r>
+      <w:r>
+        <w:t>. Certaines fonctionnalités dans IAMI sont basées sur cette logique de réunion de suivi</w:t>
+      </w:r>
+    </w:p>
+    <w:p>
+      <w:pPr>
+        <w:pStyle w:val="ListParagraph"/>
+        <w:numPr>
+          <w:ilvl w:val="1"/>
+          <w:numId w:val="21"/>
+        </w:numPr>
+      </w:pPr>
+      <w:r>
+        <w:t>Enregistrez</w:t>
+      </w:r>
+    </w:p>
+    <w:p>
+      <w:pPr>
+        <w:pStyle w:val="ListParagraph"/>
+        <w:numPr>
+          <w:ilvl w:val="0"/>
+          <w:numId w:val="21"/>
+        </w:numPr>
+      </w:pPr>
+      <w:r>
+        <w:rPr>
+          <w:b/>
+          <w:bCs/>
+        </w:rPr>
+        <w:t xml:space="preserve">Changer l’ordre </w:t>
+      </w:r>
+      <w:r>
+        <w:rPr>
+          <w:b/>
+          <w:bCs/>
+        </w:rPr>
+        <w:t>des</w:t>
+      </w:r>
+      <w:r>
+        <w:rPr>
+          <w:b/>
+          <w:bCs/>
+        </w:rPr>
+        <w:t xml:space="preserve"> </w:t>
+      </w:r>
+      <w:r>
+        <w:rPr>
+          <w:b/>
+          <w:bCs/>
+        </w:rPr>
+        <w:t>Types d’activité Suivi de carrière</w:t>
+      </w:r>
+    </w:p>
+    <w:p>
+      <w:pPr>
+        <w:pStyle w:val="ListParagraph"/>
+        <w:numPr>
+          <w:ilvl w:val="1"/>
+          <w:numId w:val="21"/>
+        </w:numPr>
+      </w:pPr>
+      <w:r>
+        <w:t>Vous pouvez changer l’ordre d’apparition des Activité Suivi de carrière</w:t>
+      </w:r>
+      <w:r>
+        <w:t xml:space="preserve"> </w:t>
+      </w:r>
+      <w:r>
+        <w:t>en cliquant sur les flèches pour les monter/les descendre</w:t>
+      </w:r>
+    </w:p>
+    <w:p>
+      <w:pPr>
+        <w:pStyle w:val="ListParagraph"/>
+        <w:numPr>
+          <w:ilvl w:val="0"/>
+          <w:numId w:val="21"/>
+        </w:numPr>
+      </w:pPr>
+      <w:r>
+        <w:rPr>
+          <w:b/>
+          <w:bCs/>
+        </w:rPr>
+        <w:t>Modifier un Type d’activité Suivi de carrière</w:t>
+      </w:r>
+    </w:p>
+    <w:p>
+      <w:pPr>
+        <w:pStyle w:val="ListParagraph"/>
+        <w:numPr>
+          <w:ilvl w:val="1"/>
+          <w:numId w:val="21"/>
+        </w:numPr>
+        <w:rPr>
+          <w:b/>
+          <w:bCs/>
+        </w:rPr>
+      </w:pPr>
+      <w:r>
+        <w:t xml:space="preserve">Cliquez sur « Modifier » en face du type d’activité </w:t>
+      </w:r>
+      <w:r>
+        <w:t>Suivi de carrière</w:t>
+      </w:r>
+    </w:p>
+    <w:p>
+      <w:pPr>
+        <w:pStyle w:val="ListParagraph"/>
+        <w:numPr>
+          <w:ilvl w:val="1"/>
+          <w:numId w:val="21"/>
+        </w:numPr>
+        <w:rPr>
+          <w:b/>
+          <w:bCs/>
+        </w:rPr>
+      </w:pPr>
+      <w:r>
+        <w:t xml:space="preserve">Descendez en bas du menu déroulant, une fenêtre de modification avec le type d’activité </w:t>
+      </w:r>
+      <w:r>
+        <w:t>Suivi de carrière</w:t>
+      </w:r>
+      <w:r>
+        <w:t xml:space="preserve"> </w:t>
+      </w:r>
+      <w:r>
+        <w:t xml:space="preserve">que vous voulez modifier s’est ouverte </w:t>
+      </w:r>
+    </w:p>
+    <w:p>
+      <w:pPr>
+        <w:pStyle w:val="ListParagraph"/>
+        <w:numPr>
+          <w:ilvl w:val="1"/>
+          <w:numId w:val="21"/>
+        </w:numPr>
+        <w:rPr>
+          <w:b/>
+          <w:bCs/>
+        </w:rPr>
+      </w:pPr>
+      <w:r>
+        <w:t>Modifiez selon vos envies, cela sera modifié partout ailleurs où il est utilisé dans le site automatiquement.</w:t>
+      </w:r>
+    </w:p>
+    <w:p>
+      <w:pPr>
+        <w:pStyle w:val="ListParagraph"/>
+        <w:numPr>
+          <w:ilvl w:val="1"/>
+          <w:numId w:val="21"/>
+        </w:numPr>
+        <w:rPr>
+          <w:b/>
+          <w:bCs/>
+        </w:rPr>
+      </w:pPr>
+      <w:r>
+        <w:t>Enregistrez</w:t>
+      </w:r>
+    </w:p>
+    <w:p>
+      <w:pPr>
+        <w:pStyle w:val="ListParagraph"/>
+        <w:numPr>
+          <w:ilvl w:val="0"/>
+          <w:numId w:val="21"/>
+        </w:numPr>
+      </w:pPr>
+      <w:r>
+        <w:rPr>
+          <w:b/>
+          <w:bCs/>
+        </w:rPr>
+        <w:t>Supprimer un Type d’activité Suivi de carrière</w:t>
+      </w:r>
+    </w:p>
+    <w:p>
+      <w:pPr>
+        <w:pStyle w:val="ListParagraph"/>
+        <w:numPr>
+          <w:ilvl w:val="1"/>
+          <w:numId w:val="21"/>
+        </w:numPr>
+        <w:rPr>
+          <w:rStyle w:val="SubtleEmphasis"/>
+        </w:rPr>
+      </w:pPr>
+      <w:r>
+        <w:rPr>
+          <w:rStyle w:val="SubtleEmphasis"/>
+        </w:rPr>
+        <w:t>Attention, assure</w:t>
+      </w:r>
+      <w:r>
+        <w:rPr>
+          <w:rStyle w:val="SubtleEmphasis"/>
+        </w:rPr>
+        <w:t>z</w:t>
+      </w:r>
+      <w:r>
+        <w:rPr>
+          <w:rStyle w:val="SubtleEmphasis"/>
+        </w:rPr>
+        <w:t xml:space="preserve">-vous que </w:t>
+      </w:r>
+      <w:r>
+        <w:rPr>
+          <w:rStyle w:val="SubtleEmphasis"/>
+        </w:rPr>
+        <w:t>ce type d’activité</w:t>
+      </w:r>
+      <w:r>
+        <w:rPr>
+          <w:rStyle w:val="SubtleEmphasis"/>
+        </w:rPr>
+        <w:t xml:space="preserve"> n’est pas utilisé avant de la supprimer, si elle l’est</w:t>
+      </w:r>
+      <w:r>
+        <w:rPr>
+          <w:rStyle w:val="SubtleEmphasis"/>
+        </w:rPr>
+        <w:t xml:space="preserve">, utilisez </w:t>
+      </w:r>
+      <w:r>
+        <w:rPr>
+          <w:rStyle w:val="SubtleEmphasis"/>
+        </w:rPr>
+        <w:t xml:space="preserve">les méthodes de migrations. </w:t>
+      </w:r>
+    </w:p>
+    <w:p>
+      <w:pPr>
+        <w:pStyle w:val="ListParagraph"/>
+        <w:numPr>
+          <w:ilvl w:val="1"/>
+          <w:numId w:val="21"/>
+        </w:numPr>
+        <w:rPr>
+          <w:b/>
+          <w:bCs/>
+        </w:rPr>
+      </w:pPr>
+      <w:r>
+        <w:t>Cliquez sur le bouton supprimer</w:t>
+      </w:r>
+    </w:p>
+    <w:p>
+      <w:pPr>
+        <w:pStyle w:val="ListParagraph"/>
+      </w:pPr>
+    </w:p>
+    <w:p/>
+    <w:p>
+      <w:pPr>
+        <w:pStyle w:val="Heading3"/>
       </w:pPr>
       <w:r>
         <w:t>Disponibilité candidat</w:t>
@@ -5408,16 +6032,7 @@
         <w:t xml:space="preserve"> : </w:t>
       </w:r>
       <w:r>
-        <w:t>L</w:t>
-      </w:r>
-      <w:r>
-        <w:t xml:space="preserve">a disponibilité candidat </w:t>
-      </w:r>
-      <w:r>
-        <w:t xml:space="preserve">correspond à </w:t>
-      </w:r>
-      <w:r>
-        <w:t xml:space="preserve">la durée avant laquelle un candidat sera disponible pour potentiellement rentrer dan </w:t>
+        <w:t xml:space="preserve">La disponibilité candidat correspond à la durée avant laquelle un candidat sera disponible pour potentiellement rentrer dan </w:t>
       </w:r>
       <w:r>
         <w:t>vos</w:t>
@@ -5429,204 +6044,201 @@
         <w:t>définir</w:t>
       </w:r>
       <w:r>
-        <w:t xml:space="preserve"> pour permettre à IAMI de vous donner des statistiques et vous faire des suggestions.</w:t>
+        <w:t xml:space="preserve"> pour permettre à IAMI de vous donner des statistiques et vous faire des suggestions. </w:t>
+      </w:r>
+    </w:p>
+    <w:p>
+      <w:pPr>
+        <w:rPr>
+          <w:b/>
+          <w:bCs/>
+        </w:rPr>
+      </w:pPr>
+      <w:r>
+        <w:rPr>
+          <w:b/>
+          <w:bCs/>
+        </w:rPr>
+        <w:t>Utilisation :</w:t>
+      </w:r>
+    </w:p>
+    <w:p>
+      <w:pPr>
+        <w:rPr>
+          <w:b/>
+          <w:bCs/>
+        </w:rPr>
+      </w:pPr>
+    </w:p>
+    <w:p>
+      <w:pPr>
+        <w:pStyle w:val="Heading3"/>
+      </w:pPr>
+      <w:r>
+        <w:t>Paramétrage des pages Périmètre liste Profil</w:t>
+      </w:r>
+    </w:p>
+    <w:p/>
+    <w:p>
+      <w:pPr>
+        <w:pStyle w:val="Heading3"/>
+      </w:pPr>
+      <w:r>
+        <w:t xml:space="preserve">Métier </w:t>
+      </w:r>
+    </w:p>
+    <w:p/>
+    <w:p>
+      <w:pPr>
+        <w:pStyle w:val="Heading3"/>
+      </w:pPr>
+      <w:r>
+        <w:t>Champs obligatoire pour l’</w:t>
+      </w:r>
+      <w:proofErr w:type="spellStart"/>
+      <w:r>
+        <w:t>upload</w:t>
+      </w:r>
+      <w:proofErr w:type="spellEnd"/>
+      <w:r>
+        <w:t xml:space="preserve"> de Candidat</w:t>
+      </w:r>
+    </w:p>
+    <w:p>
+      <w:r>
+        <w:rPr>
+          <w:b/>
+          <w:bCs/>
+        </w:rPr>
+        <w:lastRenderedPageBreak/>
+        <w:t>Description</w:t>
+      </w:r>
+      <w:r>
+        <w:rPr>
+          <w:b/>
+          <w:bCs/>
+        </w:rPr>
+        <w:t xml:space="preserve"> : </w:t>
+      </w:r>
+      <w:proofErr w:type="spellStart"/>
+      <w:r>
+        <w:t>Définisser</w:t>
+      </w:r>
+      <w:proofErr w:type="spellEnd"/>
+      <w:r>
+        <w:t xml:space="preserve"> les </w:t>
+      </w:r>
+      <w:r>
+        <w:t>champs</w:t>
       </w:r>
       <w:r>
         <w:t xml:space="preserve"> </w:t>
       </w:r>
-    </w:p>
-    <w:p>
-      <w:pPr>
-        <w:rPr>
-          <w:b/>
-          <w:bCs/>
-        </w:rPr>
-      </w:pPr>
-      <w:r>
-        <w:rPr>
-          <w:b/>
-          <w:bCs/>
-        </w:rPr>
-        <w:t>Utilisation :</w:t>
-      </w:r>
-    </w:p>
-    <w:p>
-      <w:pPr>
-        <w:rPr>
-          <w:b/>
-          <w:bCs/>
-        </w:rPr>
-      </w:pPr>
-    </w:p>
-    <w:p>
-      <w:pPr>
-        <w:pStyle w:val="Titre3"/>
-      </w:pPr>
-      <w:r>
-        <w:t>Paramétrage des pages Périmètre liste Profil</w:t>
+      <w:r>
+        <w:t>obligatoires</w:t>
+      </w:r>
+      <w:r>
+        <w:t xml:space="preserve"> au moment de l’</w:t>
+      </w:r>
+      <w:proofErr w:type="spellStart"/>
+      <w:r>
+        <w:t>upload</w:t>
+      </w:r>
+      <w:proofErr w:type="spellEnd"/>
+      <w:r>
+        <w:t xml:space="preserve"> des </w:t>
+      </w:r>
+      <w:proofErr w:type="spellStart"/>
+      <w:r>
+        <w:t>CVs</w:t>
+      </w:r>
+      <w:proofErr w:type="spellEnd"/>
+      <w:r>
+        <w:t xml:space="preserve"> des candidats. Vos </w:t>
+      </w:r>
+      <w:proofErr w:type="spellStart"/>
+      <w:r>
+        <w:t>users</w:t>
+      </w:r>
+      <w:proofErr w:type="spellEnd"/>
+      <w:r>
+        <w:t xml:space="preserve"> ne </w:t>
+      </w:r>
+      <w:r>
+        <w:t>pourront</w:t>
+      </w:r>
+      <w:r>
+        <w:t xml:space="preserve"> pas </w:t>
+      </w:r>
+      <w:proofErr w:type="spellStart"/>
+      <w:r>
+        <w:t>upload</w:t>
+      </w:r>
+      <w:proofErr w:type="spellEnd"/>
+      <w:r>
+        <w:t xml:space="preserve"> un CV sans remplir ces champs, donc </w:t>
+      </w:r>
+      <w:r>
+        <w:t>choisissez</w:t>
+      </w:r>
+      <w:r>
+        <w:t xml:space="preserve"> les bien. </w:t>
+      </w:r>
+    </w:p>
+    <w:p>
+      <w:pPr>
+        <w:pStyle w:val="Heading3"/>
+      </w:pPr>
+      <w:r>
+        <w:t xml:space="preserve">Mode d’affichage du salaire </w:t>
+      </w:r>
+    </w:p>
+    <w:p>
+      <w:r>
+        <w:t>Est-ce que vous voulez afficher le salaire annuel ou mensuel dans les fiches « Profil »</w:t>
+      </w:r>
+    </w:p>
+    <w:p>
+      <w:pPr>
+        <w:pStyle w:val="Heading3"/>
+      </w:pPr>
+      <w:r>
+        <w:t>Type de dipl</w:t>
+      </w:r>
+      <w:r>
+        <w:t>ô</w:t>
+      </w:r>
+      <w:r>
+        <w:t>me</w:t>
+      </w:r>
+    </w:p>
+    <w:p>
+      <w:r>
+        <w:t xml:space="preserve">Vous pouvez définir </w:t>
+      </w:r>
+      <w:r>
+        <w:t xml:space="preserve">les types de </w:t>
+      </w:r>
+      <w:r>
+        <w:t>diplômes</w:t>
+      </w:r>
+      <w:r>
+        <w:t xml:space="preserve"> selon lesquels vous voulez </w:t>
+      </w:r>
+      <w:r>
+        <w:t>classer</w:t>
+      </w:r>
+      <w:r>
+        <w:t xml:space="preserve"> vos candidats et vos consultants</w:t>
+      </w:r>
+      <w:r>
+        <w:t>.</w:t>
       </w:r>
     </w:p>
     <w:p/>
     <w:p>
       <w:pPr>
-        <w:pStyle w:val="Titre3"/>
-      </w:pPr>
-      <w:r>
-        <w:t xml:space="preserve">Métier </w:t>
-      </w:r>
-    </w:p>
-    <w:p/>
-    <w:p>
-      <w:pPr>
-        <w:pStyle w:val="Titre3"/>
-      </w:pPr>
-      <w:r>
-        <w:t>Champs obligatoire pour l’</w:t>
-      </w:r>
-      <w:proofErr w:type="spellStart"/>
-      <w:r>
-        <w:t>upload</w:t>
-      </w:r>
-      <w:proofErr w:type="spellEnd"/>
-      <w:r>
-        <w:t xml:space="preserve"> de Candidat</w:t>
-      </w:r>
-    </w:p>
-    <w:p>
-      <w:r>
-        <w:rPr>
-          <w:b/>
-          <w:bCs/>
-        </w:rPr>
-        <w:t>Description</w:t>
-      </w:r>
-      <w:r>
-        <w:rPr>
-          <w:b/>
-          <w:bCs/>
-        </w:rPr>
-        <w:t xml:space="preserve"> : </w:t>
-      </w:r>
-      <w:proofErr w:type="spellStart"/>
-      <w:r>
-        <w:t>Définisser</w:t>
-      </w:r>
-      <w:proofErr w:type="spellEnd"/>
-      <w:r>
-        <w:t xml:space="preserve"> les </w:t>
-      </w:r>
-      <w:r>
-        <w:t>champs</w:t>
-      </w:r>
-      <w:r>
-        <w:t xml:space="preserve"> </w:t>
-      </w:r>
-      <w:r>
-        <w:t>obligatoires</w:t>
-      </w:r>
-      <w:r>
-        <w:t xml:space="preserve"> au moment de l’</w:t>
-      </w:r>
-      <w:proofErr w:type="spellStart"/>
-      <w:r>
-        <w:t>upload</w:t>
-      </w:r>
-      <w:proofErr w:type="spellEnd"/>
-      <w:r>
-        <w:t xml:space="preserve"> des </w:t>
-      </w:r>
-      <w:proofErr w:type="spellStart"/>
-      <w:r>
-        <w:t>CVs</w:t>
-      </w:r>
-      <w:proofErr w:type="spellEnd"/>
-      <w:r>
-        <w:t xml:space="preserve"> des candidats. Vos </w:t>
-      </w:r>
-      <w:proofErr w:type="spellStart"/>
-      <w:r>
-        <w:t>users</w:t>
-      </w:r>
-      <w:proofErr w:type="spellEnd"/>
-      <w:r>
-        <w:t xml:space="preserve"> ne </w:t>
-      </w:r>
-      <w:r>
-        <w:t>pourront</w:t>
-      </w:r>
-      <w:r>
-        <w:t xml:space="preserve"> pas </w:t>
-      </w:r>
-      <w:proofErr w:type="spellStart"/>
-      <w:r>
-        <w:t>upload</w:t>
-      </w:r>
-      <w:proofErr w:type="spellEnd"/>
-      <w:r>
-        <w:t xml:space="preserve"> un CV sans remplir ces champs, donc </w:t>
-      </w:r>
-      <w:r>
-        <w:t>choisissez</w:t>
-      </w:r>
-      <w:r>
-        <w:t xml:space="preserve"> les bien. </w:t>
-      </w:r>
-    </w:p>
-    <w:p>
-      <w:pPr>
-        <w:pStyle w:val="Titre3"/>
-      </w:pPr>
-      <w:r>
-        <w:lastRenderedPageBreak/>
-        <w:t xml:space="preserve">Mode d’affichage du salaire </w:t>
-      </w:r>
-    </w:p>
-    <w:p>
-      <w:r>
-        <w:t>Est-ce que vous voulez afficher le salaire annuel ou mensuel dans les fiches « Profil »</w:t>
-      </w:r>
-    </w:p>
-    <w:p>
-      <w:pPr>
-        <w:pStyle w:val="Titre3"/>
-      </w:pPr>
-      <w:r>
-        <w:t>Type de dipl</w:t>
-      </w:r>
-      <w:r>
-        <w:t>ô</w:t>
-      </w:r>
-      <w:r>
-        <w:t>me</w:t>
-      </w:r>
-    </w:p>
-    <w:p>
-      <w:r>
-        <w:t xml:space="preserve">Vous pouvez définir </w:t>
-      </w:r>
-      <w:r>
-        <w:t xml:space="preserve">les types de </w:t>
-      </w:r>
-      <w:r>
-        <w:t>diplômes</w:t>
-      </w:r>
-      <w:r>
-        <w:t xml:space="preserve"> selon lesquels vous voulez </w:t>
-      </w:r>
-      <w:r>
-        <w:t>classer</w:t>
-      </w:r>
-      <w:r>
-        <w:t xml:space="preserve"> vos candidats et vos consultants</w:t>
-      </w:r>
-      <w:r>
-        <w:t>.</w:t>
-      </w:r>
-    </w:p>
-    <w:p/>
-    <w:p>
-      <w:pPr>
-        <w:pStyle w:val="Titre2"/>
+        <w:pStyle w:val="Heading2"/>
       </w:pPr>
       <w:bookmarkStart w:id="18" w:name="_Toc222495408"/>
       <w:bookmarkStart w:id="19" w:name="_Toc222496443"/>
@@ -5657,7 +6269,7 @@
     <w:p/>
     <w:p>
       <w:pPr>
-        <w:pStyle w:val="Titre3"/>
+        <w:pStyle w:val="Heading3"/>
       </w:pPr>
       <w:bookmarkStart w:id="20" w:name="_Toc222495409"/>
       <w:bookmarkStart w:id="21" w:name="_Toc222496444"/>
@@ -5760,30 +6372,30 @@
     <w:p>
       <w:pPr>
         <w:rPr>
-          <w:rStyle w:val="Accentuationlgre"/>
-        </w:rPr>
-      </w:pPr>
-      <w:r>
-        <w:rPr>
-          <w:rStyle w:val="Accentuationlgre"/>
+          <w:rStyle w:val="SubtleEmphasis"/>
+        </w:rPr>
+      </w:pPr>
+      <w:r>
+        <w:rPr>
+          <w:rStyle w:val="SubtleEmphasis"/>
         </w:rPr>
         <w:t>Attention, une fois que vous décidez de migrer un statut, vous aurez un message de confirmation pour valider. Mais une modification (migrer vers une valeur existante ou nouvelle, supprimer une valeur) est irréversible et impactera tous les objets qui ont</w:t>
       </w:r>
       <w:r>
         <w:rPr>
-          <w:rStyle w:val="Accentuationlgre"/>
+          <w:rStyle w:val="SubtleEmphasis"/>
         </w:rPr>
         <w:t xml:space="preserve"> </w:t>
       </w:r>
       <w:r>
         <w:rPr>
-          <w:rStyle w:val="Accentuationlgre"/>
+          <w:rStyle w:val="SubtleEmphasis"/>
         </w:rPr>
         <w:t>cette valeur dans leurs champs</w:t>
       </w:r>
       <w:r>
         <w:rPr>
-          <w:rStyle w:val="Accentuationlgre"/>
+          <w:rStyle w:val="SubtleEmphasis"/>
         </w:rPr>
         <w:t>.</w:t>
       </w:r>
@@ -5821,7 +6433,7 @@
     </w:p>
     <w:p>
       <w:pPr>
-        <w:pStyle w:val="Paragraphedeliste"/>
+        <w:pStyle w:val="ListParagraph"/>
         <w:numPr>
           <w:ilvl w:val="0"/>
           <w:numId w:val="17"/>
@@ -5834,7 +6446,7 @@
     </w:p>
     <w:p>
       <w:pPr>
-        <w:pStyle w:val="Paragraphedeliste"/>
+        <w:pStyle w:val="ListParagraph"/>
         <w:numPr>
           <w:ilvl w:val="1"/>
           <w:numId w:val="17"/>
@@ -5847,7 +6459,7 @@
     </w:p>
     <w:p>
       <w:pPr>
-        <w:pStyle w:val="Paragraphedeliste"/>
+        <w:pStyle w:val="ListParagraph"/>
         <w:numPr>
           <w:ilvl w:val="1"/>
           <w:numId w:val="17"/>
@@ -5860,7 +6472,7 @@
     </w:p>
     <w:p>
       <w:pPr>
-        <w:pStyle w:val="Paragraphedeliste"/>
+        <w:pStyle w:val="ListParagraph"/>
         <w:numPr>
           <w:ilvl w:val="1"/>
           <w:numId w:val="17"/>
@@ -5873,7 +6485,7 @@
     </w:p>
     <w:p>
       <w:pPr>
-        <w:pStyle w:val="Paragraphedeliste"/>
+        <w:pStyle w:val="ListParagraph"/>
         <w:numPr>
           <w:ilvl w:val="1"/>
           <w:numId w:val="17"/>
@@ -5886,7 +6498,7 @@
     </w:p>
     <w:p>
       <w:pPr>
-        <w:pStyle w:val="Paragraphedeliste"/>
+        <w:pStyle w:val="ListParagraph"/>
         <w:numPr>
           <w:ilvl w:val="1"/>
           <w:numId w:val="17"/>
@@ -5899,7 +6511,7 @@
     </w:p>
     <w:p>
       <w:pPr>
-        <w:pStyle w:val="Paragraphedeliste"/>
+        <w:pStyle w:val="ListParagraph"/>
         <w:numPr>
           <w:ilvl w:val="1"/>
           <w:numId w:val="17"/>
@@ -5912,7 +6524,7 @@
     </w:p>
     <w:p>
       <w:pPr>
-        <w:pStyle w:val="Paragraphedeliste"/>
+        <w:pStyle w:val="ListParagraph"/>
         <w:numPr>
           <w:ilvl w:val="0"/>
           <w:numId w:val="17"/>
@@ -5925,7 +6537,7 @@
     </w:p>
     <w:p>
       <w:pPr>
-        <w:pStyle w:val="Paragraphedeliste"/>
+        <w:pStyle w:val="ListParagraph"/>
         <w:numPr>
           <w:ilvl w:val="1"/>
           <w:numId w:val="17"/>
@@ -5938,7 +6550,7 @@
     </w:p>
     <w:p>
       <w:pPr>
-        <w:pStyle w:val="Paragraphedeliste"/>
+        <w:pStyle w:val="ListParagraph"/>
         <w:numPr>
           <w:ilvl w:val="1"/>
           <w:numId w:val="17"/>
@@ -5959,7 +6571,7 @@
     </w:p>
     <w:p>
       <w:pPr>
-        <w:pStyle w:val="Paragraphedeliste"/>
+        <w:pStyle w:val="ListParagraph"/>
         <w:ind w:left="360"/>
       </w:pPr>
       <w:r>
@@ -5969,11 +6581,12 @@
     <w:p/>
     <w:p>
       <w:pPr>
-        <w:pStyle w:val="Titre1"/>
+        <w:pStyle w:val="Heading1"/>
       </w:pPr>
       <w:bookmarkStart w:id="22" w:name="_Toc222495410"/>
       <w:bookmarkStart w:id="23" w:name="_Toc222496445"/>
       <w:r>
+        <w:lastRenderedPageBreak/>
         <w:t>Intégration</w:t>
       </w:r>
       <w:bookmarkEnd w:id="22"/>
@@ -6035,7 +6648,6 @@
     </w:p>
     <w:p>
       <w:r>
-        <w:lastRenderedPageBreak/>
         <w:t xml:space="preserve">Cette partie va vous aider </w:t>
       </w:r>
       <w:r>
@@ -6046,7 +6658,7 @@
     <w:p/>
     <w:p>
       <w:pPr>
-        <w:pStyle w:val="Titre1"/>
+        <w:pStyle w:val="Heading1"/>
       </w:pPr>
       <w:bookmarkStart w:id="24" w:name="_Toc222495411"/>
       <w:bookmarkStart w:id="25" w:name="_Toc222496446"/>
@@ -6117,7 +6729,7 @@
     </w:p>
     <w:p>
       <w:pPr>
-        <w:pStyle w:val="Paragraphedeliste"/>
+        <w:pStyle w:val="ListParagraph"/>
         <w:numPr>
           <w:ilvl w:val="0"/>
           <w:numId w:val="5"/>
@@ -6130,7 +6742,7 @@
     </w:p>
     <w:p>
       <w:pPr>
-        <w:pStyle w:val="Paragraphedeliste"/>
+        <w:pStyle w:val="ListParagraph"/>
         <w:numPr>
           <w:ilvl w:val="0"/>
           <w:numId w:val="5"/>
@@ -6143,7 +6755,7 @@
     </w:p>
     <w:p>
       <w:pPr>
-        <w:pStyle w:val="Paragraphedeliste"/>
+        <w:pStyle w:val="ListParagraph"/>
         <w:numPr>
           <w:ilvl w:val="0"/>
           <w:numId w:val="5"/>
@@ -6156,7 +6768,7 @@
     </w:p>
     <w:p>
       <w:pPr>
-        <w:pStyle w:val="Paragraphedeliste"/>
+        <w:pStyle w:val="ListParagraph"/>
         <w:numPr>
           <w:ilvl w:val="0"/>
           <w:numId w:val="5"/>
@@ -6169,7 +6781,7 @@
     </w:p>
     <w:p>
       <w:pPr>
-        <w:pStyle w:val="Titre2"/>
+        <w:pStyle w:val="Heading2"/>
       </w:pPr>
       <w:bookmarkStart w:id="26" w:name="_Toc222495412"/>
       <w:bookmarkStart w:id="27" w:name="_Toc222496447"/>
@@ -6186,7 +6798,7 @@
     </w:p>
     <w:p>
       <w:pPr>
-        <w:pStyle w:val="Titre3"/>
+        <w:pStyle w:val="Heading3"/>
       </w:pPr>
       <w:bookmarkStart w:id="28" w:name="_Toc222495413"/>
       <w:bookmarkStart w:id="29" w:name="_Toc222496448"/>
@@ -6239,7 +6851,7 @@
     </w:p>
     <w:p>
       <w:pPr>
-        <w:pStyle w:val="Paragraphedeliste"/>
+        <w:pStyle w:val="ListParagraph"/>
         <w:numPr>
           <w:ilvl w:val="0"/>
           <w:numId w:val="7"/>
@@ -6260,7 +6872,7 @@
     </w:p>
     <w:p>
       <w:pPr>
-        <w:pStyle w:val="Paragraphedeliste"/>
+        <w:pStyle w:val="ListParagraph"/>
         <w:numPr>
           <w:ilvl w:val="1"/>
           <w:numId w:val="7"/>
@@ -6273,7 +6885,7 @@
     </w:p>
     <w:p>
       <w:pPr>
-        <w:pStyle w:val="Paragraphedeliste"/>
+        <w:pStyle w:val="ListParagraph"/>
         <w:numPr>
           <w:ilvl w:val="2"/>
           <w:numId w:val="7"/>
@@ -6286,7 +6898,7 @@
     </w:p>
     <w:p>
       <w:pPr>
-        <w:pStyle w:val="Paragraphedeliste"/>
+        <w:pStyle w:val="ListParagraph"/>
         <w:numPr>
           <w:ilvl w:val="2"/>
           <w:numId w:val="7"/>
@@ -6304,7 +6916,7 @@
     </w:p>
     <w:p>
       <w:pPr>
-        <w:pStyle w:val="Paragraphedeliste"/>
+        <w:pStyle w:val="ListParagraph"/>
         <w:numPr>
           <w:ilvl w:val="2"/>
           <w:numId w:val="7"/>
@@ -6317,7 +6929,7 @@
     </w:p>
     <w:p>
       <w:pPr>
-        <w:pStyle w:val="Paragraphedeliste"/>
+        <w:pStyle w:val="ListParagraph"/>
         <w:numPr>
           <w:ilvl w:val="1"/>
           <w:numId w:val="7"/>
@@ -6330,7 +6942,7 @@
     </w:p>
     <w:p>
       <w:pPr>
-        <w:pStyle w:val="Paragraphedeliste"/>
+        <w:pStyle w:val="ListParagraph"/>
         <w:numPr>
           <w:ilvl w:val="0"/>
           <w:numId w:val="7"/>
@@ -6346,7 +6958,7 @@
     </w:p>
     <w:p>
       <w:pPr>
-        <w:pStyle w:val="Paragraphedeliste"/>
+        <w:pStyle w:val="ListParagraph"/>
         <w:numPr>
           <w:ilvl w:val="1"/>
           <w:numId w:val="7"/>
@@ -6359,7 +6971,7 @@
     </w:p>
     <w:p>
       <w:pPr>
-        <w:pStyle w:val="Paragraphedeliste"/>
+        <w:pStyle w:val="ListParagraph"/>
         <w:numPr>
           <w:ilvl w:val="0"/>
           <w:numId w:val="7"/>
@@ -6375,7 +6987,7 @@
     </w:p>
     <w:p>
       <w:pPr>
-        <w:pStyle w:val="Paragraphedeliste"/>
+        <w:pStyle w:val="ListParagraph"/>
         <w:numPr>
           <w:ilvl w:val="1"/>
           <w:numId w:val="7"/>
@@ -6388,7 +7000,7 @@
     </w:p>
     <w:p>
       <w:pPr>
-        <w:pStyle w:val="Paragraphedeliste"/>
+        <w:pStyle w:val="ListParagraph"/>
         <w:numPr>
           <w:ilvl w:val="1"/>
           <w:numId w:val="7"/>
@@ -6401,7 +7013,7 @@
     </w:p>
     <w:p>
       <w:pPr>
-        <w:pStyle w:val="Paragraphedeliste"/>
+        <w:pStyle w:val="ListParagraph"/>
         <w:numPr>
           <w:ilvl w:val="0"/>
           <w:numId w:val="7"/>
@@ -6417,7 +7029,7 @@
     </w:p>
     <w:p>
       <w:pPr>
-        <w:pStyle w:val="Paragraphedeliste"/>
+        <w:pStyle w:val="ListParagraph"/>
         <w:numPr>
           <w:ilvl w:val="1"/>
           <w:numId w:val="7"/>
@@ -6430,7 +7042,7 @@
     </w:p>
     <w:p>
       <w:pPr>
-        <w:pStyle w:val="Paragraphedeliste"/>
+        <w:pStyle w:val="ListParagraph"/>
         <w:numPr>
           <w:ilvl w:val="0"/>
           <w:numId w:val="7"/>
@@ -6446,7 +7058,7 @@
     </w:p>
     <w:p>
       <w:pPr>
-        <w:pStyle w:val="Paragraphedeliste"/>
+        <w:pStyle w:val="ListParagraph"/>
         <w:numPr>
           <w:ilvl w:val="1"/>
           <w:numId w:val="7"/>
@@ -6454,12 +7066,13 @@
         <w:spacing w:before="200" w:after="200" w:line="276" w:lineRule="auto"/>
       </w:pPr>
       <w:r>
+        <w:lastRenderedPageBreak/>
         <w:t>Laisser place à votre imagination, c’est configurable à votre guise</w:t>
       </w:r>
     </w:p>
     <w:p>
       <w:pPr>
-        <w:pStyle w:val="Paragraphedeliste"/>
+        <w:pStyle w:val="ListParagraph"/>
         <w:numPr>
           <w:ilvl w:val="0"/>
           <w:numId w:val="7"/>
@@ -6472,7 +7085,7 @@
     </w:p>
     <w:p>
       <w:pPr>
-        <w:pStyle w:val="Paragraphedeliste"/>
+        <w:pStyle w:val="ListParagraph"/>
         <w:numPr>
           <w:ilvl w:val="1"/>
           <w:numId w:val="7"/>
@@ -6485,7 +7098,7 @@
     </w:p>
     <w:p>
       <w:pPr>
-        <w:pStyle w:val="Paragraphedeliste"/>
+        <w:pStyle w:val="ListParagraph"/>
         <w:numPr>
           <w:ilvl w:val="0"/>
           <w:numId w:val="7"/>
@@ -6498,7 +7111,7 @@
     </w:p>
     <w:p>
       <w:pPr>
-        <w:pStyle w:val="Paragraphedeliste"/>
+        <w:pStyle w:val="ListParagraph"/>
         <w:numPr>
           <w:ilvl w:val="1"/>
           <w:numId w:val="7"/>
@@ -6506,13 +7119,12 @@
         <w:spacing w:before="200" w:after="200" w:line="276" w:lineRule="auto"/>
       </w:pPr>
       <w:r>
-        <w:lastRenderedPageBreak/>
         <w:t>Laisser place à votre imagination, c’est configurable à votre guise</w:t>
       </w:r>
     </w:p>
     <w:p>
       <w:pPr>
-        <w:pStyle w:val="Paragraphedeliste"/>
+        <w:pStyle w:val="ListParagraph"/>
         <w:numPr>
           <w:ilvl w:val="0"/>
           <w:numId w:val="7"/>
@@ -6544,7 +7156,7 @@
     </w:p>
     <w:p>
       <w:pPr>
-        <w:pStyle w:val="Paragraphedeliste"/>
+        <w:pStyle w:val="ListParagraph"/>
         <w:numPr>
           <w:ilvl w:val="1"/>
           <w:numId w:val="7"/>
@@ -6557,7 +7169,7 @@
     </w:p>
     <w:p>
       <w:pPr>
-        <w:pStyle w:val="Paragraphedeliste"/>
+        <w:pStyle w:val="ListParagraph"/>
         <w:numPr>
           <w:ilvl w:val="0"/>
           <w:numId w:val="7"/>
@@ -6573,26 +7185,26 @@
     </w:p>
     <w:p>
       <w:pPr>
-        <w:pStyle w:val="Paragraphedeliste"/>
+        <w:pStyle w:val="ListParagraph"/>
         <w:numPr>
           <w:ilvl w:val="1"/>
           <w:numId w:val="7"/>
         </w:numPr>
         <w:spacing w:before="200" w:after="200" w:line="276" w:lineRule="auto"/>
         <w:rPr>
-          <w:rStyle w:val="Accentuationlgre"/>
-        </w:rPr>
-      </w:pPr>
-      <w:r>
-        <w:rPr>
-          <w:rStyle w:val="Accentuationlgre"/>
+          <w:rStyle w:val="SubtleEmphasis"/>
+        </w:rPr>
+      </w:pPr>
+      <w:r>
+        <w:rPr>
+          <w:rStyle w:val="SubtleEmphasis"/>
         </w:rPr>
         <w:t xml:space="preserve">Très important de bien paramétrer cette valeur car toute la logique de calcule des TJM, fiche de marge repose sur ça </w:t>
       </w:r>
     </w:p>
     <w:p>
       <w:pPr>
-        <w:pStyle w:val="Paragraphedeliste"/>
+        <w:pStyle w:val="ListParagraph"/>
         <w:numPr>
           <w:ilvl w:val="0"/>
           <w:numId w:val="7"/>
@@ -6605,7 +7217,7 @@
     </w:p>
     <w:p>
       <w:pPr>
-        <w:pStyle w:val="Paragraphedeliste"/>
+        <w:pStyle w:val="ListParagraph"/>
         <w:numPr>
           <w:ilvl w:val="1"/>
           <w:numId w:val="7"/>
@@ -6618,7 +7230,7 @@
     </w:p>
     <w:p>
       <w:pPr>
-        <w:pStyle w:val="Paragraphedeliste"/>
+        <w:pStyle w:val="ListParagraph"/>
         <w:numPr>
           <w:ilvl w:val="1"/>
           <w:numId w:val="7"/>
@@ -6632,7 +7244,7 @@
     <w:p/>
     <w:p>
       <w:pPr>
-        <w:pStyle w:val="Titre3"/>
+        <w:pStyle w:val="Heading3"/>
       </w:pPr>
       <w:bookmarkStart w:id="30" w:name="_Toc222495414"/>
       <w:bookmarkStart w:id="31" w:name="_Toc222496449"/>
@@ -6644,7 +7256,7 @@
     </w:p>
     <w:p>
       <w:pPr>
-        <w:pStyle w:val="Titre4"/>
+        <w:pStyle w:val="Heading4"/>
       </w:pPr>
       <w:r>
         <w:t>Page périmètre TAO</w:t>
@@ -6672,7 +7284,7 @@
     </w:p>
     <w:p>
       <w:pPr>
-        <w:pStyle w:val="Paragraphedeliste"/>
+        <w:pStyle w:val="ListParagraph"/>
         <w:numPr>
           <w:ilvl w:val="0"/>
           <w:numId w:val="8"/>
@@ -6693,7 +7305,7 @@
     </w:p>
     <w:p>
       <w:pPr>
-        <w:pStyle w:val="Paragraphedeliste"/>
+        <w:pStyle w:val="ListParagraph"/>
         <w:numPr>
           <w:ilvl w:val="0"/>
           <w:numId w:val="8"/>
@@ -6741,7 +7353,7 @@
     </w:p>
     <w:p>
       <w:pPr>
-        <w:pStyle w:val="Paragraphedeliste"/>
+        <w:pStyle w:val="ListParagraph"/>
         <w:numPr>
           <w:ilvl w:val="0"/>
           <w:numId w:val="9"/>
@@ -6754,7 +7366,7 @@
     </w:p>
     <w:p>
       <w:pPr>
-        <w:pStyle w:val="Paragraphedeliste"/>
+        <w:pStyle w:val="ListParagraph"/>
         <w:numPr>
           <w:ilvl w:val="0"/>
           <w:numId w:val="9"/>
@@ -6767,7 +7379,7 @@
     </w:p>
     <w:p>
       <w:pPr>
-        <w:pStyle w:val="Paragraphedeliste"/>
+        <w:pStyle w:val="ListParagraph"/>
         <w:numPr>
           <w:ilvl w:val="0"/>
           <w:numId w:val="9"/>
@@ -6780,7 +7392,7 @@
     </w:p>
     <w:p>
       <w:pPr>
-        <w:pStyle w:val="Paragraphedeliste"/>
+        <w:pStyle w:val="ListParagraph"/>
         <w:numPr>
           <w:ilvl w:val="0"/>
           <w:numId w:val="9"/>
@@ -6793,7 +7405,7 @@
     </w:p>
     <w:p>
       <w:pPr>
-        <w:pStyle w:val="Paragraphedeliste"/>
+        <w:pStyle w:val="ListParagraph"/>
         <w:numPr>
           <w:ilvl w:val="1"/>
           <w:numId w:val="9"/>
@@ -6806,7 +7418,7 @@
     </w:p>
     <w:p>
       <w:pPr>
-        <w:pStyle w:val="Paragraphedeliste"/>
+        <w:pStyle w:val="ListParagraph"/>
         <w:numPr>
           <w:ilvl w:val="1"/>
           <w:numId w:val="9"/>
@@ -6819,7 +7431,7 @@
     </w:p>
     <w:p>
       <w:pPr>
-        <w:pStyle w:val="Paragraphedeliste"/>
+        <w:pStyle w:val="ListParagraph"/>
         <w:numPr>
           <w:ilvl w:val="1"/>
           <w:numId w:val="9"/>
@@ -6832,7 +7444,7 @@
     </w:p>
     <w:p>
       <w:pPr>
-        <w:pStyle w:val="Paragraphedeliste"/>
+        <w:pStyle w:val="ListParagraph"/>
         <w:numPr>
           <w:ilvl w:val="1"/>
           <w:numId w:val="9"/>
@@ -6845,7 +7457,7 @@
     </w:p>
     <w:p>
       <w:pPr>
-        <w:pStyle w:val="Paragraphedeliste"/>
+        <w:pStyle w:val="ListParagraph"/>
         <w:numPr>
           <w:ilvl w:val="1"/>
           <w:numId w:val="9"/>
@@ -6861,7 +7473,7 @@
     </w:p>
     <w:p>
       <w:pPr>
-        <w:pStyle w:val="Paragraphedeliste"/>
+        <w:pStyle w:val="ListParagraph"/>
         <w:numPr>
           <w:ilvl w:val="0"/>
           <w:numId w:val="9"/>
@@ -6874,7 +7486,7 @@
     </w:p>
     <w:p>
       <w:pPr>
-        <w:pStyle w:val="Paragraphedeliste"/>
+        <w:pStyle w:val="ListParagraph"/>
         <w:numPr>
           <w:ilvl w:val="1"/>
           <w:numId w:val="9"/>
@@ -6887,7 +7499,7 @@
     </w:p>
     <w:p>
       <w:pPr>
-        <w:pStyle w:val="Paragraphedeliste"/>
+        <w:pStyle w:val="ListParagraph"/>
         <w:numPr>
           <w:ilvl w:val="0"/>
           <w:numId w:val="9"/>
@@ -6900,7 +7512,7 @@
     </w:p>
     <w:p>
       <w:pPr>
-        <w:pStyle w:val="Paragraphedeliste"/>
+        <w:pStyle w:val="ListParagraph"/>
         <w:numPr>
           <w:ilvl w:val="1"/>
           <w:numId w:val="9"/>
@@ -6913,7 +7525,7 @@
     </w:p>
     <w:p>
       <w:pPr>
-        <w:pStyle w:val="Paragraphedeliste"/>
+        <w:pStyle w:val="ListParagraph"/>
         <w:numPr>
           <w:ilvl w:val="0"/>
           <w:numId w:val="9"/>
@@ -6926,7 +7538,7 @@
     </w:p>
     <w:p>
       <w:pPr>
-        <w:pStyle w:val="Paragraphedeliste"/>
+        <w:pStyle w:val="ListParagraph"/>
         <w:numPr>
           <w:ilvl w:val="1"/>
           <w:numId w:val="9"/>
@@ -6939,9 +7551,10 @@
     </w:p>
     <w:p>
       <w:pPr>
-        <w:pStyle w:val="Titre4"/>
-      </w:pPr>
-      <w:r>
+        <w:pStyle w:val="Heading4"/>
+      </w:pPr>
+      <w:r>
+        <w:lastRenderedPageBreak/>
         <w:t xml:space="preserve">Page de Détail des profils </w:t>
       </w:r>
     </w:p>
@@ -6954,11 +7567,7 @@
         <w:t>Description :</w:t>
       </w:r>
       <w:r>
-        <w:t xml:space="preserve"> Toutes les informations que vous pouvez remplir pour un profil/candidat se trouvent dans cette page, vous pouvez modifier, consulter à votre guise. Vous retrouverez tout </w:t>
-      </w:r>
-      <w:r>
-        <w:lastRenderedPageBreak/>
-        <w:t xml:space="preserve">ce que votre ADMIN à paramétrer et qui correspond donc à vos processus ou au nom que vous y donner. </w:t>
+        <w:t xml:space="preserve"> Toutes les informations que vous pouvez remplir pour un profil/candidat se trouvent dans cette page, vous pouvez modifier, consulter à votre guise. Vous retrouverez tout ce que votre ADMIN à paramétrer et qui correspond donc à vos processus ou au nom que vous y donner. </w:t>
       </w:r>
     </w:p>
     <w:p>
@@ -6978,7 +7587,7 @@
     </w:p>
     <w:p>
       <w:pPr>
-        <w:pStyle w:val="Paragraphedeliste"/>
+        <w:pStyle w:val="ListParagraph"/>
         <w:numPr>
           <w:ilvl w:val="0"/>
           <w:numId w:val="10"/>
@@ -6991,7 +7600,7 @@
     </w:p>
     <w:p>
       <w:pPr>
-        <w:pStyle w:val="Paragraphedeliste"/>
+        <w:pStyle w:val="ListParagraph"/>
         <w:numPr>
           <w:ilvl w:val="0"/>
           <w:numId w:val="10"/>
@@ -7022,7 +7631,7 @@
     </w:p>
     <w:p>
       <w:pPr>
-        <w:pStyle w:val="Paragraphedeliste"/>
+        <w:pStyle w:val="ListParagraph"/>
         <w:numPr>
           <w:ilvl w:val="0"/>
           <w:numId w:val="11"/>
@@ -7035,7 +7644,7 @@
     </w:p>
     <w:p>
       <w:pPr>
-        <w:pStyle w:val="Paragraphedeliste"/>
+        <w:pStyle w:val="ListParagraph"/>
         <w:numPr>
           <w:ilvl w:val="0"/>
           <w:numId w:val="11"/>
@@ -7048,7 +7657,7 @@
     </w:p>
     <w:p>
       <w:pPr>
-        <w:pStyle w:val="Paragraphedeliste"/>
+        <w:pStyle w:val="ListParagraph"/>
         <w:numPr>
           <w:ilvl w:val="0"/>
           <w:numId w:val="11"/>
@@ -7061,7 +7670,7 @@
     </w:p>
     <w:p>
       <w:pPr>
-        <w:pStyle w:val="Paragraphedeliste"/>
+        <w:pStyle w:val="ListParagraph"/>
         <w:numPr>
           <w:ilvl w:val="1"/>
           <w:numId w:val="11"/>
@@ -7074,7 +7683,7 @@
     </w:p>
     <w:p>
       <w:pPr>
-        <w:pStyle w:val="Paragraphedeliste"/>
+        <w:pStyle w:val="ListParagraph"/>
         <w:numPr>
           <w:ilvl w:val="1"/>
           <w:numId w:val="11"/>
@@ -7087,7 +7696,7 @@
     </w:p>
     <w:p>
       <w:pPr>
-        <w:pStyle w:val="Paragraphedeliste"/>
+        <w:pStyle w:val="ListParagraph"/>
         <w:numPr>
           <w:ilvl w:val="0"/>
           <w:numId w:val="11"/>
@@ -7100,7 +7709,7 @@
     </w:p>
     <w:p>
       <w:pPr>
-        <w:pStyle w:val="Paragraphedeliste"/>
+        <w:pStyle w:val="ListParagraph"/>
         <w:numPr>
           <w:ilvl w:val="1"/>
           <w:numId w:val="11"/>
@@ -7113,7 +7722,7 @@
     </w:p>
     <w:p>
       <w:pPr>
-        <w:pStyle w:val="Paragraphedeliste"/>
+        <w:pStyle w:val="ListParagraph"/>
         <w:numPr>
           <w:ilvl w:val="0"/>
           <w:numId w:val="11"/>
@@ -7126,7 +7735,7 @@
     </w:p>
     <w:p>
       <w:pPr>
-        <w:pStyle w:val="Paragraphedeliste"/>
+        <w:pStyle w:val="ListParagraph"/>
         <w:numPr>
           <w:ilvl w:val="1"/>
           <w:numId w:val="11"/>
@@ -7139,7 +7748,7 @@
     </w:p>
     <w:p>
       <w:pPr>
-        <w:pStyle w:val="Paragraphedeliste"/>
+        <w:pStyle w:val="ListParagraph"/>
         <w:numPr>
           <w:ilvl w:val="0"/>
           <w:numId w:val="11"/>
@@ -7152,7 +7761,7 @@
     </w:p>
     <w:p>
       <w:pPr>
-        <w:pStyle w:val="Paragraphedeliste"/>
+        <w:pStyle w:val="ListParagraph"/>
         <w:numPr>
           <w:ilvl w:val="1"/>
           <w:numId w:val="11"/>
@@ -7165,7 +7774,7 @@
     </w:p>
     <w:p>
       <w:pPr>
-        <w:pStyle w:val="Paragraphedeliste"/>
+        <w:pStyle w:val="ListParagraph"/>
         <w:numPr>
           <w:ilvl w:val="0"/>
           <w:numId w:val="11"/>
@@ -7178,7 +7787,7 @@
     </w:p>
     <w:p>
       <w:pPr>
-        <w:pStyle w:val="Paragraphedeliste"/>
+        <w:pStyle w:val="ListParagraph"/>
         <w:numPr>
           <w:ilvl w:val="0"/>
           <w:numId w:val="11"/>
@@ -7203,7 +7812,7 @@
     </w:p>
     <w:p>
       <w:pPr>
-        <w:pStyle w:val="Paragraphedeliste"/>
+        <w:pStyle w:val="ListParagraph"/>
         <w:numPr>
           <w:ilvl w:val="0"/>
           <w:numId w:val="12"/>
@@ -7216,7 +7825,7 @@
     </w:p>
     <w:p>
       <w:pPr>
-        <w:pStyle w:val="Paragraphedeliste"/>
+        <w:pStyle w:val="ListParagraph"/>
         <w:numPr>
           <w:ilvl w:val="1"/>
           <w:numId w:val="12"/>
@@ -7229,7 +7838,7 @@
     </w:p>
     <w:p>
       <w:pPr>
-        <w:pStyle w:val="Paragraphedeliste"/>
+        <w:pStyle w:val="ListParagraph"/>
         <w:numPr>
           <w:ilvl w:val="2"/>
           <w:numId w:val="12"/>
@@ -7247,7 +7856,7 @@
     </w:p>
     <w:p>
       <w:pPr>
-        <w:pStyle w:val="Paragraphedeliste"/>
+        <w:pStyle w:val="ListParagraph"/>
         <w:numPr>
           <w:ilvl w:val="1"/>
           <w:numId w:val="12"/>
@@ -7260,7 +7869,7 @@
     </w:p>
     <w:p>
       <w:pPr>
-        <w:pStyle w:val="Paragraphedeliste"/>
+        <w:pStyle w:val="ListParagraph"/>
         <w:numPr>
           <w:ilvl w:val="1"/>
           <w:numId w:val="12"/>
@@ -7273,7 +7882,7 @@
     </w:p>
     <w:p>
       <w:pPr>
-        <w:pStyle w:val="Paragraphedeliste"/>
+        <w:pStyle w:val="ListParagraph"/>
         <w:numPr>
           <w:ilvl w:val="1"/>
           <w:numId w:val="12"/>
@@ -7286,7 +7895,7 @@
     </w:p>
     <w:p>
       <w:pPr>
-        <w:pStyle w:val="Titre4"/>
+        <w:pStyle w:val="Heading4"/>
       </w:pPr>
       <w:r>
         <w:t xml:space="preserve">Dossier de compétences </w:t>
@@ -7298,6 +7907,7 @@
           <w:b/>
           <w:bCs/>
         </w:rPr>
+        <w:lastRenderedPageBreak/>
         <w:t>Description</w:t>
       </w:r>
       <w:r>
@@ -7322,7 +7932,7 @@
     </w:p>
     <w:p>
       <w:pPr>
-        <w:pStyle w:val="Paragraphedeliste"/>
+        <w:pStyle w:val="ListParagraph"/>
         <w:numPr>
           <w:ilvl w:val="0"/>
           <w:numId w:val="12"/>
@@ -7335,7 +7945,7 @@
     </w:p>
     <w:p>
       <w:pPr>
-        <w:pStyle w:val="Paragraphedeliste"/>
+        <w:pStyle w:val="ListParagraph"/>
         <w:numPr>
           <w:ilvl w:val="0"/>
           <w:numId w:val="12"/>
@@ -7343,13 +7953,12 @@
         <w:spacing w:before="200" w:after="200" w:line="276" w:lineRule="auto"/>
       </w:pPr>
       <w:r>
-        <w:lastRenderedPageBreak/>
         <w:t xml:space="preserve">Recrutement -&gt; Outils -&gt; Générer CV -&gt; CV classique </w:t>
       </w:r>
     </w:p>
     <w:p>
       <w:pPr>
-        <w:pStyle w:val="Paragraphedeliste"/>
+        <w:pStyle w:val="ListParagraph"/>
         <w:numPr>
           <w:ilvl w:val="0"/>
           <w:numId w:val="12"/>
@@ -7384,7 +7993,7 @@
     </w:p>
     <w:p>
       <w:pPr>
-        <w:pStyle w:val="Paragraphedeliste"/>
+        <w:pStyle w:val="ListParagraph"/>
         <w:numPr>
           <w:ilvl w:val="0"/>
           <w:numId w:val="13"/>
@@ -7397,7 +8006,7 @@
     </w:p>
     <w:p>
       <w:pPr>
-        <w:pStyle w:val="Paragraphedeliste"/>
+        <w:pStyle w:val="ListParagraph"/>
         <w:numPr>
           <w:ilvl w:val="1"/>
           <w:numId w:val="13"/>
@@ -7410,7 +8019,7 @@
     </w:p>
     <w:p>
       <w:pPr>
-        <w:pStyle w:val="Paragraphedeliste"/>
+        <w:pStyle w:val="ListParagraph"/>
         <w:numPr>
           <w:ilvl w:val="2"/>
           <w:numId w:val="13"/>
@@ -7423,7 +8032,7 @@
     </w:p>
     <w:p>
       <w:pPr>
-        <w:pStyle w:val="Paragraphedeliste"/>
+        <w:pStyle w:val="ListParagraph"/>
         <w:numPr>
           <w:ilvl w:val="2"/>
           <w:numId w:val="13"/>
@@ -7444,7 +8053,7 @@
     </w:p>
     <w:p>
       <w:pPr>
-        <w:pStyle w:val="Paragraphedeliste"/>
+        <w:pStyle w:val="ListParagraph"/>
         <w:numPr>
           <w:ilvl w:val="2"/>
           <w:numId w:val="13"/>
@@ -7457,7 +8066,7 @@
     </w:p>
     <w:p>
       <w:pPr>
-        <w:pStyle w:val="Paragraphedeliste"/>
+        <w:pStyle w:val="ListParagraph"/>
         <w:numPr>
           <w:ilvl w:val="2"/>
           <w:numId w:val="13"/>
@@ -7470,7 +8079,7 @@
     </w:p>
     <w:p>
       <w:pPr>
-        <w:pStyle w:val="Paragraphedeliste"/>
+        <w:pStyle w:val="ListParagraph"/>
         <w:numPr>
           <w:ilvl w:val="2"/>
           <w:numId w:val="13"/>
@@ -7483,7 +8092,7 @@
     </w:p>
     <w:p>
       <w:pPr>
-        <w:pStyle w:val="Paragraphedeliste"/>
+        <w:pStyle w:val="ListParagraph"/>
         <w:numPr>
           <w:ilvl w:val="1"/>
           <w:numId w:val="13"/>
@@ -7496,7 +8105,7 @@
     </w:p>
     <w:p>
       <w:pPr>
-        <w:pStyle w:val="Paragraphedeliste"/>
+        <w:pStyle w:val="ListParagraph"/>
         <w:numPr>
           <w:ilvl w:val="2"/>
           <w:numId w:val="13"/>
@@ -7509,7 +8118,7 @@
     </w:p>
     <w:p>
       <w:pPr>
-        <w:pStyle w:val="Paragraphedeliste"/>
+        <w:pStyle w:val="ListParagraph"/>
         <w:numPr>
           <w:ilvl w:val="2"/>
           <w:numId w:val="13"/>
@@ -7522,7 +8131,7 @@
     </w:p>
     <w:p>
       <w:pPr>
-        <w:pStyle w:val="Paragraphedeliste"/>
+        <w:pStyle w:val="ListParagraph"/>
         <w:numPr>
           <w:ilvl w:val="2"/>
           <w:numId w:val="13"/>
@@ -7535,7 +8144,7 @@
     </w:p>
     <w:p>
       <w:pPr>
-        <w:pStyle w:val="Paragraphedeliste"/>
+        <w:pStyle w:val="ListParagraph"/>
         <w:numPr>
           <w:ilvl w:val="2"/>
           <w:numId w:val="13"/>
@@ -7548,7 +8157,7 @@
     </w:p>
     <w:p>
       <w:pPr>
-        <w:pStyle w:val="Paragraphedeliste"/>
+        <w:pStyle w:val="ListParagraph"/>
         <w:numPr>
           <w:ilvl w:val="2"/>
           <w:numId w:val="13"/>
@@ -7561,7 +8170,7 @@
     </w:p>
     <w:p>
       <w:pPr>
-        <w:pStyle w:val="Paragraphedeliste"/>
+        <w:pStyle w:val="ListParagraph"/>
         <w:numPr>
           <w:ilvl w:val="2"/>
           <w:numId w:val="13"/>
@@ -7574,7 +8183,7 @@
     </w:p>
     <w:p>
       <w:pPr>
-        <w:pStyle w:val="Paragraphedeliste"/>
+        <w:pStyle w:val="ListParagraph"/>
         <w:numPr>
           <w:ilvl w:val="0"/>
           <w:numId w:val="13"/>
@@ -7590,7 +8199,7 @@
     </w:p>
     <w:p>
       <w:pPr>
-        <w:pStyle w:val="Paragraphedeliste"/>
+        <w:pStyle w:val="ListParagraph"/>
         <w:numPr>
           <w:ilvl w:val="1"/>
           <w:numId w:val="13"/>
@@ -7603,7 +8212,7 @@
     </w:p>
     <w:p>
       <w:pPr>
-        <w:pStyle w:val="Paragraphedeliste"/>
+        <w:pStyle w:val="ListParagraph"/>
         <w:numPr>
           <w:ilvl w:val="0"/>
           <w:numId w:val="13"/>
@@ -7616,7 +8225,7 @@
     </w:p>
     <w:p>
       <w:pPr>
-        <w:pStyle w:val="Paragraphedeliste"/>
+        <w:pStyle w:val="ListParagraph"/>
         <w:numPr>
           <w:ilvl w:val="1"/>
           <w:numId w:val="13"/>
@@ -7630,7 +8239,7 @@
     <w:p/>
     <w:p>
       <w:pPr>
-        <w:pStyle w:val="Titre2"/>
+        <w:pStyle w:val="Heading2"/>
       </w:pPr>
       <w:bookmarkStart w:id="32" w:name="_Toc222495415"/>
       <w:bookmarkStart w:id="33" w:name="_Toc222496450"/>
@@ -7644,7 +8253,7 @@
     <w:p/>
     <w:p>
       <w:pPr>
-        <w:pStyle w:val="Titre2"/>
+        <w:pStyle w:val="Heading2"/>
       </w:pPr>
       <w:bookmarkStart w:id="34" w:name="_Toc222495416"/>
       <w:bookmarkStart w:id="35" w:name="_Toc222496451"/>
@@ -7658,7 +8267,7 @@
     <w:p/>
     <w:p>
       <w:pPr>
-        <w:pStyle w:val="Titre2"/>
+        <w:pStyle w:val="Heading2"/>
       </w:pPr>
       <w:bookmarkStart w:id="36" w:name="_Toc222495417"/>
       <w:bookmarkStart w:id="37" w:name="_Toc222496452"/>
@@ -7704,7 +8313,7 @@
 <w:ftr xmlns:wpc="http://schemas.microsoft.com/office/word/2010/wordprocessingCanvas" xmlns:cx="http://schemas.microsoft.com/office/drawing/2014/chartex" xmlns:cx1="http://schemas.microsoft.com/office/drawing/2015/9/8/chartex" xmlns:cx2="http://schemas.microsoft.com/office/drawing/2015/10/21/chartex" xmlns:cx3="http://schemas.microsoft.com/office/drawing/2016/5/9/chartex" xmlns:cx4="http://schemas.microsoft.com/office/drawing/2016/5/10/chartex" xmlns:cx5="http://schemas.microsoft.com/office/drawing/2016/5/11/chartex" xmlns:cx6="http://schemas.microsoft.com/office/drawing/2016/5/12/chartex" xmlns:cx7="http://schemas.microsoft.com/office/drawing/2016/5/13/chartex" xmlns:cx8="http://schemas.microsoft.com/office/drawing/2016/5/14/chartex" xmlns:mc="http://schemas.openxmlformats.org/markup-compatibility/2006" xmlns:aink="http://schemas.microsoft.com/office/drawing/2016/ink" xmlns:am3d="http://schemas.microsoft.com/office/drawing/2017/model3d" xmlns:o="urn:schemas-microsoft-com:office:office" xmlns:oel="http://schemas.microsoft.com/office/2019/extlst" xmlns:r="http://schemas.openxmlformats.org/officeDocument/2006/relationships" xmlns:m="http://schemas.openxmlformats.org/officeDocument/2006/math" xmlns:v="urn:schemas-microsoft-com:vml" xmlns:wp14="http://schemas.microsoft.com/office/word/2010/wordprocessingDrawing" xmlns:wp="http://schemas.openxmlformats.org/drawingml/2006/wordprocessingDrawing" xmlns:w10="urn:schemas-microsoft-com:office:word" xmlns:w="http://schemas.openxmlformats.org/wordprocessingml/2006/main" xmlns:w14="http://schemas.microsoft.com/office/word/2010/wordml" xmlns:w15="http://schemas.microsoft.com/office/word/2012/wordml" xmlns:w16cex="http://schemas.microsoft.com/office/word/2018/wordml/cex" xmlns:w16cid="http://schemas.microsoft.com/office/word/2016/wordml/cid" xmlns:w16="http://schemas.microsoft.com/office/word/2018/wordml" xmlns:w16du="http://schemas.microsoft.com/office/word/2023/wordml/word16du" xmlns:w16sdtdh="http://schemas.microsoft.com/office/word/2020/wordml/sdtdatahash" xmlns:w16sdtfl="http://schemas.microsoft.com/office/word/2024/wordml/sdtformatlock" xmlns:w16se="http://schemas.microsoft.com/office/word/2015/wordml/symex" xmlns:wpg="http://schemas.microsoft.com/office/word/2010/wordprocessingGroup" xmlns:wpi="http://schemas.microsoft.com/office/word/2010/wordprocessingInk" xmlns:wne="http://schemas.microsoft.com/office/word/2006/wordml" xmlns:wps="http://schemas.microsoft.com/office/word/2010/wordprocessingShape" mc:Ignorable="w14 w15 w16se w16cid w16 w16cex w16sdtdh w16sdtfl w16du wp14">
   <w:p>
     <w:pPr>
-      <w:pStyle w:val="Pieddepage"/>
+      <w:pStyle w:val="Footer"/>
     </w:pPr>
     <w:r>
       <w:rPr>
@@ -7785,7 +8394,7 @@
     <w:hyperlink r:id="rId2" w:history="1">
       <w:r>
         <w:rPr>
-          <w:rStyle w:val="Lienhypertexte"/>
+          <w:rStyle w:val="Hyperlink"/>
           <w:rFonts w:ascii="Helvetica Neue Thin" w:hAnsi="Helvetica Neue Thin"/>
           <w:color w:val="DEBFDB"/>
         </w:rPr>
@@ -8279,7 +8888,7 @@
     <w:lvl w:ilvl="0">
       <w:start w:val="1"/>
       <w:numFmt w:val="decimal"/>
-      <w:pStyle w:val="Titre1"/>
+      <w:pStyle w:val="Heading1"/>
       <w:lvlText w:val="%1."/>
       <w:lvlJc w:val="left"/>
       <w:pPr>
@@ -8292,7 +8901,7 @@
     <w:lvl w:ilvl="1">
       <w:start w:val="1"/>
       <w:numFmt w:val="decimal"/>
-      <w:pStyle w:val="Titre2"/>
+      <w:pStyle w:val="Heading2"/>
       <w:isLgl/>
       <w:lvlText w:val="%1.%2."/>
       <w:lvlJc w:val="left"/>
@@ -8306,7 +8915,7 @@
     <w:lvl w:ilvl="2">
       <w:start w:val="1"/>
       <w:numFmt w:val="decimal"/>
-      <w:pStyle w:val="Titre3"/>
+      <w:pStyle w:val="Heading3"/>
       <w:isLgl/>
       <w:lvlText w:val="%1.%2.%3."/>
       <w:lvlJc w:val="left"/>
@@ -8320,7 +8929,7 @@
     <w:lvl w:ilvl="3">
       <w:start w:val="1"/>
       <w:numFmt w:val="decimal"/>
-      <w:pStyle w:val="Titre4"/>
+      <w:pStyle w:val="Heading4"/>
       <w:isLgl/>
       <w:lvlText w:val="%1.%2.%3.%4."/>
       <w:lvlJc w:val="left"/>
@@ -8865,7 +9474,7 @@
         <w:rFonts w:ascii="Symbol" w:hAnsi="Symbol" w:hint="default"/>
       </w:rPr>
     </w:lvl>
-    <w:lvl w:ilvl="1" w:tplc="040C0003" w:tentative="1">
+    <w:lvl w:ilvl="1" w:tplc="040C0003">
       <w:start w:val="1"/>
       <w:numFmt w:val="bullet"/>
       <w:lvlText w:val="o"/>
@@ -10599,11 +11208,11 @@
       <w:color w:val="29295E"/>
     </w:rPr>
   </w:style>
-  <w:style w:type="paragraph" w:styleId="Titre1">
+  <w:style w:type="paragraph" w:styleId="Heading1">
     <w:name w:val="heading 1"/>
-    <w:basedOn w:val="Paragraphedeliste"/>
+    <w:basedOn w:val="ListParagraph"/>
     <w:next w:val="Normal"/>
-    <w:link w:val="Titre1Car"/>
+    <w:link w:val="Heading1Char"/>
     <w:uiPriority w:val="9"/>
     <w:qFormat/>
     <w:rsid w:val="00DA54AD"/>
@@ -10623,11 +11232,11 @@
       <w:szCs w:val="32"/>
     </w:rPr>
   </w:style>
-  <w:style w:type="paragraph" w:styleId="Titre2">
+  <w:style w:type="paragraph" w:styleId="Heading2">
     <w:name w:val="heading 2"/>
-    <w:basedOn w:val="Paragraphedeliste"/>
+    <w:basedOn w:val="ListParagraph"/>
     <w:next w:val="Normal"/>
-    <w:link w:val="Titre2Car"/>
+    <w:link w:val="Heading2Char"/>
     <w:uiPriority w:val="9"/>
     <w:unhideWhenUsed/>
     <w:qFormat/>
@@ -10647,11 +11256,11 @@
       <w:szCs w:val="28"/>
     </w:rPr>
   </w:style>
-  <w:style w:type="paragraph" w:styleId="Titre3">
+  <w:style w:type="paragraph" w:styleId="Heading3">
     <w:name w:val="heading 3"/>
-    <w:basedOn w:val="Paragraphedeliste"/>
+    <w:basedOn w:val="ListParagraph"/>
     <w:next w:val="Normal"/>
-    <w:link w:val="Titre3Car"/>
+    <w:link w:val="Heading3Char"/>
     <w:uiPriority w:val="9"/>
     <w:unhideWhenUsed/>
     <w:rsid w:val="001E0C89"/>
@@ -10671,11 +11280,11 @@
       <w:szCs w:val="24"/>
     </w:rPr>
   </w:style>
-  <w:style w:type="paragraph" w:styleId="Titre4">
+  <w:style w:type="paragraph" w:styleId="Heading4">
     <w:name w:val="heading 4"/>
-    <w:basedOn w:val="Titre3"/>
+    <w:basedOn w:val="Heading3"/>
     <w:next w:val="Normal"/>
-    <w:link w:val="Titre4Car"/>
+    <w:link w:val="Heading4Char"/>
     <w:uiPriority w:val="9"/>
     <w:unhideWhenUsed/>
     <w:qFormat/>
@@ -10688,11 +11297,11 @@
       <w:outlineLvl w:val="3"/>
     </w:pPr>
   </w:style>
-  <w:style w:type="paragraph" w:styleId="Titre5">
+  <w:style w:type="paragraph" w:styleId="Heading5">
     <w:name w:val="heading 5"/>
     <w:basedOn w:val="Normal"/>
     <w:next w:val="Normal"/>
-    <w:link w:val="Titre5Car"/>
+    <w:link w:val="Heading5Char"/>
     <w:uiPriority w:val="9"/>
     <w:semiHidden/>
     <w:unhideWhenUsed/>
@@ -10708,11 +11317,11 @@
       <w:color w:val="0F4761" w:themeColor="accent1" w:themeShade="BF"/>
     </w:rPr>
   </w:style>
-  <w:style w:type="paragraph" w:styleId="Titre6">
+  <w:style w:type="paragraph" w:styleId="Heading6">
     <w:name w:val="heading 6"/>
     <w:basedOn w:val="Normal"/>
     <w:next w:val="Normal"/>
-    <w:link w:val="Titre6Car"/>
+    <w:link w:val="Heading6Char"/>
     <w:uiPriority w:val="9"/>
     <w:semiHidden/>
     <w:unhideWhenUsed/>
@@ -10731,11 +11340,11 @@
       <w:color w:val="595959" w:themeColor="text1" w:themeTint="A6"/>
     </w:rPr>
   </w:style>
-  <w:style w:type="paragraph" w:styleId="Titre7">
+  <w:style w:type="paragraph" w:styleId="Heading7">
     <w:name w:val="heading 7"/>
     <w:basedOn w:val="Normal"/>
     <w:next w:val="Normal"/>
-    <w:link w:val="Titre7Car"/>
+    <w:link w:val="Heading7Char"/>
     <w:uiPriority w:val="9"/>
     <w:semiHidden/>
     <w:unhideWhenUsed/>
@@ -10752,11 +11361,11 @@
       <w:color w:val="595959" w:themeColor="text1" w:themeTint="A6"/>
     </w:rPr>
   </w:style>
-  <w:style w:type="paragraph" w:styleId="Titre8">
+  <w:style w:type="paragraph" w:styleId="Heading8">
     <w:name w:val="heading 8"/>
     <w:basedOn w:val="Normal"/>
     <w:next w:val="Normal"/>
-    <w:link w:val="Titre8Car"/>
+    <w:link w:val="Heading8Char"/>
     <w:uiPriority w:val="9"/>
     <w:semiHidden/>
     <w:unhideWhenUsed/>
@@ -10775,11 +11384,11 @@
       <w:color w:val="272727" w:themeColor="text1" w:themeTint="D8"/>
     </w:rPr>
   </w:style>
-  <w:style w:type="paragraph" w:styleId="Titre9">
+  <w:style w:type="paragraph" w:styleId="Heading9">
     <w:name w:val="heading 9"/>
     <w:basedOn w:val="Normal"/>
     <w:next w:val="Normal"/>
-    <w:link w:val="Titre9Car"/>
+    <w:link w:val="Heading9Char"/>
     <w:uiPriority w:val="9"/>
     <w:semiHidden/>
     <w:unhideWhenUsed/>
@@ -10796,12 +11405,13 @@
       <w:color w:val="272727" w:themeColor="text1" w:themeTint="D8"/>
     </w:rPr>
   </w:style>
-  <w:style w:type="character" w:default="1" w:styleId="Policepardfaut">
+  <w:style w:type="character" w:default="1" w:styleId="DefaultParagraphFont">
     <w:name w:val="Default Paragraph Font"/>
     <w:uiPriority w:val="1"/>
+    <w:semiHidden/>
     <w:unhideWhenUsed/>
   </w:style>
-  <w:style w:type="table" w:default="1" w:styleId="TableauNormal">
+  <w:style w:type="table" w:default="1" w:styleId="TableNormal">
     <w:name w:val="Normal Table"/>
     <w:uiPriority w:val="99"/>
     <w:semiHidden/>
@@ -10816,16 +11426,16 @@
       </w:tblCellMar>
     </w:tblPr>
   </w:style>
-  <w:style w:type="numbering" w:default="1" w:styleId="Aucuneliste">
+  <w:style w:type="numbering" w:default="1" w:styleId="NoList">
     <w:name w:val="No List"/>
     <w:uiPriority w:val="99"/>
     <w:semiHidden/>
     <w:unhideWhenUsed/>
   </w:style>
-  <w:style w:type="character" w:customStyle="1" w:styleId="Titre1Car">
-    <w:name w:val="Titre 1 Car"/>
-    <w:basedOn w:val="Policepardfaut"/>
-    <w:link w:val="Titre1"/>
+  <w:style w:type="character" w:customStyle="1" w:styleId="Heading1Char">
+    <w:name w:val="Heading 1 Char"/>
+    <w:basedOn w:val="DefaultParagraphFont"/>
+    <w:link w:val="Heading1"/>
     <w:uiPriority w:val="9"/>
     <w:rsid w:val="00DA54AD"/>
     <w:rPr>
@@ -10837,10 +11447,10 @@
       <w:szCs w:val="32"/>
     </w:rPr>
   </w:style>
-  <w:style w:type="character" w:customStyle="1" w:styleId="Titre2Car">
-    <w:name w:val="Titre 2 Car"/>
-    <w:basedOn w:val="Policepardfaut"/>
-    <w:link w:val="Titre2"/>
+  <w:style w:type="character" w:customStyle="1" w:styleId="Heading2Char">
+    <w:name w:val="Heading 2 Char"/>
+    <w:basedOn w:val="DefaultParagraphFont"/>
+    <w:link w:val="Heading2"/>
     <w:uiPriority w:val="9"/>
     <w:rsid w:val="004A3901"/>
     <w:rPr>
@@ -10852,10 +11462,10 @@
       <w:szCs w:val="28"/>
     </w:rPr>
   </w:style>
-  <w:style w:type="character" w:customStyle="1" w:styleId="Titre3Car">
-    <w:name w:val="Titre 3 Car"/>
-    <w:basedOn w:val="Policepardfaut"/>
-    <w:link w:val="Titre3"/>
+  <w:style w:type="character" w:customStyle="1" w:styleId="Heading3Char">
+    <w:name w:val="Heading 3 Char"/>
+    <w:basedOn w:val="DefaultParagraphFont"/>
+    <w:link w:val="Heading3"/>
     <w:uiPriority w:val="9"/>
     <w:rsid w:val="001E0C89"/>
     <w:rPr>
@@ -10867,10 +11477,10 @@
       <w:szCs w:val="24"/>
     </w:rPr>
   </w:style>
-  <w:style w:type="character" w:customStyle="1" w:styleId="Titre4Car">
-    <w:name w:val="Titre 4 Car"/>
-    <w:basedOn w:val="Policepardfaut"/>
-    <w:link w:val="Titre4"/>
+  <w:style w:type="character" w:customStyle="1" w:styleId="Heading4Char">
+    <w:name w:val="Heading 4 Char"/>
+    <w:basedOn w:val="DefaultParagraphFont"/>
+    <w:link w:val="Heading4"/>
     <w:uiPriority w:val="9"/>
     <w:rsid w:val="001E0C89"/>
     <w:rPr>
@@ -10882,10 +11492,10 @@
       <w:szCs w:val="24"/>
     </w:rPr>
   </w:style>
-  <w:style w:type="character" w:customStyle="1" w:styleId="Titre5Car">
-    <w:name w:val="Titre 5 Car"/>
-    <w:basedOn w:val="Policepardfaut"/>
-    <w:link w:val="Titre5"/>
+  <w:style w:type="character" w:customStyle="1" w:styleId="Heading5Char">
+    <w:name w:val="Heading 5 Char"/>
+    <w:basedOn w:val="DefaultParagraphFont"/>
+    <w:link w:val="Heading5"/>
     <w:uiPriority w:val="9"/>
     <w:semiHidden/>
     <w:rsid w:val="005A2670"/>
@@ -10894,10 +11504,10 @@
       <w:color w:val="0F4761" w:themeColor="accent1" w:themeShade="BF"/>
     </w:rPr>
   </w:style>
-  <w:style w:type="character" w:customStyle="1" w:styleId="Titre6Car">
-    <w:name w:val="Titre 6 Car"/>
-    <w:basedOn w:val="Policepardfaut"/>
-    <w:link w:val="Titre6"/>
+  <w:style w:type="character" w:customStyle="1" w:styleId="Heading6Char">
+    <w:name w:val="Heading 6 Char"/>
+    <w:basedOn w:val="DefaultParagraphFont"/>
+    <w:link w:val="Heading6"/>
     <w:uiPriority w:val="9"/>
     <w:semiHidden/>
     <w:rsid w:val="005A2670"/>
@@ -10908,10 +11518,10 @@
       <w:color w:val="595959" w:themeColor="text1" w:themeTint="A6"/>
     </w:rPr>
   </w:style>
-  <w:style w:type="character" w:customStyle="1" w:styleId="Titre7Car">
-    <w:name w:val="Titre 7 Car"/>
-    <w:basedOn w:val="Policepardfaut"/>
-    <w:link w:val="Titre7"/>
+  <w:style w:type="character" w:customStyle="1" w:styleId="Heading7Char">
+    <w:name w:val="Heading 7 Char"/>
+    <w:basedOn w:val="DefaultParagraphFont"/>
+    <w:link w:val="Heading7"/>
     <w:uiPriority w:val="9"/>
     <w:semiHidden/>
     <w:rsid w:val="005A2670"/>
@@ -10920,10 +11530,10 @@
       <w:color w:val="595959" w:themeColor="text1" w:themeTint="A6"/>
     </w:rPr>
   </w:style>
-  <w:style w:type="character" w:customStyle="1" w:styleId="Titre8Car">
-    <w:name w:val="Titre 8 Car"/>
-    <w:basedOn w:val="Policepardfaut"/>
-    <w:link w:val="Titre8"/>
+  <w:style w:type="character" w:customStyle="1" w:styleId="Heading8Char">
+    <w:name w:val="Heading 8 Char"/>
+    <w:basedOn w:val="DefaultParagraphFont"/>
+    <w:link w:val="Heading8"/>
     <w:uiPriority w:val="9"/>
     <w:semiHidden/>
     <w:rsid w:val="005A2670"/>
@@ -10934,10 +11544,10 @@
       <w:color w:val="272727" w:themeColor="text1" w:themeTint="D8"/>
     </w:rPr>
   </w:style>
-  <w:style w:type="character" w:customStyle="1" w:styleId="Titre9Car">
-    <w:name w:val="Titre 9 Car"/>
-    <w:basedOn w:val="Policepardfaut"/>
-    <w:link w:val="Titre9"/>
+  <w:style w:type="character" w:customStyle="1" w:styleId="Heading9Char">
+    <w:name w:val="Heading 9 Char"/>
+    <w:basedOn w:val="DefaultParagraphFont"/>
+    <w:link w:val="Heading9"/>
     <w:uiPriority w:val="9"/>
     <w:semiHidden/>
     <w:rsid w:val="005A2670"/>
@@ -10946,11 +11556,11 @@
       <w:color w:val="272727" w:themeColor="text1" w:themeTint="D8"/>
     </w:rPr>
   </w:style>
-  <w:style w:type="paragraph" w:styleId="Titre">
+  <w:style w:type="paragraph" w:styleId="Title">
     <w:name w:val="Title"/>
-    <w:basedOn w:val="Titre1"/>
+    <w:basedOn w:val="Heading1"/>
     <w:next w:val="Normal"/>
-    <w:link w:val="TitreCar"/>
+    <w:link w:val="TitleChar"/>
     <w:uiPriority w:val="10"/>
     <w:rsid w:val="005C5786"/>
     <w:pPr>
@@ -10960,10 +11570,10 @@
       <w:ind w:left="284" w:hanging="284"/>
     </w:pPr>
   </w:style>
-  <w:style w:type="character" w:customStyle="1" w:styleId="TitreCar">
-    <w:name w:val="Titre Car"/>
-    <w:basedOn w:val="Policepardfaut"/>
-    <w:link w:val="Titre"/>
+  <w:style w:type="character" w:customStyle="1" w:styleId="TitleChar">
+    <w:name w:val="Title Char"/>
+    <w:basedOn w:val="DefaultParagraphFont"/>
+    <w:link w:val="Title"/>
     <w:uiPriority w:val="10"/>
     <w:rsid w:val="005C5786"/>
     <w:rPr>
@@ -10975,11 +11585,11 @@
       <w:szCs w:val="32"/>
     </w:rPr>
   </w:style>
-  <w:style w:type="paragraph" w:styleId="Sous-titre">
+  <w:style w:type="paragraph" w:styleId="Subtitle">
     <w:name w:val="Subtitle"/>
     <w:basedOn w:val="Normal"/>
     <w:next w:val="Normal"/>
-    <w:link w:val="Sous-titreCar"/>
+    <w:link w:val="SubtitleChar"/>
     <w:uiPriority w:val="11"/>
     <w:qFormat/>
     <w:rsid w:val="00835CAC"/>
@@ -10991,10 +11601,10 @@
       <w:lang w:val="en-US"/>
     </w:rPr>
   </w:style>
-  <w:style w:type="character" w:customStyle="1" w:styleId="Sous-titreCar">
-    <w:name w:val="Sous-titre Car"/>
-    <w:basedOn w:val="Policepardfaut"/>
-    <w:link w:val="Sous-titre"/>
+  <w:style w:type="character" w:customStyle="1" w:styleId="SubtitleChar">
+    <w:name w:val="Subtitle Char"/>
+    <w:basedOn w:val="DefaultParagraphFont"/>
+    <w:link w:val="Subtitle"/>
     <w:uiPriority w:val="11"/>
     <w:rsid w:val="00835CAC"/>
     <w:rPr>
@@ -11005,21 +11615,21 @@
       <w:lang w:val="en-US"/>
     </w:rPr>
   </w:style>
-  <w:style w:type="paragraph" w:styleId="Citation">
+  <w:style w:type="paragraph" w:styleId="Quote">
     <w:name w:val="Quote"/>
     <w:aliases w:val="Titre table des matieres"/>
-    <w:basedOn w:val="Titre"/>
+    <w:basedOn w:val="Title"/>
     <w:next w:val="Normal"/>
-    <w:link w:val="CitationCar"/>
+    <w:link w:val="QuoteChar"/>
     <w:uiPriority w:val="29"/>
     <w:qFormat/>
     <w:rsid w:val="005C5786"/>
   </w:style>
-  <w:style w:type="character" w:customStyle="1" w:styleId="CitationCar">
-    <w:name w:val="Citation Car"/>
-    <w:aliases w:val="Titre table des matieres Car"/>
-    <w:basedOn w:val="Policepardfaut"/>
-    <w:link w:val="Citation"/>
+  <w:style w:type="character" w:customStyle="1" w:styleId="QuoteChar">
+    <w:name w:val="Quote Char"/>
+    <w:aliases w:val="Titre table des matieres Char"/>
+    <w:basedOn w:val="DefaultParagraphFont"/>
+    <w:link w:val="Quote"/>
     <w:uiPriority w:val="29"/>
     <w:rsid w:val="005C5786"/>
     <w:rPr>
@@ -11031,7 +11641,7 @@
       <w:szCs w:val="32"/>
     </w:rPr>
   </w:style>
-  <w:style w:type="paragraph" w:styleId="Paragraphedeliste">
+  <w:style w:type="paragraph" w:styleId="ListParagraph">
     <w:name w:val="List Paragraph"/>
     <w:basedOn w:val="Normal"/>
     <w:uiPriority w:val="34"/>
@@ -11042,7 +11652,7 @@
       <w:contextualSpacing/>
     </w:pPr>
   </w:style>
-  <w:style w:type="character" w:styleId="Accentuationintense">
+  <w:style w:type="character" w:styleId="IntenseEmphasis">
     <w:name w:val="Intense Emphasis"/>
     <w:aliases w:val="Accentuation Table des matières"/>
     <w:uiPriority w:val="21"/>
@@ -11055,11 +11665,11 @@
       <w:szCs w:val="28"/>
     </w:rPr>
   </w:style>
-  <w:style w:type="paragraph" w:styleId="Citationintense">
+  <w:style w:type="paragraph" w:styleId="IntenseQuote">
     <w:name w:val="Intense Quote"/>
     <w:basedOn w:val="Normal"/>
     <w:next w:val="Normal"/>
-    <w:link w:val="CitationintenseCar"/>
+    <w:link w:val="IntenseQuoteChar"/>
     <w:uiPriority w:val="30"/>
     <w:rsid w:val="005A2670"/>
     <w:pPr>
@@ -11077,10 +11687,10 @@
       <w:color w:val="0F4761" w:themeColor="accent1" w:themeShade="BF"/>
     </w:rPr>
   </w:style>
-  <w:style w:type="character" w:customStyle="1" w:styleId="CitationintenseCar">
-    <w:name w:val="Citation intense Car"/>
-    <w:basedOn w:val="Policepardfaut"/>
-    <w:link w:val="Citationintense"/>
+  <w:style w:type="character" w:customStyle="1" w:styleId="IntenseQuoteChar">
+    <w:name w:val="Intense Quote Char"/>
+    <w:basedOn w:val="DefaultParagraphFont"/>
+    <w:link w:val="IntenseQuote"/>
     <w:uiPriority w:val="30"/>
     <w:rsid w:val="005A2670"/>
     <w:rPr>
@@ -11089,9 +11699,9 @@
       <w:color w:val="0F4761" w:themeColor="accent1" w:themeShade="BF"/>
     </w:rPr>
   </w:style>
-  <w:style w:type="character" w:styleId="Rfrenceintense">
+  <w:style w:type="character" w:styleId="IntenseReference">
     <w:name w:val="Intense Reference"/>
-    <w:basedOn w:val="Policepardfaut"/>
+    <w:basedOn w:val="DefaultParagraphFont"/>
     <w:uiPriority w:val="32"/>
     <w:rsid w:val="005A2670"/>
     <w:rPr>
@@ -11102,9 +11712,9 @@
       <w:spacing w:val="5"/>
     </w:rPr>
   </w:style>
-  <w:style w:type="paragraph" w:styleId="Sansinterligne">
+  <w:style w:type="paragraph" w:styleId="NoSpacing">
     <w:name w:val="No Spacing"/>
-    <w:link w:val="SansinterligneCar"/>
+    <w:link w:val="NoSpacingChar"/>
     <w:uiPriority w:val="1"/>
     <w:rsid w:val="00C17EF4"/>
     <w:pPr>
@@ -11117,10 +11727,10 @@
       <w14:ligatures w14:val="none"/>
     </w:rPr>
   </w:style>
-  <w:style w:type="character" w:customStyle="1" w:styleId="SansinterligneCar">
-    <w:name w:val="Sans interligne Car"/>
-    <w:basedOn w:val="Policepardfaut"/>
-    <w:link w:val="Sansinterligne"/>
+  <w:style w:type="character" w:customStyle="1" w:styleId="NoSpacingChar">
+    <w:name w:val="No Spacing Char"/>
+    <w:basedOn w:val="DefaultParagraphFont"/>
+    <w:link w:val="NoSpacing"/>
     <w:uiPriority w:val="1"/>
     <w:rsid w:val="00C17EF4"/>
     <w:rPr>
@@ -11130,10 +11740,10 @@
       <w14:ligatures w14:val="none"/>
     </w:rPr>
   </w:style>
-  <w:style w:type="paragraph" w:styleId="En-tte">
+  <w:style w:type="paragraph" w:styleId="Header">
     <w:name w:val="header"/>
     <w:basedOn w:val="Normal"/>
-    <w:link w:val="En-tteCar"/>
+    <w:link w:val="HeaderChar"/>
     <w:uiPriority w:val="99"/>
     <w:unhideWhenUsed/>
     <w:rsid w:val="002D429E"/>
@@ -11145,17 +11755,17 @@
       <w:spacing w:after="0" w:line="240" w:lineRule="auto"/>
     </w:pPr>
   </w:style>
-  <w:style w:type="character" w:customStyle="1" w:styleId="En-tteCar">
-    <w:name w:val="En-tête Car"/>
-    <w:basedOn w:val="Policepardfaut"/>
-    <w:link w:val="En-tte"/>
+  <w:style w:type="character" w:customStyle="1" w:styleId="HeaderChar">
+    <w:name w:val="Header Char"/>
+    <w:basedOn w:val="DefaultParagraphFont"/>
+    <w:link w:val="Header"/>
     <w:uiPriority w:val="99"/>
     <w:rsid w:val="002D429E"/>
   </w:style>
-  <w:style w:type="paragraph" w:styleId="Pieddepage">
+  <w:style w:type="paragraph" w:styleId="Footer">
     <w:name w:val="footer"/>
     <w:basedOn w:val="Normal"/>
-    <w:link w:val="PieddepageCar"/>
+    <w:link w:val="FooterChar"/>
     <w:uiPriority w:val="99"/>
     <w:unhideWhenUsed/>
     <w:rsid w:val="002D429E"/>
@@ -11167,16 +11777,16 @@
       <w:spacing w:after="0" w:line="240" w:lineRule="auto"/>
     </w:pPr>
   </w:style>
-  <w:style w:type="character" w:customStyle="1" w:styleId="PieddepageCar">
-    <w:name w:val="Pied de page Car"/>
-    <w:basedOn w:val="Policepardfaut"/>
-    <w:link w:val="Pieddepage"/>
+  <w:style w:type="character" w:customStyle="1" w:styleId="FooterChar">
+    <w:name w:val="Footer Char"/>
+    <w:basedOn w:val="DefaultParagraphFont"/>
+    <w:link w:val="Footer"/>
     <w:uiPriority w:val="99"/>
     <w:rsid w:val="002D429E"/>
   </w:style>
-  <w:style w:type="character" w:styleId="Lienhypertexte">
+  <w:style w:type="character" w:styleId="Hyperlink">
     <w:name w:val="Hyperlink"/>
-    <w:basedOn w:val="Policepardfaut"/>
+    <w:basedOn w:val="DefaultParagraphFont"/>
     <w:uiPriority w:val="99"/>
     <w:unhideWhenUsed/>
     <w:rsid w:val="00AB5CD2"/>
@@ -11185,9 +11795,9 @@
       <w:u w:val="single"/>
     </w:rPr>
   </w:style>
-  <w:style w:type="character" w:styleId="Mentionnonrsolue">
+  <w:style w:type="character" w:styleId="UnresolvedMention">
     <w:name w:val="Unresolved Mention"/>
-    <w:basedOn w:val="Policepardfaut"/>
+    <w:basedOn w:val="DefaultParagraphFont"/>
     <w:uiPriority w:val="99"/>
     <w:semiHidden/>
     <w:unhideWhenUsed/>
@@ -11197,7 +11807,7 @@
       <w:shd w:val="clear" w:color="auto" w:fill="E1DFDD"/>
     </w:rPr>
   </w:style>
-  <w:style w:type="character" w:styleId="Accentuationlgre">
+  <w:style w:type="character" w:styleId="SubtleEmphasis">
     <w:name w:val="Subtle Emphasis"/>
     <w:uiPriority w:val="19"/>
     <w:qFormat/>
@@ -11211,7 +11821,7 @@
       <w:szCs w:val="24"/>
     </w:rPr>
   </w:style>
-  <w:style w:type="character" w:styleId="Accentuation">
+  <w:style w:type="character" w:styleId="Emphasis">
     <w:name w:val="Emphasis"/>
     <w:aliases w:val="Accentuation bas de pages"/>
     <w:uiPriority w:val="20"/>
@@ -11224,7 +11834,7 @@
       <w:szCs w:val="28"/>
     </w:rPr>
   </w:style>
-  <w:style w:type="paragraph" w:styleId="TM1">
+  <w:style w:type="paragraph" w:styleId="TOC1">
     <w:name w:val="toc 1"/>
     <w:basedOn w:val="Normal"/>
     <w:next w:val="Normal"/>
@@ -11240,7 +11850,7 @@
       <w:sz w:val="28"/>
     </w:rPr>
   </w:style>
-  <w:style w:type="paragraph" w:styleId="TM2">
+  <w:style w:type="paragraph" w:styleId="TOC2">
     <w:name w:val="toc 2"/>
     <w:basedOn w:val="Normal"/>
     <w:next w:val="Normal"/>
@@ -11257,7 +11867,7 @@
       <w:sz w:val="28"/>
     </w:rPr>
   </w:style>
-  <w:style w:type="paragraph" w:styleId="TM3">
+  <w:style w:type="paragraph" w:styleId="TOC3">
     <w:name w:val="toc 3"/>
     <w:basedOn w:val="Normal"/>
     <w:next w:val="Normal"/>
@@ -11273,7 +11883,7 @@
       <w:color w:val="97A2B6"/>
     </w:rPr>
   </w:style>
-  <w:style w:type="paragraph" w:styleId="TM4">
+  <w:style w:type="paragraph" w:styleId="TOC4">
     <w:name w:val="toc 4"/>
     <w:basedOn w:val="Normal"/>
     <w:next w:val="Normal"/>
@@ -11290,12 +11900,12 @@
       <w:color w:val="97A2B6"/>
     </w:rPr>
   </w:style>
-  <w:style w:type="character" w:styleId="Titredulivre">
+  <w:style w:type="character" w:styleId="BookTitle">
     <w:name w:val="Book Title"/>
     <w:uiPriority w:val="33"/>
     <w:rsid w:val="005C5786"/>
   </w:style>
-  <w:style w:type="character" w:styleId="lev">
+  <w:style w:type="character" w:styleId="Strong">
     <w:name w:val="Strong"/>
     <w:aliases w:val="Titre Document"/>
     <w:uiPriority w:val="22"/>

--- a/procédure/guide_utilisation_v2.docx
+++ b/procédure/guide_utilisation_v2.docx
@@ -4422,33 +4422,14 @@
         </w:numPr>
         <w:spacing w:before="200" w:after="200" w:line="276" w:lineRule="auto"/>
       </w:pPr>
-      <w:proofErr w:type="spellStart"/>
-      <w:r>
-        <w:t>Remplisser</w:t>
-      </w:r>
-      <w:proofErr w:type="spellEnd"/>
-      <w:r>
-        <w:t xml:space="preserve"> les champs obligatoires. </w:t>
+      <w:r>
+        <w:t xml:space="preserve">Remplisser les champs obligatoires. </w:t>
       </w:r>
       <w:r>
         <w:rPr>
           <w:rStyle w:val="Accentuationlgre"/>
         </w:rPr>
-        <w:t xml:space="preserve">Ne vous trompez pas sur l’adresse </w:t>
-      </w:r>
-      <w:proofErr w:type="gramStart"/>
-      <w:r>
-        <w:rPr>
-          <w:rStyle w:val="Accentuationlgre"/>
-        </w:rPr>
-        <w:t>email</w:t>
-      </w:r>
-      <w:proofErr w:type="gramEnd"/>
-      <w:r>
-        <w:rPr>
-          <w:rStyle w:val="Accentuationlgre"/>
-        </w:rPr>
-        <w:t xml:space="preserve">, c’est ce qui permet d’activer le compte. </w:t>
+        <w:t xml:space="preserve">Ne vous trompez pas sur l’adresse email, c’est ce qui permet d’activer le compte. </w:t>
       </w:r>
     </w:p>
     <w:p>
@@ -5408,13 +5389,8 @@
         </w:rPr>
       </w:pPr>
       <w:r>
-        <w:t xml:space="preserve">Cliquez sur « Modifier » en face du </w:t>
-      </w:r>
-      <w:proofErr w:type="spellStart"/>
-      <w:r>
-        <w:t>sttaut</w:t>
-      </w:r>
-      <w:proofErr w:type="spellEnd"/>
+        <w:t>Cliquez sur « Modifier » en face du sttaut</w:t>
+      </w:r>
     </w:p>
     <w:p>
       <w:pPr>
@@ -5598,11 +5574,9 @@
       <w:r>
         <w:t xml:space="preserve"> </w:t>
       </w:r>
-      <w:proofErr w:type="spellStart"/>
       <w:r>
         <w:t>HelloWork</w:t>
       </w:r>
-      <w:proofErr w:type="spellEnd"/>
       <w:r>
         <w:t>, cooptation</w:t>
       </w:r>
@@ -5771,15 +5745,7 @@
         <w:t>Cochez « Requiert un profil associé (ex : cooptant) si vous voulez ajouter un profil au canal de</w:t>
       </w:r>
       <w:r>
-        <w:t xml:space="preserve"> </w:t>
-      </w:r>
-      <w:proofErr w:type="spellStart"/>
-      <w:r>
-        <w:t>sourcing</w:t>
-      </w:r>
-      <w:proofErr w:type="spellEnd"/>
-      <w:r>
-        <w:t xml:space="preserve"> de CV</w:t>
+        <w:t xml:space="preserve"> sourcing de CV</w:t>
       </w:r>
       <w:r>
         <w:t xml:space="preserve">) </w:t>
@@ -6444,15 +6410,7 @@
         <w:t xml:space="preserve">ité défini à quel stade en est une activité concernant un CV. </w:t>
       </w:r>
       <w:r>
-        <w:t xml:space="preserve">Dans IAMI les activités profils sont les </w:t>
-      </w:r>
-      <w:proofErr w:type="spellStart"/>
-      <w:r>
-        <w:t>intéractions</w:t>
-      </w:r>
-      <w:proofErr w:type="spellEnd"/>
-      <w:r>
-        <w:t xml:space="preserve"> que vous pouvez avoir </w:t>
+        <w:t xml:space="preserve">Dans IAMI les activités profils sont les intéractions que vous pouvez avoir </w:t>
       </w:r>
       <w:r>
         <w:t>avec un Profil. Il y a deux grands types d’activité dans IAMI</w:t>
@@ -6469,11 +6427,9 @@
       <w:r>
         <w:t xml:space="preserve">Activité de recrutement (qui s’adaptent à vos process). Les </w:t>
       </w:r>
-      <w:proofErr w:type="spellStart"/>
       <w:r>
         <w:t>intéractions</w:t>
       </w:r>
-      <w:proofErr w:type="spellEnd"/>
       <w:r>
         <w:t xml:space="preserve"> que vous avez avec un profil avant qu’il soit dans vos équipes. </w:t>
       </w:r>
@@ -6487,15 +6443,7 @@
         </w:numPr>
       </w:pPr>
       <w:r>
-        <w:t xml:space="preserve">Activité de suivi de carrière (qui s’adaptent à vos process). Les </w:t>
-      </w:r>
-      <w:proofErr w:type="spellStart"/>
-      <w:r>
-        <w:t>intéractions</w:t>
-      </w:r>
-      <w:proofErr w:type="spellEnd"/>
-      <w:r>
-        <w:t xml:space="preserve"> que vous avez avec un profil une fois qu’il est dans vos équipes.</w:t>
+        <w:t>Activité de suivi de carrière (qui s’adaptent à vos process). Les intéractions que vous avez avec un profil une fois qu’il est dans vos équipes.</w:t>
       </w:r>
     </w:p>
     <w:p>
@@ -6906,25 +6854,7 @@
         <w:t>Prospect/Client associé</w:t>
       </w:r>
       <w:r>
-        <w:t xml:space="preserve"> » si cette activité est liée </w:t>
-      </w:r>
-      <w:proofErr w:type="spellStart"/>
-      <w:proofErr w:type="gramStart"/>
-      <w:r>
-        <w:t>a</w:t>
-      </w:r>
-      <w:proofErr w:type="spellEnd"/>
-      <w:proofErr w:type="gramEnd"/>
-      <w:r>
-        <w:t xml:space="preserve"> un prospect ou </w:t>
-      </w:r>
-      <w:proofErr w:type="spellStart"/>
-      <w:r>
-        <w:t>a</w:t>
-      </w:r>
-      <w:proofErr w:type="spellEnd"/>
-      <w:r>
-        <w:t xml:space="preserve"> un client (ex : prise de </w:t>
+        <w:t xml:space="preserve"> » si cette activité est liée a un prospect ou a un client (ex : prise de </w:t>
       </w:r>
       <w:r>
         <w:t>référence</w:t>
@@ -6969,11 +6899,9 @@
       <w:r>
         <w:t xml:space="preserve">Cochez </w:t>
       </w:r>
-      <w:proofErr w:type="gramStart"/>
       <w:r>
         <w:t>« Peut être</w:t>
       </w:r>
-      <w:proofErr w:type="gramEnd"/>
       <w:r>
         <w:t xml:space="preserve"> associé à une invitation Teams</w:t>
       </w:r>
@@ -6984,15 +6912,7 @@
         <w:t>réunions</w:t>
       </w:r>
       <w:r>
-        <w:t xml:space="preserve"> </w:t>
-      </w:r>
-      <w:proofErr w:type="gramStart"/>
-      <w:r>
-        <w:t>teams</w:t>
-      </w:r>
-      <w:proofErr w:type="gramEnd"/>
-      <w:r>
-        <w:t xml:space="preserve"> </w:t>
+        <w:t xml:space="preserve"> teams </w:t>
       </w:r>
     </w:p>
     <w:p>
@@ -7345,26 +7265,13 @@
         </w:numPr>
       </w:pPr>
       <w:r>
-        <w:t xml:space="preserve">Cochez </w:t>
-      </w:r>
-      <w:proofErr w:type="gramStart"/>
-      <w:r>
-        <w:t>« Peut être</w:t>
-      </w:r>
-      <w:proofErr w:type="gramEnd"/>
+        <w:t>Cochez « Peut être</w:t>
+      </w:r>
       <w:r>
         <w:t xml:space="preserve"> associé à une invitation Teams</w:t>
       </w:r>
       <w:r>
-        <w:t xml:space="preserve"> » si vous voulez automatiser l’envoi des réunions </w:t>
-      </w:r>
-      <w:proofErr w:type="gramStart"/>
-      <w:r>
-        <w:t>teams</w:t>
-      </w:r>
-      <w:proofErr w:type="gramEnd"/>
-      <w:r>
-        <w:t xml:space="preserve"> </w:t>
+        <w:t xml:space="preserve"> » si vous voulez automatiser l’envoi des réunions teams </w:t>
       </w:r>
     </w:p>
     <w:p>
@@ -7958,15 +7865,7 @@
         <w:t xml:space="preserve">Description : </w:t>
       </w:r>
       <w:r>
-        <w:t xml:space="preserve">Dans ce menu déroulant vous pouvez définir les pages qui comportent des </w:t>
-      </w:r>
-      <w:proofErr w:type="spellStart"/>
-      <w:r>
-        <w:t>CVs</w:t>
-      </w:r>
-      <w:proofErr w:type="spellEnd"/>
-      <w:r>
-        <w:t xml:space="preserve">/profils candidat ou interne. Vous avez défini des statuts pour les profils plus tôt, vous allez avoir la possibilité de choisir les profils que vous voulez voir dans chaque partie. </w:t>
+        <w:t xml:space="preserve">Dans ce menu déroulant vous pouvez définir les pages qui comportent des CVs/profils candidat ou interne. Vous avez défini des statuts pour les profils plus tôt, vous allez avoir la possibilité de choisir les profils que vous voulez voir dans chaque partie. </w:t>
       </w:r>
     </w:p>
     <w:p>
@@ -8189,15 +8088,7 @@
         <w:t>pensée</w:t>
       </w:r>
       <w:r>
-        <w:t xml:space="preserve"> pour être votre CVthèque avec tous vos </w:t>
-      </w:r>
-      <w:proofErr w:type="spellStart"/>
-      <w:r>
-        <w:t>CVs</w:t>
-      </w:r>
-      <w:proofErr w:type="spellEnd"/>
-      <w:r>
-        <w:t xml:space="preserve"> et informations de vos </w:t>
+        <w:t xml:space="preserve"> pour être votre CVthèque avec tous vos CVs et informations de vos </w:t>
       </w:r>
       <w:r>
         <w:t>consultants</w:t>
@@ -8272,15 +8163,7 @@
         <w:t xml:space="preserve">e veux </w:t>
       </w:r>
       <w:r>
-        <w:t xml:space="preserve">voir tout le monde sauf les salariés dans ce tableau, dans la page « Mon périmètre » </w:t>
-      </w:r>
-      <w:proofErr w:type="gramStart"/>
-      <w:r>
-        <w:t>voir</w:t>
-      </w:r>
-      <w:proofErr w:type="gramEnd"/>
-      <w:r>
-        <w:t xml:space="preserve"> </w:t>
+        <w:t xml:space="preserve">voir tout le monde sauf les salariés dans ce tableau, dans la page « Mon périmètre » voir </w:t>
       </w:r>
       <w:r>
         <w:t>les recruteurs</w:t>
@@ -8346,15 +8229,7 @@
         </w:numPr>
       </w:pPr>
       <w:r>
-        <w:t xml:space="preserve">Dans la partie « Tous les </w:t>
-      </w:r>
-      <w:proofErr w:type="spellStart"/>
-      <w:r>
-        <w:t>CVs</w:t>
-      </w:r>
-      <w:proofErr w:type="spellEnd"/>
-      <w:r>
-        <w:t xml:space="preserve"> », je </w:t>
+        <w:t xml:space="preserve">Dans la partie « Tous les CVs », je </w:t>
       </w:r>
       <w:r>
         <w:t>sélectionne</w:t>
@@ -8459,15 +8334,7 @@
         <w:t xml:space="preserve">s les consultants </w:t>
       </w:r>
       <w:r>
-        <w:t xml:space="preserve">dans ce tableau, dans la page « Mon périmètre » </w:t>
-      </w:r>
-      <w:proofErr w:type="gramStart"/>
-      <w:r>
-        <w:t>voir</w:t>
-      </w:r>
-      <w:proofErr w:type="gramEnd"/>
-      <w:r>
-        <w:t xml:space="preserve"> </w:t>
+        <w:t xml:space="preserve">dans ce tableau, dans la page « Mon périmètre » voir </w:t>
       </w:r>
       <w:r>
         <w:t xml:space="preserve">le périmètre TAO ou manager associé large, dans la partie Tous les consultants je veux donner accès à tout le monde à tous les consultants. </w:t>
@@ -8518,15 +8385,7 @@
         </w:numPr>
       </w:pPr>
       <w:r>
-        <w:t xml:space="preserve">Dans la partie « Tous les </w:t>
-      </w:r>
-      <w:proofErr w:type="spellStart"/>
-      <w:r>
-        <w:t>CVs</w:t>
-      </w:r>
-      <w:proofErr w:type="spellEnd"/>
-      <w:r>
-        <w:t xml:space="preserve"> », je </w:t>
+        <w:t xml:space="preserve">Dans la partie « Tous les CVs », je </w:t>
       </w:r>
       <w:r>
         <w:t>sélectionne</w:t>
@@ -8626,15 +8485,7 @@
         </w:rPr>
       </w:pPr>
       <w:r>
-        <w:t xml:space="preserve">Vous </w:t>
-      </w:r>
-      <w:proofErr w:type="gramStart"/>
-      <w:r>
-        <w:t>permet</w:t>
-      </w:r>
-      <w:proofErr w:type="gramEnd"/>
-      <w:r>
-        <w:t xml:space="preserve"> de comparer les consultants sur le point de vue salaire ou pour voir avec quel consultant vous pourriez potentiellement échanger de missions</w:t>
+        <w:t>Vous permet de comparer les consultants sur le point de vue salaire ou pour voir avec quel consultant vous pourriez potentiellement échanger de missions</w:t>
       </w:r>
     </w:p>
     <w:p>
@@ -8686,17 +8537,8 @@
           <w:b/>
           <w:bCs/>
         </w:rPr>
-        <w:t xml:space="preserve">Liste </w:t>
-      </w:r>
-      <w:proofErr w:type="spellStart"/>
-      <w:r>
-        <w:rPr>
-          <w:b/>
-          <w:bCs/>
-        </w:rPr>
-        <w:t>onboarding</w:t>
-      </w:r>
-      <w:proofErr w:type="spellEnd"/>
+        <w:t>Liste onboarding</w:t>
+      </w:r>
     </w:p>
     <w:p>
       <w:pPr>
@@ -8711,15 +8553,7 @@
         </w:rPr>
       </w:pPr>
       <w:r>
-        <w:t xml:space="preserve">Vous </w:t>
-      </w:r>
-      <w:proofErr w:type="gramStart"/>
-      <w:r>
-        <w:t>permet</w:t>
-      </w:r>
-      <w:proofErr w:type="gramEnd"/>
-      <w:r>
-        <w:t xml:space="preserve"> de suivre quel consultant arrive dans vos effectifs bientôt., choisissez les statuts que vous voulez voir y figurer</w:t>
+        <w:t>Vous permet de suivre quel consultant arrive dans vos effectifs bientôt., choisissez les statuts que vous voulez voir y figurer</w:t>
       </w:r>
       <w:r>
         <w:t xml:space="preserve">. </w:t>
@@ -8788,11 +8622,9 @@
       <w:r>
         <w:t xml:space="preserve">Vous </w:t>
       </w:r>
-      <w:proofErr w:type="gramStart"/>
       <w:r>
         <w:t>permet</w:t>
       </w:r>
-      <w:proofErr w:type="gramEnd"/>
       <w:r>
         <w:t xml:space="preserve"> de suivre quel consultant arrive en fin de période d’essai, </w:t>
       </w:r>
@@ -8876,67 +8708,14 @@
         <w:t xml:space="preserve">Les métiers sont les </w:t>
       </w:r>
       <w:r>
-        <w:t xml:space="preserve">catégories que vous voulez donner à vos consultants ou aux </w:t>
-      </w:r>
-      <w:proofErr w:type="spellStart"/>
-      <w:r>
-        <w:t>CVs</w:t>
-      </w:r>
-      <w:proofErr w:type="spellEnd"/>
-      <w:r>
-        <w:t xml:space="preserve"> de votre CVthèque. </w:t>
+        <w:t xml:space="preserve">catégories que vous voulez donner à vos consultants ou aux CVs de votre CVthèque. </w:t>
       </w:r>
     </w:p>
     <w:p>
       <w:r>
         <w:lastRenderedPageBreak/>
-        <w:t xml:space="preserve">TODO Voir si on utilise les métiers pour les </w:t>
-      </w:r>
-      <w:proofErr w:type="spellStart"/>
-      <w:r>
-        <w:t>matchings</w:t>
-      </w:r>
-      <w:proofErr w:type="spellEnd"/>
-      <w:r>
-        <w:t xml:space="preserve">, par exemple l’user pourra </w:t>
-      </w:r>
-      <w:proofErr w:type="spellStart"/>
-      <w:r>
-        <w:t>selectionner</w:t>
-      </w:r>
-      <w:proofErr w:type="spellEnd"/>
-      <w:r>
-        <w:t xml:space="preserve"> un métier ou une liste de métiers pour lancer le </w:t>
-      </w:r>
-      <w:proofErr w:type="spellStart"/>
-      <w:r>
-        <w:t>matching</w:t>
-      </w:r>
-      <w:proofErr w:type="spellEnd"/>
-      <w:r>
-        <w:t xml:space="preserve"> pour éviter </w:t>
-      </w:r>
-      <w:proofErr w:type="gramStart"/>
-      <w:r>
-        <w:t>les grands écart</w:t>
-      </w:r>
-      <w:proofErr w:type="gramEnd"/>
-      <w:r>
-        <w:t xml:space="preserve"> entre un qualité en Indus ou </w:t>
-      </w:r>
-      <w:proofErr w:type="gramStart"/>
-      <w:r>
-        <w:t>un qualité</w:t>
-      </w:r>
-      <w:proofErr w:type="gramEnd"/>
-      <w:r>
-        <w:t xml:space="preserve"> en Life </w:t>
-      </w:r>
-      <w:proofErr w:type="spellStart"/>
-      <w:r>
-        <w:t>Sceince</w:t>
-      </w:r>
-      <w:proofErr w:type="spellEnd"/>
+        <w:t>TODO Voir si on utilise les métiers pour les matchings, par exemple l’user pourra selectionner un métier ou une liste de métiers pour lancer le matching pour éviter les grands écart entre un qualité en Indus ou un qualité en Life Sceince</w:t>
+      </w:r>
     </w:p>
     <w:p>
       <w:pPr>
@@ -9283,15 +9062,7 @@
       </w:pPr>
       <w:bookmarkStart w:id="28" w:name="_Toc223622021"/>
       <w:r>
-        <w:t>Champs obligatoire pour l’</w:t>
-      </w:r>
-      <w:proofErr w:type="spellStart"/>
-      <w:r>
-        <w:t>upload</w:t>
-      </w:r>
-      <w:proofErr w:type="spellEnd"/>
-      <w:r>
-        <w:t xml:space="preserve"> de Candidat</w:t>
+        <w:t>Champs obligatoire pour l’upload de Candidat</w:t>
       </w:r>
       <w:bookmarkEnd w:id="28"/>
     </w:p>
@@ -9329,45 +9100,13 @@
         <w:t>obligatoires</w:t>
       </w:r>
       <w:r>
-        <w:t xml:space="preserve"> au moment de l’</w:t>
-      </w:r>
-      <w:proofErr w:type="spellStart"/>
-      <w:r>
-        <w:t>upload</w:t>
-      </w:r>
-      <w:proofErr w:type="spellEnd"/>
-      <w:r>
-        <w:t xml:space="preserve"> des </w:t>
-      </w:r>
-      <w:proofErr w:type="spellStart"/>
-      <w:r>
-        <w:t>CVs</w:t>
-      </w:r>
-      <w:proofErr w:type="spellEnd"/>
-      <w:r>
-        <w:t xml:space="preserve"> des candidats. Vos </w:t>
-      </w:r>
-      <w:proofErr w:type="spellStart"/>
-      <w:r>
-        <w:t>users</w:t>
-      </w:r>
-      <w:proofErr w:type="spellEnd"/>
-      <w:r>
-        <w:t xml:space="preserve"> ne </w:t>
+        <w:t xml:space="preserve"> au moment de l’upload des CVs des candidats. Vos users ne </w:t>
       </w:r>
       <w:r>
         <w:t>pourront</w:t>
       </w:r>
       <w:r>
-        <w:t xml:space="preserve"> pas </w:t>
-      </w:r>
-      <w:proofErr w:type="spellStart"/>
-      <w:r>
-        <w:t>upload</w:t>
-      </w:r>
-      <w:proofErr w:type="spellEnd"/>
-      <w:r>
-        <w:t xml:space="preserve"> un CV sans remplir ces champs, donc </w:t>
+        <w:t xml:space="preserve"> pas upload un CV sans remplir ces champs, donc </w:t>
       </w:r>
       <w:r>
         <w:t>choisissez</w:t>
@@ -9485,30 +9224,12 @@
         <w:t>.</w:t>
       </w:r>
       <w:r>
-        <w:t xml:space="preserve"> Par défaut IAMI donne une liste. Cette liste est importante et permet à IAMI de vous donner des statistiques et recommandation sur votre </w:t>
-      </w:r>
-      <w:proofErr w:type="spellStart"/>
-      <w:r>
-        <w:t>sourcing</w:t>
-      </w:r>
-      <w:proofErr w:type="spellEnd"/>
-      <w:r>
-        <w:t xml:space="preserve">, vos recrutements et vos process à venir. </w:t>
-      </w:r>
-    </w:p>
-    <w:p>
-      <w:r>
-        <w:t xml:space="preserve">TODO : voir si on ajoute </w:t>
-      </w:r>
-      <w:proofErr w:type="spellStart"/>
-      <w:proofErr w:type="gramStart"/>
-      <w:r>
-        <w:t>a</w:t>
-      </w:r>
-      <w:proofErr w:type="spellEnd"/>
-      <w:proofErr w:type="gramEnd"/>
-      <w:r>
-        <w:t xml:space="preserve"> quel niveau d’étude il fait référence</w:t>
+        <w:t xml:space="preserve"> Par défaut IAMI donne une liste. Cette liste est importante et permet à IAMI de vous donner des statistiques et recommandation sur votre sourcing, vos recrutements et vos process à venir. </w:t>
+      </w:r>
+    </w:p>
+    <w:p>
+      <w:r>
+        <w:t>TODO : voir si on ajoute a quel niveau d’étude il fait référence</w:t>
       </w:r>
     </w:p>
     <w:p>
@@ -10349,13 +10070,8 @@
         <w:spacing w:before="200" w:after="200" w:line="276" w:lineRule="auto"/>
       </w:pPr>
       <w:r>
-        <w:t xml:space="preserve">Statuts des </w:t>
-      </w:r>
-      <w:proofErr w:type="spellStart"/>
-      <w:r>
-        <w:t>CVs</w:t>
-      </w:r>
-      <w:proofErr w:type="spellEnd"/>
+        <w:t>Statuts des CVs</w:t>
+      </w:r>
       <w:r>
         <w:t> : candidat, profil, IC…</w:t>
       </w:r>
@@ -10395,13 +10111,8 @@
         </w:numPr>
         <w:spacing w:before="200" w:after="200" w:line="276" w:lineRule="auto"/>
       </w:pPr>
-      <w:proofErr w:type="spellStart"/>
-      <w:r>
-        <w:t>Onboarding</w:t>
-      </w:r>
-      <w:proofErr w:type="spellEnd"/>
-      <w:r>
-        <w:t xml:space="preserve"> (salarié à venir)</w:t>
+      <w:r>
+        <w:t>Onboarding (salarié à venir)</w:t>
       </w:r>
     </w:p>
     <w:p>
@@ -10622,26 +10333,10 @@
         <w:spacing w:before="200" w:after="200" w:line="276" w:lineRule="auto"/>
       </w:pPr>
       <w:r>
-        <w:t>Champs obligatoires pour l’</w:t>
-      </w:r>
-      <w:proofErr w:type="spellStart"/>
-      <w:r>
-        <w:t>upload</w:t>
-      </w:r>
-      <w:proofErr w:type="spellEnd"/>
-      <w:r>
-        <w:t xml:space="preserve"> de CV : d</w:t>
-      </w:r>
-      <w:r>
-        <w:t>éfinissez les champs obligatoires au moment de l’</w:t>
-      </w:r>
-      <w:proofErr w:type="spellStart"/>
-      <w:r>
-        <w:t>upload</w:t>
-      </w:r>
-      <w:proofErr w:type="spellEnd"/>
-      <w:r>
-        <w:t xml:space="preserve"> pour matcher vos processus </w:t>
+        <w:t>Champs obligatoires pour l’upload de CV : d</w:t>
+      </w:r>
+      <w:r>
+        <w:t xml:space="preserve">éfinissez les champs obligatoires au moment de l’upload pour matcher vos processus </w:t>
       </w:r>
     </w:p>
     <w:p>
@@ -10759,15 +10454,7 @@
         <w:t>Description :</w:t>
       </w:r>
       <w:r>
-        <w:t xml:space="preserve"> cette page regroupe tous les </w:t>
-      </w:r>
-      <w:proofErr w:type="spellStart"/>
-      <w:r>
-        <w:t>CVs</w:t>
-      </w:r>
-      <w:proofErr w:type="spellEnd"/>
-      <w:r>
-        <w:t xml:space="preserve"> auquel vous avez accès</w:t>
+        <w:t xml:space="preserve"> cette page regroupe tous les CVs auquel vous avez accès</w:t>
       </w:r>
     </w:p>
     <w:p>
@@ -10780,34 +10467,13 @@
         <w:spacing w:before="200" w:after="200" w:line="276" w:lineRule="auto"/>
       </w:pPr>
       <w:r>
-        <w:t xml:space="preserve">Mon </w:t>
-      </w:r>
-      <w:proofErr w:type="gramStart"/>
-      <w:r>
-        <w:t>périmètre</w:t>
-      </w:r>
-      <w:r>
-        <w:t>:</w:t>
-      </w:r>
-      <w:proofErr w:type="gramEnd"/>
-      <w:r>
-        <w:t xml:space="preserve"> vous voyez les </w:t>
-      </w:r>
-      <w:proofErr w:type="spellStart"/>
-      <w:r>
-        <w:t>CVs</w:t>
-      </w:r>
-      <w:proofErr w:type="spellEnd"/>
-      <w:r>
-        <w:t xml:space="preserve"> auquel vous êtes directement associés (</w:t>
-      </w:r>
-      <w:proofErr w:type="spellStart"/>
-      <w:r>
-        <w:t>seulon</w:t>
-      </w:r>
-      <w:proofErr w:type="spellEnd"/>
-      <w:r>
-        <w:t xml:space="preserve"> le paramétrage de votre admin</w:t>
+        <w:t>Mon périmètre</w:t>
+      </w:r>
+      <w:r>
+        <w:t>: vous voyez les CVs auquel vous êtes directement associés (</w:t>
+      </w:r>
+      <w:r>
+        <w:t>seulon le paramétrage de votre admin</w:t>
       </w:r>
       <w:r>
         <w:t>)</w:t>
@@ -10823,34 +10489,10 @@
         <w:spacing w:before="200" w:after="200" w:line="276" w:lineRule="auto"/>
       </w:pPr>
       <w:r>
-        <w:t xml:space="preserve">Tous les </w:t>
-      </w:r>
-      <w:proofErr w:type="spellStart"/>
-      <w:r>
-        <w:t>CVs</w:t>
-      </w:r>
-      <w:proofErr w:type="spellEnd"/>
-      <w:r>
-        <w:t xml:space="preserve"> : Tous les </w:t>
-      </w:r>
-      <w:proofErr w:type="spellStart"/>
-      <w:r>
-        <w:t>CVs</w:t>
-      </w:r>
-      <w:proofErr w:type="spellEnd"/>
-      <w:r>
-        <w:t xml:space="preserve"> auxquels vous avez accès. </w:t>
-      </w:r>
-      <w:r>
-        <w:t xml:space="preserve">Autre rôle, vous voyez tous les </w:t>
-      </w:r>
-      <w:proofErr w:type="spellStart"/>
-      <w:r>
-        <w:t>CVs</w:t>
-      </w:r>
-      <w:proofErr w:type="spellEnd"/>
-      <w:r>
-        <w:t xml:space="preserve"> de votre périmètre.</w:t>
+        <w:t xml:space="preserve">Tous les CVs : Tous les CVs auxquels vous avez accès. </w:t>
+      </w:r>
+      <w:r>
+        <w:t>Autre rôle, vous voyez tous les CVs de votre périmètre.</w:t>
       </w:r>
     </w:p>
     <w:p>
@@ -11177,21 +10819,7 @@
         <w:rPr>
           <w:rStyle w:val="Accentuationlgre"/>
         </w:rPr>
-        <w:t>si l’</w:t>
-      </w:r>
-      <w:proofErr w:type="spellStart"/>
-      <w:r>
-        <w:rPr>
-          <w:rStyle w:val="Accentuationlgre"/>
-        </w:rPr>
-        <w:t>icone</w:t>
-      </w:r>
-      <w:proofErr w:type="spellEnd"/>
-      <w:r>
-        <w:rPr>
-          <w:rStyle w:val="Accentuationlgre"/>
-        </w:rPr>
-        <w:t xml:space="preserve"> n’apparait pas, vous n’avez pas les droits pour modifie</w:t>
+        <w:t>si l’icone n’apparait pas, vous n’avez pas les droits pour modifie</w:t>
       </w:r>
       <w:r>
         <w:rPr>
@@ -11533,12 +11161,10 @@
           <w:numId w:val="25"/>
         </w:numPr>
       </w:pPr>
-      <w:proofErr w:type="gramStart"/>
       <w:r>
         <w:lastRenderedPageBreak/>
         <w:t>Descendez en</w:t>
       </w:r>
-      <w:proofErr w:type="gramEnd"/>
       <w:r>
         <w:t xml:space="preserve"> bas de page, un tableau avec toutes les activités finies et planifiées sont là</w:t>
       </w:r>
@@ -11808,46 +11434,26 @@
           <w:lang w:val="en-US"/>
         </w:rPr>
       </w:pPr>
-      <w:proofErr w:type="spellStart"/>
-      <w:proofErr w:type="gramStart"/>
       <w:r>
         <w:rPr>
           <w:b/>
           <w:bCs/>
           <w:lang w:val="en-US"/>
         </w:rPr>
-        <w:t>Accès</w:t>
-      </w:r>
-      <w:proofErr w:type="spellEnd"/>
-      <w:r>
-        <w:rPr>
-          <w:b/>
-          <w:bCs/>
+        <w:t>Accès :</w:t>
+      </w:r>
+      <w:r>
+        <w:rPr>
           <w:lang w:val="en-US"/>
         </w:rPr>
-        <w:t xml:space="preserve"> :</w:t>
-      </w:r>
-      <w:proofErr w:type="gramEnd"/>
+        <w:t xml:space="preserve"> </w:t>
+      </w:r>
       <w:r>
         <w:rPr>
           <w:lang w:val="en-US"/>
         </w:rPr>
-        <w:t xml:space="preserve"> </w:t>
-      </w:r>
-      <w:r>
-        <w:rPr>
-          <w:lang w:val="en-US"/>
-        </w:rPr>
-        <w:t xml:space="preserve">Onglet Matching -&gt; Matching </w:t>
-      </w:r>
-      <w:proofErr w:type="spellStart"/>
-      <w:r>
-        <w:rPr>
-          <w:lang w:val="en-US"/>
-        </w:rPr>
-        <w:t>besoins</w:t>
-      </w:r>
-      <w:proofErr w:type="spellEnd"/>
+        <w:t>Onglet Matching -&gt; Matching besoins</w:t>
+      </w:r>
     </w:p>
     <w:p>
       <w:pPr>
@@ -11947,90 +11553,39 @@
       </w:r>
     </w:p>
     <w:p>
-      <w:pPr>
-        <w:rPr>
+      <w:r>
+        <w:rPr>
+          <w:b/>
+          <w:bCs/>
+        </w:rPr>
+        <w:t>Accès :</w:t>
+      </w:r>
+      <w:r>
+        <w:t xml:space="preserve"> </w:t>
+      </w:r>
+      <w:r>
+        <w:t xml:space="preserve">Business -&gt; Outils -&gt; </w:t>
+      </w:r>
+      <w:r>
+        <w:t>Matching CV - Besoin</w:t>
+      </w:r>
+    </w:p>
+    <w:p>
+      <w:pPr>
+        <w:rPr>
+          <w:b/>
+          <w:bCs/>
           <w:lang w:val="en-US"/>
         </w:rPr>
       </w:pPr>
-      <w:proofErr w:type="spellStart"/>
-      <w:proofErr w:type="gramStart"/>
       <w:r>
         <w:rPr>
           <w:b/>
           <w:bCs/>
           <w:lang w:val="en-US"/>
         </w:rPr>
-        <w:t>Accès</w:t>
-      </w:r>
-      <w:proofErr w:type="spellEnd"/>
-      <w:r>
-        <w:rPr>
-          <w:b/>
-          <w:bCs/>
-          <w:lang w:val="en-US"/>
-        </w:rPr>
-        <w:t xml:space="preserve"> :</w:t>
-      </w:r>
-      <w:proofErr w:type="gramEnd"/>
-      <w:r>
-        <w:rPr>
-          <w:lang w:val="en-US"/>
-        </w:rPr>
-        <w:t xml:space="preserve"> </w:t>
-      </w:r>
-      <w:r>
-        <w:rPr>
-          <w:lang w:val="en-US"/>
-        </w:rPr>
-        <w:t xml:space="preserve">Business -&gt; </w:t>
-      </w:r>
-      <w:proofErr w:type="spellStart"/>
-      <w:r>
-        <w:rPr>
-          <w:lang w:val="en-US"/>
-        </w:rPr>
-        <w:t>Outils</w:t>
-      </w:r>
-      <w:proofErr w:type="spellEnd"/>
-      <w:r>
-        <w:rPr>
-          <w:lang w:val="en-US"/>
-        </w:rPr>
-        <w:t xml:space="preserve"> -&gt; Matching -&gt; Lancer un matching (matching non </w:t>
-      </w:r>
-      <w:proofErr w:type="spellStart"/>
-      <w:r>
-        <w:rPr>
-          <w:lang w:val="en-US"/>
-        </w:rPr>
-        <w:t>existant</w:t>
-      </w:r>
-      <w:proofErr w:type="spellEnd"/>
-      <w:r>
-        <w:rPr>
-          <w:lang w:val="en-US"/>
-        </w:rPr>
-        <w:t>)</w:t>
-      </w:r>
-    </w:p>
-    <w:p>
-      <w:pPr>
-        <w:rPr>
-          <w:b/>
-          <w:bCs/>
-          <w:lang w:val="en-US"/>
-        </w:rPr>
-      </w:pPr>
-      <w:proofErr w:type="spellStart"/>
-      <w:r>
-        <w:rPr>
-          <w:b/>
-          <w:bCs/>
-          <w:lang w:val="en-US"/>
-        </w:rPr>
         <w:t>Utilisation</w:t>
       </w:r>
-      <w:proofErr w:type="spellEnd"/>
     </w:p>
     <w:p>
       <w:pPr>
@@ -12047,21 +11602,7 @@
         <w:rPr>
           <w:rStyle w:val="Accentuationlgre"/>
         </w:rPr>
-        <w:t xml:space="preserve">Pour un </w:t>
-      </w:r>
-      <w:proofErr w:type="spellStart"/>
-      <w:r>
-        <w:rPr>
-          <w:rStyle w:val="Accentuationlgre"/>
-        </w:rPr>
-        <w:t>matching</w:t>
-      </w:r>
-      <w:proofErr w:type="spellEnd"/>
-      <w:r>
-        <w:rPr>
-          <w:rStyle w:val="Accentuationlgre"/>
-        </w:rPr>
-        <w:t xml:space="preserve"> plus précis</w:t>
+        <w:t>Pour un matching plus précis</w:t>
       </w:r>
     </w:p>
     <w:p>
@@ -12073,7 +11614,7 @@
         </w:numPr>
       </w:pPr>
       <w:r>
-        <w:t>Taper pour chercher le profil que vous voulez matcher</w:t>
+        <w:t>Cliquer en haut de la page sur ‘Lancer un matching’</w:t>
       </w:r>
     </w:p>
     <w:p>
@@ -12086,13 +11627,55 @@
       </w:pPr>
       <w:r>
         <w:lastRenderedPageBreak/>
-        <w:t>Filtrer sur l’</w:t>
-      </w:r>
-      <w:r>
-        <w:t>expérience</w:t>
-      </w:r>
-      <w:r>
-        <w:t xml:space="preserve"> si vous voulez </w:t>
+        <w:t>Une fenetre s’ouvre completer les informations</w:t>
+      </w:r>
+    </w:p>
+    <w:p>
+      <w:pPr>
+        <w:pStyle w:val="Paragraphedeliste"/>
+        <w:numPr>
+          <w:ilvl w:val="1"/>
+          <w:numId w:val="32"/>
+        </w:numPr>
+      </w:pPr>
+      <w:r>
+        <w:t xml:space="preserve">Nom du candidat </w:t>
+      </w:r>
+    </w:p>
+    <w:p>
+      <w:pPr>
+        <w:pStyle w:val="Paragraphedeliste"/>
+        <w:numPr>
+          <w:ilvl w:val="1"/>
+          <w:numId w:val="32"/>
+        </w:numPr>
+      </w:pPr>
+      <w:r>
+        <w:t>Filtre</w:t>
+      </w:r>
+      <w:r>
+        <w:t>r</w:t>
+      </w:r>
+      <w:r>
+        <w:t xml:space="preserve"> sur expérience</w:t>
+      </w:r>
+    </w:p>
+    <w:p>
+      <w:pPr>
+        <w:pStyle w:val="Paragraphedeliste"/>
+        <w:numPr>
+          <w:ilvl w:val="1"/>
+          <w:numId w:val="32"/>
+        </w:numPr>
+      </w:pPr>
+      <w:r>
+        <w:t>Filtre</w:t>
+      </w:r>
+      <w:r>
+        <w:t>r</w:t>
+      </w:r>
+      <w:r>
+        <w:t xml:space="preserve"> sur la localisation </w:t>
       </w:r>
     </w:p>
     <w:p>
@@ -12104,7 +11687,10 @@
         </w:numPr>
       </w:pPr>
       <w:r>
-        <w:t>Filtrer sur la localisation si vous voulez</w:t>
+        <w:t xml:space="preserve">Lancer le matching </w:t>
+      </w:r>
+      <w:r>
+        <w:t xml:space="preserve"> </w:t>
       </w:r>
     </w:p>
     <w:p>
@@ -12116,18 +11702,37 @@
         </w:numPr>
       </w:pPr>
       <w:r>
-        <w:t xml:space="preserve">Lancer le </w:t>
-      </w:r>
-      <w:proofErr w:type="spellStart"/>
-      <w:r>
-        <w:t>matching</w:t>
-      </w:r>
-      <w:proofErr w:type="spellEnd"/>
-      <w:r>
-        <w:t xml:space="preserve"> </w:t>
-      </w:r>
-      <w:r>
-        <w:t xml:space="preserve"> </w:t>
+        <w:t>Attention peut etre qu’un matching existe déjà, vous serez informés</w:t>
+      </w:r>
+    </w:p>
+    <w:p>
+      <w:pPr>
+        <w:pStyle w:val="Paragraphedeliste"/>
+        <w:numPr>
+          <w:ilvl w:val="1"/>
+          <w:numId w:val="32"/>
+        </w:numPr>
+      </w:pPr>
+      <w:r>
+        <w:t xml:space="preserve">Validez si vous coulez mettre à jour le matching </w:t>
+      </w:r>
+    </w:p>
+    <w:p>
+      <w:pPr>
+        <w:pStyle w:val="Paragraphedeliste"/>
+        <w:numPr>
+          <w:ilvl w:val="1"/>
+          <w:numId w:val="32"/>
+        </w:numPr>
+      </w:pPr>
+      <w:r>
+        <w:t xml:space="preserve">Annuler si vous </w:t>
+      </w:r>
+      <w:r>
+        <w:t>voulez</w:t>
+      </w:r>
+      <w:r>
+        <w:t xml:space="preserve"> conserver l’ancien matching </w:t>
       </w:r>
     </w:p>
     <w:p>
@@ -12139,82 +11744,11 @@
         </w:numPr>
       </w:pPr>
       <w:r>
-        <w:t xml:space="preserve">Attention peut </w:t>
-      </w:r>
-      <w:proofErr w:type="spellStart"/>
-      <w:r>
-        <w:t>etre</w:t>
-      </w:r>
-      <w:proofErr w:type="spellEnd"/>
-      <w:r>
-        <w:t xml:space="preserve"> qu’un </w:t>
-      </w:r>
-      <w:proofErr w:type="spellStart"/>
-      <w:r>
-        <w:t>matching</w:t>
-      </w:r>
-      <w:proofErr w:type="spellEnd"/>
-      <w:r>
-        <w:t xml:space="preserve"> existe déjà, vous serez informés</w:t>
-      </w:r>
-    </w:p>
-    <w:p>
-      <w:pPr>
-        <w:pStyle w:val="Paragraphedeliste"/>
-        <w:numPr>
-          <w:ilvl w:val="1"/>
-          <w:numId w:val="32"/>
-        </w:numPr>
-      </w:pPr>
-      <w:r>
-        <w:t xml:space="preserve">Validez si vous coulez mettre à jour le </w:t>
-      </w:r>
-      <w:proofErr w:type="spellStart"/>
-      <w:r>
-        <w:t>matching</w:t>
-      </w:r>
-      <w:proofErr w:type="spellEnd"/>
-      <w:r>
-        <w:t xml:space="preserve"> </w:t>
-      </w:r>
-    </w:p>
-    <w:p>
-      <w:pPr>
-        <w:pStyle w:val="Paragraphedeliste"/>
-        <w:numPr>
-          <w:ilvl w:val="1"/>
-          <w:numId w:val="32"/>
-        </w:numPr>
-      </w:pPr>
-      <w:r>
-        <w:t xml:space="preserve">Annuler si vous </w:t>
-      </w:r>
-      <w:r>
-        <w:t>voulez</w:t>
-      </w:r>
-      <w:r>
-        <w:t xml:space="preserve"> conserver l’ancien </w:t>
-      </w:r>
-      <w:proofErr w:type="spellStart"/>
-      <w:r>
-        <w:t>matching</w:t>
-      </w:r>
-      <w:proofErr w:type="spellEnd"/>
-      <w:r>
-        <w:t xml:space="preserve"> </w:t>
-      </w:r>
-    </w:p>
-    <w:p>
-      <w:pPr>
-        <w:pStyle w:val="Paragraphedeliste"/>
-        <w:numPr>
-          <w:ilvl w:val="0"/>
-          <w:numId w:val="32"/>
-        </w:numPr>
-      </w:pPr>
-      <w:r>
         <w:t xml:space="preserve">Vous allez être dirigé automatiquement vers la page de détail </w:t>
       </w:r>
+      <w:r>
+        <w:t xml:space="preserve">du matching </w:t>
+      </w:r>
     </w:p>
     <w:p/>
     <w:p>
@@ -12224,33 +11758,11 @@
           <w:lang w:val="en-US"/>
         </w:rPr>
       </w:pPr>
-      <w:proofErr w:type="spellStart"/>
       <w:r>
         <w:rPr>
           <w:lang w:val="en-US"/>
         </w:rPr>
-        <w:t>Visualiser</w:t>
-      </w:r>
-      <w:proofErr w:type="spellEnd"/>
-      <w:r>
-        <w:rPr>
-          <w:lang w:val="en-US"/>
-        </w:rPr>
-        <w:t xml:space="preserve"> </w:t>
-      </w:r>
-      <w:proofErr w:type="gramStart"/>
-      <w:r>
-        <w:rPr>
-          <w:lang w:val="en-US"/>
-        </w:rPr>
-        <w:t>un Matching</w:t>
-      </w:r>
-      <w:proofErr w:type="gramEnd"/>
-      <w:r>
-        <w:rPr>
-          <w:lang w:val="en-US"/>
-        </w:rPr>
-        <w:t xml:space="preserve"> I</w:t>
+        <w:t>Visualiser un Matching I</w:t>
       </w:r>
       <w:r>
         <w:rPr>
@@ -12366,15 +11878,7 @@
         </w:numPr>
       </w:pPr>
       <w:r>
-        <w:t xml:space="preserve">Cliquez sur ‘comparaison’ pour avoir le </w:t>
-      </w:r>
-      <w:proofErr w:type="spellStart"/>
-      <w:r>
-        <w:t>bsoin</w:t>
-      </w:r>
-      <w:proofErr w:type="spellEnd"/>
-      <w:r>
-        <w:t xml:space="preserve"> et le profil du candidat cote à cote pour les comparer plus facilement</w:t>
+        <w:t>Cliquez sur ‘comparaison’ pour avoir le bsoin et le profil du candidat cote à cote pour les comparer plus facilement</w:t>
       </w:r>
     </w:p>
     <w:p>
@@ -12429,15 +11933,7 @@
         <w:t xml:space="preserve">  </w:t>
       </w:r>
       <w:r>
-        <w:t xml:space="preserve">Business -&gt; Outils -&gt; Matching -&gt; Vos </w:t>
-      </w:r>
-      <w:proofErr w:type="spellStart"/>
-      <w:r>
-        <w:t>matchings</w:t>
-      </w:r>
-      <w:proofErr w:type="spellEnd"/>
-      <w:r>
-        <w:t xml:space="preserve"> -&gt; Chercher votre candidat dans la liste</w:t>
+        <w:t>Business -&gt; Outils -&gt; Matching -&gt; Vos matchings -&gt; Chercher votre candidat dans la liste</w:t>
       </w:r>
     </w:p>
     <w:p>
@@ -12470,33 +11966,23 @@
         <w:t>trouvez</w:t>
       </w:r>
       <w:r>
-        <w:t xml:space="preserve"> pas votre candidat, aucun </w:t>
-      </w:r>
-      <w:proofErr w:type="spellStart"/>
+        <w:t xml:space="preserve"> pas votre candidat, aucun matching n’a jamais été déclencher</w:t>
+      </w:r>
+      <w:r>
+        <w:t xml:space="preserve">, suivez la </w:t>
+      </w:r>
+      <w:r>
+        <w:t>procédure</w:t>
+      </w:r>
+      <w:r>
+        <w:t xml:space="preserve"> de génération de</w:t>
+      </w:r>
+      <w:r>
+        <w:t xml:space="preserve"> </w:t>
+      </w:r>
       <w:r>
         <w:t>matching</w:t>
       </w:r>
-      <w:proofErr w:type="spellEnd"/>
-      <w:r>
-        <w:t xml:space="preserve"> n’a jamais été déclencher</w:t>
-      </w:r>
-      <w:r>
-        <w:t xml:space="preserve">, suivez la </w:t>
-      </w:r>
-      <w:r>
-        <w:t>procédure</w:t>
-      </w:r>
-      <w:r>
-        <w:t xml:space="preserve"> de génération de</w:t>
-      </w:r>
-      <w:r>
-        <w:t xml:space="preserve"> </w:t>
-      </w:r>
-      <w:proofErr w:type="spellStart"/>
-      <w:r>
-        <w:t>matching</w:t>
-      </w:r>
-      <w:proofErr w:type="spellEnd"/>
     </w:p>
     <w:p>
       <w:pPr>
@@ -12547,15 +12033,7 @@
         </w:numPr>
       </w:pPr>
       <w:r>
-        <w:t xml:space="preserve">Cliquez sur ‘comparaison’ pour avoir le </w:t>
-      </w:r>
-      <w:proofErr w:type="spellStart"/>
-      <w:r>
-        <w:t>bsoin</w:t>
-      </w:r>
-      <w:proofErr w:type="spellEnd"/>
-      <w:r>
-        <w:t xml:space="preserve"> et le profil du candidat cote à cote pour les comparer plus facilement</w:t>
+        <w:t>Cliquez sur ‘comparaison’ pour avoir le bsoin et le profil du candidat cote à cote pour les comparer plus facilement</w:t>
       </w:r>
     </w:p>
     <w:p>
@@ -12610,7 +12088,6 @@
         <w:pStyle w:val="Titre4"/>
       </w:pPr>
       <w:r>
-        <w:lastRenderedPageBreak/>
         <w:t xml:space="preserve">Push un profil vers un besoin </w:t>
       </w:r>
     </w:p>
@@ -12626,17 +12103,8 @@
           <w:b/>
           <w:bCs/>
         </w:rPr>
-        <w:t xml:space="preserve">Depuis le détail des </w:t>
-      </w:r>
-      <w:proofErr w:type="spellStart"/>
-      <w:r>
-        <w:rPr>
-          <w:b/>
-          <w:bCs/>
-        </w:rPr>
-        <w:t>matchings</w:t>
-      </w:r>
-      <w:proofErr w:type="spellEnd"/>
+        <w:t>Depuis le détail des matchings</w:t>
+      </w:r>
     </w:p>
     <w:p>
       <w:pPr>
@@ -12714,35 +12182,7 @@
         <w:rPr>
           <w:rStyle w:val="Accentuationlgre"/>
         </w:rPr>
-        <w:t xml:space="preserve">Vous avez </w:t>
-      </w:r>
-      <w:proofErr w:type="gramStart"/>
-      <w:r>
-        <w:rPr>
-          <w:rStyle w:val="Accentuationlgre"/>
-        </w:rPr>
-        <w:t>fait</w:t>
-      </w:r>
-      <w:proofErr w:type="gramEnd"/>
-      <w:r>
-        <w:rPr>
-          <w:rStyle w:val="Accentuationlgre"/>
-        </w:rPr>
-        <w:t xml:space="preserve"> une erreur et ce que vous avez pushé ne va pas, </w:t>
-      </w:r>
-      <w:proofErr w:type="gramStart"/>
-      <w:r>
-        <w:rPr>
-          <w:rStyle w:val="Accentuationlgre"/>
-        </w:rPr>
-        <w:t>c’est pas</w:t>
-      </w:r>
-      <w:proofErr w:type="gramEnd"/>
-      <w:r>
-        <w:rPr>
-          <w:rStyle w:val="Accentuationlgre"/>
-        </w:rPr>
-        <w:t xml:space="preserve"> grave :</w:t>
+        <w:t>Vous avez fait une erreur et ce que vous avez pushé ne va pas, c’est pas grave :</w:t>
       </w:r>
     </w:p>
     <w:p>
@@ -12766,15 +12206,7 @@
         </w:numPr>
       </w:pPr>
       <w:r>
-        <w:t xml:space="preserve">Cliquez sur la poubelle, les profils repassent dans l’onglet </w:t>
-      </w:r>
-      <w:proofErr w:type="spellStart"/>
-      <w:r>
-        <w:t>matching</w:t>
-      </w:r>
-      <w:proofErr w:type="spellEnd"/>
-      <w:r>
-        <w:t xml:space="preserve"> automatique</w:t>
+        <w:t>Cliquez sur la poubelle, les profils repassent dans l’onglet matching automatique</w:t>
       </w:r>
     </w:p>
     <w:p>
@@ -12954,23 +12386,7 @@
         <w:t xml:space="preserve">Description : </w:t>
       </w:r>
       <w:r>
-        <w:t xml:space="preserve">Vous pouvez suggérer des compétences à IAMI pour qu’elle soit prise en compte dans le futur. Cela permettra d’afficher ce genre de compétences dans l’onglet Compétences et de donner plus de poids à </w:t>
-      </w:r>
-      <w:proofErr w:type="gramStart"/>
-      <w:r>
-        <w:t>cette compétences</w:t>
-      </w:r>
-      <w:proofErr w:type="gramEnd"/>
-      <w:r>
-        <w:t xml:space="preserve"> pour les </w:t>
-      </w:r>
-      <w:proofErr w:type="spellStart"/>
-      <w:r>
-        <w:t>matching</w:t>
-      </w:r>
-      <w:proofErr w:type="spellEnd"/>
-      <w:r>
-        <w:t>.</w:t>
+        <w:t>Vous pouvez suggérer des compétences à IAMI pour qu’elle soit prise en compte dans le futur. Cela permettra d’afficher ce genre de compétences dans l’onglet Compétences et de donner plus de poids à cette compétences pour les matching.</w:t>
       </w:r>
     </w:p>
     <w:p>
@@ -13017,13 +12433,8 @@
           <w:numId w:val="37"/>
         </w:numPr>
       </w:pPr>
-      <w:proofErr w:type="spellStart"/>
-      <w:r>
-        <w:t>Remplisser</w:t>
-      </w:r>
-      <w:proofErr w:type="spellEnd"/>
-      <w:r>
-        <w:t xml:space="preserve"> le nom de la suggestion </w:t>
+      <w:r>
+        <w:t xml:space="preserve">Remplisser le nom de la suggestion </w:t>
       </w:r>
     </w:p>
     <w:p>
@@ -13047,6 +12458,7 @@
         </w:numPr>
       </w:pPr>
       <w:r>
+        <w:lastRenderedPageBreak/>
         <w:t xml:space="preserve">Cliquez sur ‘Vérifier’, IAMI vous dira s’il connait déjà la compétence sou non </w:t>
       </w:r>
     </w:p>
@@ -13070,36 +12482,19 @@
     </w:p>
     <w:p>
       <w:r>
-        <w:lastRenderedPageBreak/>
         <w:t xml:space="preserve">Vous pouvez voir le </w:t>
       </w:r>
       <w:r>
         <w:t>statut</w:t>
       </w:r>
       <w:r>
-        <w:t xml:space="preserve"> de </w:t>
-      </w:r>
-      <w:proofErr w:type="gramStart"/>
-      <w:r>
-        <w:t>votre compétences</w:t>
-      </w:r>
-      <w:proofErr w:type="gramEnd"/>
-      <w:r>
-        <w:t xml:space="preserve"> pour </w:t>
+        <w:t xml:space="preserve"> de votre compétences pour </w:t>
       </w:r>
       <w:r>
         <w:t>savoir</w:t>
       </w:r>
       <w:r>
-        <w:t xml:space="preserve"> quand elle sera </w:t>
-      </w:r>
-      <w:proofErr w:type="gramStart"/>
-      <w:r>
-        <w:t>pris</w:t>
-      </w:r>
-      <w:proofErr w:type="gramEnd"/>
-      <w:r>
-        <w:t xml:space="preserve"> en compte dans IAMI. </w:t>
+        <w:t xml:space="preserve"> quand elle sera pris en compte dans IAMI. </w:t>
       </w:r>
     </w:p>
     <w:p/>
@@ -13209,6 +12604,7 @@
         </w:numPr>
         <w:spacing w:before="200" w:after="200" w:line="276" w:lineRule="auto"/>
       </w:pPr>
+      <w:bookmarkStart w:id="49" w:name="OLE_LINK1"/>
       <w:r>
         <w:t xml:space="preserve">Si le dossier n’a jamais été créé vous pouvez en créer un </w:t>
       </w:r>
@@ -13236,15 +12632,7 @@
         <w:spacing w:before="200" w:after="200" w:line="276" w:lineRule="auto"/>
       </w:pPr>
       <w:r>
-        <w:t xml:space="preserve">Le fichier </w:t>
-      </w:r>
-      <w:proofErr w:type="spellStart"/>
-      <w:r>
-        <w:t>pdf</w:t>
-      </w:r>
-      <w:proofErr w:type="spellEnd"/>
-      <w:r>
-        <w:t xml:space="preserve"> du CV est automatiquement sélectionné, sinon cherche le </w:t>
+        <w:t xml:space="preserve">Le fichier pdf du CV est automatiquement sélectionné, sinon cherche le </w:t>
       </w:r>
     </w:p>
     <w:p>
@@ -13295,13 +12683,8 @@
         </w:numPr>
         <w:spacing w:before="200" w:after="200" w:line="276" w:lineRule="auto"/>
       </w:pPr>
-      <w:proofErr w:type="gramStart"/>
-      <w:r>
-        <w:t>Si il</w:t>
-      </w:r>
-      <w:proofErr w:type="gramEnd"/>
-      <w:r>
-        <w:t xml:space="preserve"> existe déjà vous allez être redirigé sur la page d’édition, suivez la procédure</w:t>
+      <w:r>
+        <w:t>Si il existe déjà vous allez être redirigé sur la page d’édition, suivez la procédure</w:t>
       </w:r>
       <w:r>
         <w:t xml:space="preserve"> d’édition</w:t>
@@ -13310,6 +12693,7 @@
         <w:t xml:space="preserve"> </w:t>
       </w:r>
     </w:p>
+    <w:bookmarkEnd w:id="49"/>
     <w:p>
       <w:pPr>
         <w:spacing w:before="200" w:after="200" w:line="276" w:lineRule="auto"/>
@@ -13344,33 +12728,7 @@
         <w:spacing w:before="200" w:after="200" w:line="276" w:lineRule="auto"/>
       </w:pPr>
       <w:r>
-        <w:t xml:space="preserve">Récupère les informations dans le CV et les réécris par onglet (expériences, éducations, compétences…) </w:t>
-      </w:r>
-    </w:p>
-    <w:p>
-      <w:pPr>
-        <w:spacing w:before="200" w:after="200" w:line="276" w:lineRule="auto"/>
-        <w:rPr>
-          <w:b/>
-          <w:bCs/>
-        </w:rPr>
-      </w:pPr>
-      <w:r>
-        <w:rPr>
-          <w:b/>
-          <w:bCs/>
-        </w:rPr>
-        <w:t>Depuis CV IA</w:t>
-      </w:r>
-      <w:r>
-        <w:rPr>
-          <w:b/>
-          <w:bCs/>
-        </w:rPr>
-        <w:t xml:space="preserve"> </w:t>
-      </w:r>
-      <w:r>
-        <w:t>(Recrutement -&gt; Outils -&gt; Générer CV -&gt; CV IA)</w:t>
+        <w:t xml:space="preserve">Si le dossier n’a jamais été créé vous pouvez en créer un </w:t>
       </w:r>
     </w:p>
     <w:p>
@@ -13383,6 +12741,124 @@
         <w:spacing w:before="200" w:after="200" w:line="276" w:lineRule="auto"/>
       </w:pPr>
       <w:r>
+        <w:t>Choisissez le candidat, le CV sera uploadé automatiquement.</w:t>
+      </w:r>
+    </w:p>
+    <w:p>
+      <w:pPr>
+        <w:pStyle w:val="Paragraphedeliste"/>
+        <w:numPr>
+          <w:ilvl w:val="1"/>
+          <w:numId w:val="13"/>
+        </w:numPr>
+        <w:spacing w:before="200" w:after="200" w:line="276" w:lineRule="auto"/>
+      </w:pPr>
+      <w:r>
+        <w:t>Cliquer sur ‘Analyser et convertir’</w:t>
+      </w:r>
+    </w:p>
+    <w:p>
+      <w:pPr>
+        <w:pStyle w:val="Paragraphedeliste"/>
+        <w:numPr>
+          <w:ilvl w:val="1"/>
+          <w:numId w:val="13"/>
+        </w:numPr>
+        <w:spacing w:before="200" w:after="200" w:line="276" w:lineRule="auto"/>
+      </w:pPr>
+      <w:r>
+        <w:t xml:space="preserve">Si le dossier existe vous etes redirigés vers la page d’édition </w:t>
+      </w:r>
+    </w:p>
+    <w:p>
+      <w:pPr>
+        <w:pStyle w:val="Paragraphedeliste"/>
+        <w:numPr>
+          <w:ilvl w:val="1"/>
+          <w:numId w:val="13"/>
+        </w:numPr>
+        <w:spacing w:before="200" w:after="200" w:line="276" w:lineRule="auto"/>
+      </w:pPr>
+      <w:r>
+        <w:t xml:space="preserve">Sinon IAMI se met en réflexion pour extraire les informations et créer le dossier de compétences </w:t>
+      </w:r>
+    </w:p>
+    <w:p>
+      <w:pPr>
+        <w:pStyle w:val="Paragraphedeliste"/>
+        <w:numPr>
+          <w:ilvl w:val="1"/>
+          <w:numId w:val="13"/>
+        </w:numPr>
+        <w:spacing w:before="200" w:after="200" w:line="276" w:lineRule="auto"/>
+      </w:pPr>
+      <w:r>
+        <w:t>Cliquer sur dossier de compétences, vous êtes redirigés vers la page de génération des dossiers de compétences</w:t>
+      </w:r>
+    </w:p>
+    <w:p>
+      <w:pPr>
+        <w:pStyle w:val="Paragraphedeliste"/>
+        <w:numPr>
+          <w:ilvl w:val="1"/>
+          <w:numId w:val="13"/>
+        </w:numPr>
+        <w:spacing w:before="200" w:after="200" w:line="276" w:lineRule="auto"/>
+      </w:pPr>
+      <w:r>
+        <w:t xml:space="preserve">Enregistrer et générer le docx pour avoir le CV formalisé au format docx. </w:t>
+      </w:r>
+    </w:p>
+    <w:p>
+      <w:pPr>
+        <w:pStyle w:val="Paragraphedeliste"/>
+        <w:numPr>
+          <w:ilvl w:val="0"/>
+          <w:numId w:val="13"/>
+        </w:numPr>
+        <w:spacing w:before="200" w:after="200" w:line="276" w:lineRule="auto"/>
+      </w:pPr>
+      <w:r>
+        <w:t xml:space="preserve">Si il existe déjà vous allez être redirigé sur la page d’édition, suivez la procédure d’édition </w:t>
+      </w:r>
+    </w:p>
+    <w:p>
+      <w:pPr>
+        <w:spacing w:before="200" w:after="200" w:line="276" w:lineRule="auto"/>
+        <w:rPr>
+          <w:b/>
+          <w:bCs/>
+        </w:rPr>
+      </w:pPr>
+      <w:r>
+        <w:rPr>
+          <w:b/>
+          <w:bCs/>
+        </w:rPr>
+        <w:lastRenderedPageBreak/>
+        <w:t>Depuis CV IA</w:t>
+      </w:r>
+      <w:r>
+        <w:rPr>
+          <w:b/>
+          <w:bCs/>
+        </w:rPr>
+        <w:t xml:space="preserve"> </w:t>
+      </w:r>
+      <w:r>
+        <w:t>(Recrutement -&gt; Outils -&gt; Générer CV -&gt; CV IA)</w:t>
+      </w:r>
+    </w:p>
+    <w:p>
+      <w:pPr>
+        <w:pStyle w:val="Paragraphedeliste"/>
+        <w:numPr>
+          <w:ilvl w:val="1"/>
+          <w:numId w:val="13"/>
+        </w:numPr>
+        <w:spacing w:before="200" w:after="200" w:line="276" w:lineRule="auto"/>
+      </w:pPr>
+      <w:r>
         <w:t>Vous choisissez un CV et un besoin et on extraie les informations du CV comme pour CV classiques mais en plus une biographie du CV est écrite en lien avec le besoin</w:t>
       </w:r>
     </w:p>
@@ -13436,7 +12912,6 @@
         <w:spacing w:before="200" w:after="200" w:line="276" w:lineRule="auto"/>
       </w:pPr>
       <w:r>
-        <w:lastRenderedPageBreak/>
         <w:t>S’il existe vous êtes redirigé vers la page d’édition</w:t>
       </w:r>
     </w:p>
@@ -13610,13 +13085,8 @@
         </w:numPr>
       </w:pPr>
       <w:r>
-        <w:t xml:space="preserve">Générer le </w:t>
-      </w:r>
-      <w:proofErr w:type="spellStart"/>
-      <w:r>
-        <w:t>DocX</w:t>
-      </w:r>
-      <w:proofErr w:type="spellEnd"/>
+        <w:t>Générer le DocX</w:t>
+      </w:r>
     </w:p>
     <w:p/>
     <w:p>
@@ -13801,15 +13271,7 @@
         </w:numPr>
       </w:pPr>
       <w:r>
-        <w:t xml:space="preserve"> </w:t>
-      </w:r>
-      <w:proofErr w:type="gramStart"/>
-      <w:r>
-        <w:t>la</w:t>
-      </w:r>
-      <w:proofErr w:type="gramEnd"/>
-      <w:r>
-        <w:t xml:space="preserve"> version d’origine, le nom de la nouvelle version, </w:t>
+        <w:t xml:space="preserve"> la version d’origine, le nom de la nouvelle version, </w:t>
       </w:r>
     </w:p>
     <w:p>
@@ -13927,13 +13389,13 @@
       <w:pPr>
         <w:pStyle w:val="Titre2"/>
       </w:pPr>
-      <w:bookmarkStart w:id="49" w:name="_Toc222495415"/>
-      <w:bookmarkStart w:id="50" w:name="_Toc223622036"/>
+      <w:bookmarkStart w:id="50" w:name="_Toc222495415"/>
+      <w:bookmarkStart w:id="51" w:name="_Toc223622036"/>
       <w:r>
         <w:t>Business</w:t>
       </w:r>
-      <w:bookmarkEnd w:id="49"/>
       <w:bookmarkEnd w:id="50"/>
+      <w:bookmarkEnd w:id="51"/>
     </w:p>
     <w:p/>
     <w:p/>
@@ -13941,13 +13403,13 @@
       <w:pPr>
         <w:pStyle w:val="Titre2"/>
       </w:pPr>
-      <w:bookmarkStart w:id="51" w:name="_Toc222495416"/>
-      <w:bookmarkStart w:id="52" w:name="_Toc223622037"/>
+      <w:bookmarkStart w:id="52" w:name="_Toc222495416"/>
+      <w:bookmarkStart w:id="53" w:name="_Toc223622037"/>
       <w:r>
         <w:t>Financier</w:t>
       </w:r>
-      <w:bookmarkEnd w:id="51"/>
       <w:bookmarkEnd w:id="52"/>
+      <w:bookmarkEnd w:id="53"/>
     </w:p>
     <w:p/>
     <w:p/>
@@ -13955,13 +13417,13 @@
       <w:pPr>
         <w:pStyle w:val="Titre2"/>
       </w:pPr>
-      <w:bookmarkStart w:id="53" w:name="_Toc222495417"/>
-      <w:bookmarkStart w:id="54" w:name="_Toc223622038"/>
+      <w:bookmarkStart w:id="54" w:name="_Toc222495417"/>
+      <w:bookmarkStart w:id="55" w:name="_Toc223622038"/>
       <w:r>
         <w:t>RH</w:t>
       </w:r>
-      <w:bookmarkEnd w:id="53"/>
       <w:bookmarkEnd w:id="54"/>
+      <w:bookmarkEnd w:id="55"/>
     </w:p>
     <w:p/>
     <w:sectPr>
